--- a/docs/appendices/Consolidatore/Consolidatore-Integrazione_sistemi_Postalizzazione_e_Recapito.docx
+++ b/docs/appendices/Consolidatore/Consolidatore-Integrazione_sistemi_Postalizzazione_e_Recapito.docx
@@ -2378,19 +2378,11 @@
                 <w:rFonts w:ascii="Century Gothic" w:hAnsi="Century Gothic" w:cs="Arial"/>
               </w:rPr>
             </w:pPr>
-            <w:proofErr w:type="spellStart"/>
             <w:r>
               <w:rPr>
                 <w:rFonts w:ascii="Century Gothic" w:hAnsi="Century Gothic" w:cs="Arial"/>
               </w:rPr>
-              <w:t>Infrastructure</w:t>
-            </w:r>
-            <w:proofErr w:type="spellEnd"/>
-            <w:r>
-              <w:rPr>
-                <w:rFonts w:ascii="Century Gothic" w:hAnsi="Century Gothic" w:cs="Arial"/>
-              </w:rPr>
-              <w:t xml:space="preserve"> and Architecture</w:t>
+              <w:t>Infrastructure and Architecture</w:t>
             </w:r>
           </w:p>
         </w:tc>
@@ -2914,16 +2906,8 @@
               <w:rPr>
                 <w:rFonts w:ascii="Century Gothic" w:hAnsi="Century Gothic"/>
               </w:rPr>
-              <w:t xml:space="preserve">Sistema </w:t>
-            </w:r>
-            <w:proofErr w:type="spellStart"/>
-            <w:r>
-              <w:rPr>
-                <w:rFonts w:ascii="Century Gothic" w:hAnsi="Century Gothic"/>
-              </w:rPr>
-              <w:t>Formatting</w:t>
-            </w:r>
-            <w:proofErr w:type="spellEnd"/>
+              <w:t>Sistema Formatting</w:t>
+            </w:r>
           </w:p>
         </w:tc>
       </w:tr>
@@ -3108,12 +3092,6 @@
               <w:rPr>
                 <w:rFonts w:cs="Arial"/>
               </w:rPr>
-              <w:t>Po</w:t>
-            </w:r>
-            <w:r>
-              <w:rPr>
-                <w:rFonts w:cs="Arial"/>
-              </w:rPr>
               <w:t>R.08</w:t>
             </w:r>
           </w:p>
@@ -3151,21 +3129,7 @@
               <w:rPr>
                 <w:rFonts w:cs="Arial"/>
               </w:rPr>
-              <w:t>PAGOPA-</w:t>
-            </w:r>
-            <w:proofErr w:type="spellStart"/>
-            <w:r>
-              <w:rPr>
-                <w:rFonts w:cs="Arial"/>
-              </w:rPr>
-              <w:t>CONSOLIDATORE_Anagrafica</w:t>
-            </w:r>
-            <w:proofErr w:type="spellEnd"/>
-            <w:r>
-              <w:rPr>
-                <w:rFonts w:cs="Arial"/>
-              </w:rPr>
-              <w:t xml:space="preserve"> Stati_v2.2</w:t>
+              <w:t>PAGOPA-CONSOLIDATORE_Anagrafica Stati_v2.2</w:t>
             </w:r>
             <w:r>
               <w:rPr>
@@ -3196,14 +3160,7 @@
                 <w:noProof/>
                 <w:lang w:val="en-US"/>
               </w:rPr>
-            </w:r>
-            <w:r>
-              <w:rPr>
-                <w:rFonts w:cs="Arial"/>
-                <w:noProof/>
-                <w:lang w:val="en-US"/>
-              </w:rPr>
-              <w:object w:dxaOrig="940" w:dyaOrig="600" w14:anchorId="58C8A666">
+              <w:object w:dxaOrig="940" w:dyaOrig="600" w14:anchorId="1ECB5854">
                 <v:shapetype id="_x0000_t75" coordsize="21600,21600" o:spt="75" o:preferrelative="t" path="m@4@5l@4@11@9@11@9@5xe" filled="f" stroked="f">
                   <v:stroke joinstyle="miter"/>
                   <v:formulas>
@@ -3223,10 +3180,10 @@
                   <v:path o:extrusionok="f" gradientshapeok="t" o:connecttype="rect"/>
                   <o:lock v:ext="edit" aspectratio="t"/>
                 </v:shapetype>
-                <v:shape id="_x0000_i1030" type="#_x0000_t75" alt="" style="width:46.95pt;height:30.05pt;mso-width-percent:0;mso-height-percent:0;mso-width-percent:0;mso-height-percent:0" o:ole="">
+                <v:shape id="_x0000_i1028" type="#_x0000_t75" alt="" style="width:47.2pt;height:30.05pt;mso-width-percent:0;mso-height-percent:0;mso-width-percent:0;mso-height-percent:0" o:ole="">
                   <v:imagedata r:id="rId11" o:title=""/>
                 </v:shape>
-                <o:OLEObject Type="Embed" ProgID="Excel.Sheet.12" ShapeID="_x0000_i1030" DrawAspect="Icon" ObjectID="_1821328037" r:id="rId12"/>
+                <o:OLEObject Type="Embed" ProgID="Excel.Sheet.12" ShapeID="_x0000_i1028" DrawAspect="Icon" ObjectID="_1822021861" r:id="rId12"/>
               </w:object>
             </w:r>
           </w:p>
@@ -3367,15 +3324,7 @@
     <w:p/>
     <w:p>
       <w:r>
-        <w:t xml:space="preserve">Il documento ha lo scopo di descrivere l’interazione tra i vari moduli utilizzati per l’integrazione tra Piattaforma Notifiche, Consolidatore e </w:t>
-      </w:r>
-      <w:proofErr w:type="spellStart"/>
-      <w:r>
-        <w:t>Recapitisti</w:t>
-      </w:r>
-      <w:proofErr w:type="spellEnd"/>
-      <w:r>
-        <w:t>, riportando</w:t>
+        <w:t>Il documento ha lo scopo di descrivere l’interazione tra i vari moduli utilizzati per l’integrazione tra Piattaforma Notifiche, Consolidatore e Recapitisti, riportando</w:t>
       </w:r>
       <w:r>
         <w:t>ne</w:t>
@@ -3560,15 +3509,7 @@
         <w:t>Notifiche</w:t>
       </w:r>
       <w:r>
-        <w:t xml:space="preserve"> (</w:t>
-      </w:r>
-      <w:proofErr w:type="spellStart"/>
-      <w:r>
-        <w:t>External</w:t>
-      </w:r>
-      <w:proofErr w:type="spellEnd"/>
-      <w:r>
-        <w:t xml:space="preserve"> Channel)</w:t>
+        <w:t xml:space="preserve"> (External Channel)</w:t>
       </w:r>
       <w:r>
         <w:t xml:space="preserve">. Il processo prevede </w:t>
@@ -3601,15 +3542,7 @@
         <w:t>.</w:t>
       </w:r>
       <w:r>
-        <w:t xml:space="preserve"> </w:t>
-      </w:r>
-      <w:proofErr w:type="gramStart"/>
-      <w:r>
-        <w:t>E’</w:t>
-      </w:r>
-      <w:proofErr w:type="gramEnd"/>
-      <w:r>
-        <w:t xml:space="preserve"> </w:t>
+        <w:t xml:space="preserve"> E’ </w:t>
       </w:r>
       <w:r>
         <w:t>articolato in diverse fasi gestite da sistemi di diverse organizzazioni e include a</w:t>
@@ -3713,13 +3646,8 @@
       <w:pPr>
         <w:pStyle w:val="Rientro2"/>
       </w:pPr>
-      <w:proofErr w:type="spellStart"/>
-      <w:r>
-        <w:t>Formatting</w:t>
-      </w:r>
-      <w:proofErr w:type="spellEnd"/>
-      <w:r>
-        <w:t>;</w:t>
+      <w:r>
+        <w:t>Formatting;</w:t>
       </w:r>
     </w:p>
     <w:p>
@@ -3799,13 +3727,8 @@
       <w:pPr>
         <w:pStyle w:val="Rientro1"/>
       </w:pPr>
-      <w:proofErr w:type="spellStart"/>
-      <w:r>
-        <w:t>Recapitisti</w:t>
-      </w:r>
-      <w:proofErr w:type="spellEnd"/>
-      <w:r>
-        <w:t>;</w:t>
+      <w:r>
+        <w:t>Recapitisti;</w:t>
       </w:r>
     </w:p>
     <w:p>
@@ -4067,15 +3990,7 @@
         <w:t>la</w:t>
       </w:r>
       <w:r>
-        <w:t xml:space="preserve"> </w:t>
-      </w:r>
-      <w:proofErr w:type="spellStart"/>
-      <w:r>
-        <w:t>response</w:t>
-      </w:r>
-      <w:proofErr w:type="spellEnd"/>
-      <w:r>
-        <w:t xml:space="preserve"> dell’</w:t>
+        <w:t xml:space="preserve"> response dell’</w:t>
       </w:r>
       <w:r>
         <w:t>IFA (1).</w:t>
@@ -4098,13 +4013,8 @@
         <w:t>CON999</w:t>
       </w:r>
       <w:r>
-        <w:t xml:space="preserve"> nella </w:t>
-      </w:r>
-      <w:proofErr w:type="spellStart"/>
-      <w:r>
-        <w:t>response</w:t>
-      </w:r>
-      <w:proofErr w:type="spellEnd"/>
+        <w:t xml:space="preserve"> nella response</w:t>
+      </w:r>
       <w:r>
         <w:t xml:space="preserve"> a PN è</w:t>
       </w:r>
@@ -4121,15 +4031,7 @@
     <w:p/>
     <w:p>
       <w:r>
-        <w:t xml:space="preserve">La </w:t>
-      </w:r>
-      <w:proofErr w:type="spellStart"/>
-      <w:r>
-        <w:t>response</w:t>
-      </w:r>
-      <w:proofErr w:type="spellEnd"/>
-      <w:r>
-        <w:t xml:space="preserve"> prevede gli esiti riportati nella tabella che segue.</w:t>
+        <w:t>La response prevede gli esiti riportati nella tabella che segue.</w:t>
       </w:r>
     </w:p>
     <w:p/>
@@ -4270,13 +4172,8 @@
             <w:tcW w:w="7364" w:type="dxa"/>
           </w:tcPr>
           <w:p>
-            <w:proofErr w:type="spellStart"/>
-            <w:r>
-              <w:t>requestId</w:t>
-            </w:r>
-            <w:proofErr w:type="spellEnd"/>
-            <w:r>
-              <w:t xml:space="preserve"> mai ricevuto</w:t>
+            <w:r>
+              <w:t>requestId mai ricevuto</w:t>
             </w:r>
           </w:p>
         </w:tc>
@@ -4297,13 +4194,8 @@
             <w:tcW w:w="7364" w:type="dxa"/>
           </w:tcPr>
           <w:p>
-            <w:proofErr w:type="spellStart"/>
-            <w:r>
-              <w:t>requestId</w:t>
-            </w:r>
-            <w:proofErr w:type="spellEnd"/>
-            <w:r>
-              <w:t xml:space="preserve"> già utilizzato</w:t>
+            <w:r>
+              <w:t>requestId già utilizzato</w:t>
             </w:r>
           </w:p>
         </w:tc>
@@ -4349,15 +4241,7 @@
         <w:t>CON001</w:t>
       </w:r>
       <w:r>
-        <w:t xml:space="preserve">, nella </w:t>
-      </w:r>
-      <w:proofErr w:type="spellStart"/>
-      <w:r>
-        <w:t>response</w:t>
-      </w:r>
-      <w:proofErr w:type="spellEnd"/>
-      <w:r>
-        <w:t xml:space="preserve"> 200.00</w:t>
+        <w:t>, nella response 200.00</w:t>
       </w:r>
       <w:r>
         <w:t>)</w:t>
@@ -4545,31 +4429,7 @@
         </w:rPr>
       </w:pPr>
       <w:r>
-        <w:t xml:space="preserve">Entità che corrisponde ad Aree Geografiche di recapito per le diverse tipologie di Prodotto. Il rapporto tra </w:t>
-      </w:r>
-      <w:proofErr w:type="spellStart"/>
-      <w:r>
-        <w:t>Recapitisti</w:t>
-      </w:r>
-      <w:proofErr w:type="spellEnd"/>
-      <w:r>
-        <w:t xml:space="preserve"> e Lotti è di tipo </w:t>
-      </w:r>
-      <w:proofErr w:type="gramStart"/>
-      <w:r>
-        <w:t>1:n</w:t>
-      </w:r>
-      <w:proofErr w:type="gramEnd"/>
-      <w:r>
-        <w:t xml:space="preserve">, ovvero che un </w:t>
-      </w:r>
-      <w:proofErr w:type="spellStart"/>
-      <w:r>
-        <w:t>Recapitista</w:t>
-      </w:r>
-      <w:proofErr w:type="spellEnd"/>
-      <w:r>
-        <w:t xml:space="preserve"> potrebbe aggiudicarsi più di un lotto. Ovviamente l’aggiudicazione è esclusiva. </w:t>
+        <w:t xml:space="preserve">Entità che corrisponde ad Aree Geografiche di recapito per le diverse tipologie di Prodotto. Il rapporto tra Recapitisti e Lotti è di tipo 1:n, ovvero che un Recapitista potrebbe aggiudicarsi più di un lotto. Ovviamente l’aggiudicazione è esclusiva. </w:t>
       </w:r>
     </w:p>
     <w:p>
@@ -4634,15 +4494,7 @@
         </w:rPr>
       </w:pPr>
       <w:r>
-        <w:t xml:space="preserve">Rappresenta il sotto insieme del LOTTO_DI_RECAPITO per una diversa assegnazione dei Codici (omologazione/range/tripletta). Nel set di campi da inviare a </w:t>
-      </w:r>
-      <w:proofErr w:type="spellStart"/>
-      <w:r>
-        <w:t>Formatting</w:t>
-      </w:r>
-      <w:proofErr w:type="spellEnd"/>
-      <w:r>
-        <w:t xml:space="preserve"> è presente</w:t>
+        <w:t>Rappresenta il sotto insieme del LOTTO_DI_RECAPITO per una diversa assegnazione dei Codici (omologazione/range/tripletta). Nel set di campi da inviare a Formatting è presente</w:t>
       </w:r>
       <w:r>
         <w:t xml:space="preserve"> anche questo per consentire di richiedere a “Erogatore Codici” il relativo RANGE.</w:t>
@@ -4726,13 +4578,8 @@
       <w:r>
         <w:t xml:space="preserve">destinato a eseguire la stampa e il </w:t>
       </w:r>
-      <w:proofErr w:type="spellStart"/>
-      <w:r>
-        <w:t>Recapitista</w:t>
-      </w:r>
-      <w:proofErr w:type="spellEnd"/>
-      <w:r>
-        <w:t xml:space="preserve"> </w:t>
+      <w:r>
+        <w:t xml:space="preserve">Recapitista </w:t>
       </w:r>
       <w:r>
         <w:t>che ne</w:t>
@@ -4817,23 +4664,7 @@
                 <w:i/>
                 <w:iCs/>
               </w:rPr>
-              <w:t xml:space="preserve">I campi AR inseriti nel pacchetto “Flusso di Notifiche” sono quelli registrati nel database dell’Orchestratore poiché le buste/cartoline di ritorno devono pervenire ai diversi centri DEMAT indicati dai </w:t>
-            </w:r>
-            <w:proofErr w:type="spellStart"/>
-            <w:r>
-              <w:rPr>
-                <w:i/>
-                <w:iCs/>
-              </w:rPr>
-              <w:t>Recapitisti</w:t>
-            </w:r>
-            <w:proofErr w:type="spellEnd"/>
-            <w:r>
-              <w:rPr>
-                <w:i/>
-                <w:iCs/>
-              </w:rPr>
-              <w:t>.</w:t>
+              <w:t>I campi AR inseriti nel pacchetto “Flusso di Notifiche” sono quelli registrati nel database dell’Orchestratore poiché le buste/cartoline di ritorno devono pervenire ai diversi centri DEMAT indicati dai Recapitisti.</w:t>
             </w:r>
           </w:p>
           <w:p>
@@ -5011,26 +4842,13 @@
         <w:t xml:space="preserve">) </w:t>
       </w:r>
       <w:r>
-        <w:t xml:space="preserve">al sistema </w:t>
-      </w:r>
-      <w:proofErr w:type="spellStart"/>
-      <w:r>
-        <w:t>Formatting</w:t>
-      </w:r>
-      <w:proofErr w:type="spellEnd"/>
-      <w:r>
-        <w:t xml:space="preserve"> per ulteriori controlli.</w:t>
+        <w:t>al sistema Formatting per ulteriori controlli.</w:t>
       </w:r>
     </w:p>
     <w:p/>
     <w:p>
-      <w:proofErr w:type="spellStart"/>
-      <w:r>
-        <w:t>Formatting</w:t>
-      </w:r>
-      <w:proofErr w:type="spellEnd"/>
-      <w:r>
-        <w:t xml:space="preserve"> alla ricezione dei flussi provvede ad assolvere le seguenti mansioni:</w:t>
+      <w:r>
+        <w:t>Formatting alla ricezione dei flussi provvede ad assolvere le seguenti mansioni:</w:t>
       </w:r>
     </w:p>
     <w:p>
@@ -5044,15 +4862,7 @@
         <w:t>lo stato logico è CON996 e va riportato a PN</w:t>
       </w:r>
       <w:r>
-        <w:t xml:space="preserve">) notificandolo a Orchestratore tramite l’IFA (3srt) e rimuovendola dal “Flusso di Stampa” generato a valle che viene riconsegnato all’Orchestratore tramite IFA (4). Le comunicazioni tra </w:t>
-      </w:r>
-      <w:proofErr w:type="spellStart"/>
-      <w:r>
-        <w:t>Formatting</w:t>
-      </w:r>
-      <w:proofErr w:type="spellEnd"/>
-      <w:r>
-        <w:t xml:space="preserve"> e Mill Plus sono regolate dall’IFA (3a).</w:t>
+        <w:t>) notificandolo a Orchestratore tramite l’IFA (3srt) e rimuovendola dal “Flusso di Stampa” generato a valle che viene riconsegnato all’Orchestratore tramite IFA (4). Le comunicazioni tra Formatting e Mill Plus sono regolate dall’IFA (3a).</w:t>
       </w:r>
     </w:p>
     <w:p>
@@ -5065,23 +4875,7 @@
         <w:ind w:left="714"/>
       </w:pPr>
       <w:r>
-        <w:t xml:space="preserve">Nel caso in cui l’affido consista di due file “Notifica + Atto”, </w:t>
-      </w:r>
-      <w:proofErr w:type="spellStart"/>
-      <w:r>
-        <w:t>Formatting</w:t>
-      </w:r>
-      <w:proofErr w:type="spellEnd"/>
-      <w:r>
-        <w:t xml:space="preserve"> esegue la verifica di </w:t>
-      </w:r>
-      <w:proofErr w:type="spellStart"/>
-      <w:r>
-        <w:t>stampabilità</w:t>
-      </w:r>
-      <w:proofErr w:type="spellEnd"/>
-      <w:r>
-        <w:t xml:space="preserve"> di entrambi i file PDF ed in caso di mancata conformità da parte di almeno uno dei due file, pone la “notifica in “ko” (CON996) notificandolo a Orchestratore tramite l’IFA (3srt) e rimuovendola dal “Flusso di Stampa” generato a valle che viene riconsegnato all’Orchestratore tramite IFA (4). In caso di conformità ne esegue l’unione in un unico file PDF.</w:t>
+        <w:t>Nel caso in cui l’affido consista di due file “Notifica + Atto”, Formatting esegue la verifica di stampabilità di entrambi i file PDF ed in caso di mancata conformità da parte di almeno uno dei due file, pone la “notifica in “ko” (CON996) notificandolo a Orchestratore tramite l’IFA (3srt) e rimuovendola dal “Flusso di Stampa” generato a valle che viene riconsegnato all’Orchestratore tramite IFA (4). In caso di conformità ne esegue l’unione in un unico file PDF.</w:t>
       </w:r>
     </w:p>
     <w:p>
@@ -5089,45 +4883,13 @@
         <w:pStyle w:val="Rientro1"/>
       </w:pPr>
       <w:r>
-        <w:t xml:space="preserve">Esegue l’assegnazione del Codice Univoco Comunicazione ad ognuna delle “Notifiche” incluse nel flusso che hanno superato il controllo di </w:t>
-      </w:r>
-      <w:proofErr w:type="spellStart"/>
-      <w:r>
-        <w:t>stampabilità</w:t>
-      </w:r>
-      <w:proofErr w:type="spellEnd"/>
-      <w:r>
-        <w:t xml:space="preserve"> dei PDF. Tale compito viene eseguito tramite l’ausilio di un servizio denominato “Erogatore Codici”. </w:t>
-      </w:r>
-      <w:proofErr w:type="spellStart"/>
-      <w:r>
-        <w:t>Formatting</w:t>
-      </w:r>
-      <w:proofErr w:type="spellEnd"/>
-      <w:r>
-        <w:t xml:space="preserve"> per ogni flusso di notifiche ricevuto provvede a eseguire richiesta verso “Erogatore Codici” delle comunicazioni incluse nel flusso. Non esegue richieste di un insieme di codici preventiva. Le comunicazioni tra </w:t>
-      </w:r>
-      <w:proofErr w:type="spellStart"/>
-      <w:r>
-        <w:t>Formatting</w:t>
-      </w:r>
-      <w:proofErr w:type="spellEnd"/>
-      <w:r>
-        <w:t xml:space="preserve"> e l’Erogatore Codici sono regolate dall’IFA (3b).</w:t>
+        <w:t>Esegue l’assegnazione del Codice Univoco Comunicazione ad ognuna delle “Notifiche” incluse nel flusso che hanno superato il controllo di stampabilità dei PDF. Tale compito viene eseguito tramite l’ausilio di un servizio denominato “Erogatore Codici”. Formatting per ogni flusso di notifiche ricevuto provvede a eseguire richiesta verso “Erogatore Codici” delle comunicazioni incluse nel flusso. Non esegue richieste di un insieme di codici preventiva. Le comunicazioni tra Formatting e l’Erogatore Codici sono regolate dall’IFA (3b).</w:t>
       </w:r>
     </w:p>
     <w:p/>
     <w:p>
       <w:r>
-        <w:t xml:space="preserve">Una volta assolto ai compiti riportati in precedenza, </w:t>
-      </w:r>
-      <w:proofErr w:type="spellStart"/>
-      <w:r>
-        <w:t>Formatting</w:t>
-      </w:r>
-      <w:proofErr w:type="spellEnd"/>
-      <w:r>
-        <w:t xml:space="preserve"> riconsegna a Orchestratore mediante l’IFA (4), una nuova aggregazione denominata “Flusso di Stampa”, che consiste in un “Pacchetto PDZ” che contiene le sole comunicazioni che hanno superato i controlli PDF (</w:t>
+        <w:t>Una volta assolto ai compiti riportati in precedenza, Formatting riconsegna a Orchestratore mediante l’IFA (4), una nuova aggregazione denominata “Flusso di Stampa”, che consiste in un “Pacchetto PDZ” che contiene le sole comunicazioni che hanno superato i controlli PDF (</w:t>
       </w:r>
       <w:r>
         <w:t xml:space="preserve">lo stato logico è CON004 e </w:t>
@@ -5152,15 +4914,7 @@
     <w:p/>
     <w:p>
       <w:r>
-        <w:t xml:space="preserve">Orchestratore tramite IFA (4) acquisisce da </w:t>
-      </w:r>
-      <w:proofErr w:type="spellStart"/>
-      <w:r>
-        <w:t>Formatting</w:t>
-      </w:r>
-      <w:proofErr w:type="spellEnd"/>
-      <w:r>
-        <w:t xml:space="preserve"> ulteriori metadati della “Notifica” nei quali hanno particolare valenza i codici atto/raccomandata, con i quali arricchisce il set dei metadati del suo Database. Riceve inoltre il riferimento del file del “Flusso di Stampa” che sottomette al CGC (Stampatore) mediante l’IFA (5), ultimando la “fase logica” di Normalizzazione e iniziando quindi quella di Stampa (</w:t>
+        <w:t>Orchestratore tramite IFA (4) acquisisce da Formatting ulteriori metadati della “Notifica” nei quali hanno particolare valenza i codici atto/raccomandata, con i quali arricchisce il set dei metadati del suo Database. Riceve inoltre il riferimento del file del “Flusso di Stampa” che sottomette al CGC (Stampatore) mediante l’IFA (5), ultimando la “fase logica” di Normalizzazione e iniziando quindi quella di Stampa (</w:t>
       </w:r>
       <w:r>
         <w:t xml:space="preserve">lo stato logico è CON005 e </w:t>
@@ -5430,7 +5184,6 @@
           <w:numId w:val="32"/>
         </w:numPr>
       </w:pPr>
-      <w:proofErr w:type="spellStart"/>
       <w:r>
         <w:rPr>
           <w:b/>
@@ -5438,7 +5191,6 @@
         </w:rPr>
         <w:t>Accounted</w:t>
       </w:r>
-      <w:proofErr w:type="spellEnd"/>
       <w:r>
         <w:t xml:space="preserve"> (Accounting Eseguito) questo evento viene comunicato all’Orchestratore tramite IFA (6a) e non ha riferimenti aggregativi con il flusso di stampa. [</w:t>
       </w:r>
@@ -5516,16 +5268,11 @@
         <w:t>CON995</w:t>
       </w:r>
       <w:r>
-        <w:t xml:space="preserve"> e va riportato a PN. Implica il ko per tutte gli oggetti nel flusso di </w:t>
-      </w:r>
-      <w:proofErr w:type="gramStart"/>
-      <w:r>
-        <w:t xml:space="preserve">Stampa </w:t>
+        <w:t xml:space="preserve"> e va riportato a PN. Implica il ko per tutte gli oggetti nel flusso di Stampa </w:t>
       </w:r>
       <w:r>
         <w:t>]</w:t>
       </w:r>
-      <w:proofErr w:type="gramEnd"/>
     </w:p>
     <w:p>
       <w:pPr>
@@ -5602,32 +5349,14 @@
       <w:r>
         <w:t>“</w:t>
       </w:r>
-      <w:proofErr w:type="spellStart"/>
       <w:r>
         <w:t>Accounted</w:t>
       </w:r>
-      <w:proofErr w:type="spellEnd"/>
       <w:r>
         <w:t>”</w:t>
       </w:r>
       <w:r>
-        <w:t xml:space="preserve"> viene generato da processi collaterali del Centro di Stampa e sicuramente viene inviato dopo la completa gestione di fasi successive (Invio DU e relativa Accettazione da parte del </w:t>
-      </w:r>
-      <w:proofErr w:type="spellStart"/>
-      <w:r>
-        <w:t>Recapitista</w:t>
-      </w:r>
-      <w:proofErr w:type="spellEnd"/>
-      <w:r>
-        <w:t xml:space="preserve">). </w:t>
-      </w:r>
-      <w:proofErr w:type="spellStart"/>
-      <w:r>
-        <w:t>Accounted</w:t>
-      </w:r>
-      <w:proofErr w:type="spellEnd"/>
-      <w:r>
-        <w:t xml:space="preserve"> viene comunicato da Stampatore a Orchestratore tramite l’ausilio dell’IFA (6a)</w:t>
+        <w:t xml:space="preserve"> viene generato da processi collaterali del Centro di Stampa e sicuramente viene inviato dopo la completa gestione di fasi successive (Invio DU e relativa Accettazione da parte del Recapitista). Accounted viene comunicato da Stampatore a Orchestratore tramite l’ausilio dell’IFA (6a)</w:t>
       </w:r>
       <w:r>
         <w:t>.</w:t>
@@ -5704,15 +5433,7 @@
     <w:p>
       <w:bookmarkStart w:id="13" w:name="_Hlk125740752"/>
       <w:r>
-        <w:t xml:space="preserve">L’imbustamento rappresenta il completamento della fase di stampa alla quale succede l’inizio di quella di postalizzazione e recapito con la generazione, da parte dello Stampatore, della distinta di “Postalizzazione Pronta” (DU). Tale documento consiste in un file CSV nel quale vengono riportati tutti i metadati, relativi ad ogni singola comunicazione, che risultano necessari al </w:t>
-      </w:r>
-      <w:proofErr w:type="spellStart"/>
-      <w:r>
-        <w:t>Recapitista</w:t>
-      </w:r>
-      <w:proofErr w:type="spellEnd"/>
-      <w:r>
-        <w:t xml:space="preserve"> per poter identificare e conseguentemente gestire il recapito delle comunicazioni.</w:t>
+        <w:t>L’imbustamento rappresenta il completamento della fase di stampa alla quale succede l’inizio di quella di postalizzazione e recapito con la generazione, da parte dello Stampatore, della distinta di “Postalizzazione Pronta” (DU). Tale documento consiste in un file CSV nel quale vengono riportati tutti i metadati, relativi ad ogni singola comunicazione, che risultano necessari al Recapitista per poter identificare e conseguentemente gestire il recapito delle comunicazioni.</w:t>
       </w:r>
     </w:p>
     <w:p>
@@ -5747,45 +5468,13 @@
     </w:p>
     <w:p>
       <w:r>
-        <w:t>L’Orchestratore “avvisato” da una chiamata REST, esegue il “</w:t>
-      </w:r>
-      <w:proofErr w:type="spellStart"/>
-      <w:r>
-        <w:t>parsing</w:t>
-      </w:r>
-      <w:proofErr w:type="spellEnd"/>
-      <w:r>
-        <w:t>” del file CSV ricevuto per identificare le comunicazioni</w:t>
-      </w:r>
-      <w:r>
-        <w:t xml:space="preserve"> inserite nella DU per tracciarne l’aggregazione con questa nuova entità (DU). Il “</w:t>
-      </w:r>
-      <w:proofErr w:type="spellStart"/>
-      <w:r>
-        <w:t>parsing</w:t>
-      </w:r>
-      <w:proofErr w:type="spellEnd"/>
-      <w:r>
-        <w:t>” prevede l’identificazione delle singole comunicazioni (Notifiche)</w:t>
-      </w:r>
-      <w:r>
-        <w:t xml:space="preserve">, tramite il valore di una delle colonne “Chiavi </w:t>
-      </w:r>
-      <w:proofErr w:type="spellStart"/>
-      <w:r>
-        <w:t>Spare</w:t>
-      </w:r>
-      <w:proofErr w:type="spellEnd"/>
-      <w:r>
-        <w:t xml:space="preserve">” che riporta l’identificativo </w:t>
-      </w:r>
-      <w:proofErr w:type="spellStart"/>
-      <w:r>
-        <w:t>RequestID</w:t>
-      </w:r>
-      <w:proofErr w:type="spellEnd"/>
-      <w:r>
-        <w:t xml:space="preserve"> ricevuto all’affido dalla PN e il codice raccomandata/atto (posto in prima colonna della DU).</w:t>
+        <w:t>L’Orchestratore “avvisato” da una chiamata REST, esegue il “parsing” del file CSV ricevuto per identificare le comunicazioni</w:t>
+      </w:r>
+      <w:r>
+        <w:t xml:space="preserve"> inserite nella DU per tracciarne l’aggregazione con questa nuova entità (DU). Il “parsing” prevede l’identificazione delle singole comunicazioni (Notifiche)</w:t>
+      </w:r>
+      <w:r>
+        <w:t>, tramite il valore di una delle colonne “Chiavi Spare” che riporta l’identificativo RequestID ricevuto all’affido dalla PN e il codice raccomandata/atto (posto in prima colonna della DU).</w:t>
       </w:r>
     </w:p>
     <w:p/>
@@ -5811,15 +5500,7 @@
         <w:t>A</w:t>
       </w:r>
       <w:r>
-        <w:t xml:space="preserve">l </w:t>
-      </w:r>
-      <w:proofErr w:type="spellStart"/>
-      <w:r>
-        <w:t>Recapitista</w:t>
-      </w:r>
-      <w:proofErr w:type="spellEnd"/>
-      <w:r>
-        <w:t xml:space="preserve"> </w:t>
+        <w:t xml:space="preserve">l Recapitista </w:t>
       </w:r>
       <w:r>
         <w:t>(</w:t>
@@ -5836,23 +5517,7 @@
         <w:pStyle w:val="Rientro1"/>
       </w:pPr>
       <w:r>
-        <w:t xml:space="preserve">A PN comunicando lo stato </w:t>
-      </w:r>
-      <w:proofErr w:type="gramStart"/>
-      <w:r>
-        <w:t>si</w:t>
-      </w:r>
-      <w:proofErr w:type="gramEnd"/>
-      <w:r>
-        <w:t xml:space="preserve"> DU inviata al </w:t>
-      </w:r>
-      <w:proofErr w:type="spellStart"/>
-      <w:r>
-        <w:t>Recapitista</w:t>
-      </w:r>
-      <w:proofErr w:type="spellEnd"/>
-      <w:r>
-        <w:t xml:space="preserve"> (CON010) e di Stampa Completata (CON080)</w:t>
+        <w:t>A PN comunicando lo stato si DU inviata al Recapitista (CON010) e di Stampa Completata (CON080)</w:t>
       </w:r>
     </w:p>
     <w:p>
@@ -5862,13 +5527,8 @@
       <w:r>
         <w:t xml:space="preserve">A </w:t>
       </w:r>
-      <w:proofErr w:type="spellStart"/>
-      <w:r>
-        <w:t>Formatting</w:t>
-      </w:r>
-      <w:proofErr w:type="spellEnd"/>
-      <w:r>
-        <w:t xml:space="preserve"> mediante IFA (7sig)</w:t>
+      <w:r>
+        <w:t>Formatting mediante IFA (7sig)</w:t>
       </w:r>
       <w:r>
         <w:t xml:space="preserve"> </w:t>
@@ -5887,15 +5547,7 @@
         <w:t xml:space="preserve"> va riportato a PN)</w:t>
       </w:r>
       <w:r>
-        <w:t xml:space="preserve">. </w:t>
-      </w:r>
-      <w:proofErr w:type="spellStart"/>
-      <w:r>
-        <w:t>Formatting</w:t>
-      </w:r>
-      <w:proofErr w:type="spellEnd"/>
-      <w:r>
-        <w:t xml:space="preserve"> appone il sigillo al file CSV che rappresenta la DU e conseguentemente lo ritorna all’Orchestratore </w:t>
+        <w:t xml:space="preserve">. Formatting appone il sigillo al file CSV che rappresenta la DU e conseguentemente lo ritorna all’Orchestratore </w:t>
       </w:r>
       <w:r>
         <w:t>(</w:t>
@@ -5938,15 +5590,7 @@
         <w:t xml:space="preserve">) </w:t>
       </w:r>
       <w:r>
-        <w:t xml:space="preserve">“DU consegnata al </w:t>
-      </w:r>
-      <w:proofErr w:type="spellStart"/>
-      <w:r>
-        <w:t>Recapitista</w:t>
-      </w:r>
-      <w:proofErr w:type="spellEnd"/>
-      <w:r>
-        <w:t xml:space="preserve">” IFA </w:t>
+        <w:t xml:space="preserve">“DU consegnata al Recapitista” IFA </w:t>
       </w:r>
       <w:r>
         <w:t>(</w:t>
@@ -5965,15 +5609,7 @@
         <w:t>,</w:t>
       </w:r>
       <w:r>
-        <w:t xml:space="preserve"> il </w:t>
-      </w:r>
-      <w:proofErr w:type="spellStart"/>
-      <w:r>
-        <w:t>Recapitista</w:t>
-      </w:r>
-      <w:proofErr w:type="spellEnd"/>
-      <w:r>
-        <w:t xml:space="preserve"> ne esegue il caricamento inviando l’esito di tale operazione a Orchestratore</w:t>
+        <w:t xml:space="preserve"> il Recapitista ne esegue il caricamento inviando l’esito di tale operazione a Orchestratore</w:t>
       </w:r>
       <w:r>
         <w:t xml:space="preserve"> in modalità asincrona tramite </w:t>
@@ -6027,15 +5663,7 @@
         <w:t>inoltra allo Stampatore</w:t>
       </w:r>
       <w:r>
-        <w:t xml:space="preserve"> tramite IFA(7rit) e a PN tramite </w:t>
-      </w:r>
-      <w:proofErr w:type="gramStart"/>
-      <w:r>
-        <w:t>IFA(</w:t>
-      </w:r>
-      <w:proofErr w:type="gramEnd"/>
-      <w:r>
-        <w:t>10a)</w:t>
+        <w:t xml:space="preserve"> tramite IFA(7rit) e a PN tramite IFA(10a)</w:t>
       </w:r>
       <w:r>
         <w:t>.</w:t>
@@ -6053,15 +5681,7 @@
         <w:t xml:space="preserve"> </w:t>
       </w:r>
       <w:r>
-        <w:t xml:space="preserve">deve prevedere la comunicazione verso PN e </w:t>
-      </w:r>
-      <w:proofErr w:type="spellStart"/>
-      <w:r>
-        <w:t>Recapitista</w:t>
-      </w:r>
-      <w:proofErr w:type="spellEnd"/>
-      <w:r>
-        <w:t xml:space="preserve"> dello stato “materialità pronta per il ritiro”</w:t>
+        <w:t>deve prevedere la comunicazione verso PN e Recapitista dello stato “materialità pronta per il ritiro”</w:t>
       </w:r>
       <w:r>
         <w:t xml:space="preserve"> (</w:t>
@@ -6170,15 +5790,7 @@
         <w:t xml:space="preserve"> e conseguente positivo caricamento nei suoi sistemi informativi</w:t>
       </w:r>
       <w:r>
-        <w:t xml:space="preserve">, il </w:t>
-      </w:r>
-      <w:proofErr w:type="spellStart"/>
-      <w:r>
-        <w:t>Recapitista</w:t>
-      </w:r>
-      <w:proofErr w:type="spellEnd"/>
-      <w:r>
-        <w:t xml:space="preserve"> predispone il ritiro della materialità (Buste) inviando un mezzo presso la sede dello Stampatore. Il ritiro fisico prevede la generazione di una Distinta di Pick-up</w:t>
+        <w:t>, il Recapitista predispone il ritiro della materialità (Buste) inviando un mezzo presso la sede dello Stampatore. Il ritiro fisico prevede la generazione di una Distinta di Pick-up</w:t>
       </w:r>
       <w:r>
         <w:t>,</w:t>
@@ -6213,15 +5825,7 @@
         <w:t>o</w:t>
       </w:r>
       <w:r>
-        <w:t xml:space="preserve"> (manualmente) dallo Stampatore e dal </w:t>
-      </w:r>
-      <w:proofErr w:type="spellStart"/>
-      <w:r>
-        <w:t>Recapitista</w:t>
-      </w:r>
-      <w:proofErr w:type="spellEnd"/>
-      <w:r>
-        <w:t>. Il documento deve quindi essere scansionato</w:t>
+        <w:t xml:space="preserve"> (manualmente) dallo Stampatore e dal Recapitista. Il documento deve quindi essere scansionato</w:t>
       </w:r>
       <w:r>
         <w:t xml:space="preserve"> dallo Stampatore</w:t>
@@ -6290,13 +5894,8 @@
       <w:r>
         <w:t xml:space="preserve">a </w:t>
       </w:r>
-      <w:proofErr w:type="spellStart"/>
-      <w:r>
-        <w:t>Formatting</w:t>
-      </w:r>
-      <w:proofErr w:type="spellEnd"/>
-      <w:r>
-        <w:t xml:space="preserve"> </w:t>
+      <w:r>
+        <w:t xml:space="preserve">Formatting </w:t>
       </w:r>
       <w:r>
         <w:t>(</w:t>
@@ -6324,18 +5923,10 @@
         <w:t>ap</w:t>
       </w:r>
       <w:r>
-        <w:t xml:space="preserve">porvi il sigillo. </w:t>
-      </w:r>
-      <w:proofErr w:type="spellStart"/>
-      <w:r>
-        <w:t>Format</w:t>
-      </w:r>
-      <w:r>
-        <w:t>ting</w:t>
-      </w:r>
-      <w:proofErr w:type="spellEnd"/>
-      <w:r>
-        <w:t xml:space="preserve"> riconsegna a Orchestratore il PDF firmato </w:t>
+        <w:t>porvi il sigillo. Format</w:t>
+      </w:r>
+      <w:r>
+        <w:t xml:space="preserve">ting riconsegna a Orchestratore il PDF firmato </w:t>
       </w:r>
       <w:r>
         <w:t>(</w:t>
@@ -6375,15 +5966,7 @@
         <w:t>.</w:t>
       </w:r>
       <w:r>
-        <w:t xml:space="preserve"> Non viene prevista comunicazione di tale documento verso il </w:t>
-      </w:r>
-      <w:proofErr w:type="spellStart"/>
-      <w:r>
-        <w:t>Recapitista</w:t>
-      </w:r>
-      <w:proofErr w:type="spellEnd"/>
-      <w:r>
-        <w:t xml:space="preserve"> poiché ne ha copia il trasportatore che ha eseguito il ritiro</w:t>
+        <w:t xml:space="preserve"> Non viene prevista comunicazione di tale documento verso il Recapitista poiché ne ha copia il trasportatore che ha eseguito il ritiro</w:t>
       </w:r>
       <w:r>
         <w:t>.</w:t>
@@ -6392,15 +5975,7 @@
     <w:p/>
     <w:p>
       <w:r>
-        <w:t xml:space="preserve">Il </w:t>
-      </w:r>
-      <w:proofErr w:type="spellStart"/>
-      <w:r>
-        <w:t>Recapitista</w:t>
-      </w:r>
-      <w:proofErr w:type="spellEnd"/>
-      <w:r>
-        <w:t xml:space="preserve"> ritornato in sede con la materialità ritirata dallo Stampatore</w:t>
+        <w:t>Il Recapitista ritornato in sede con la materialità ritirata dallo Stampatore</w:t>
       </w:r>
       <w:r>
         <w:t xml:space="preserve"> procede con l’accettazione delle singole </w:t>
@@ -6409,26 +5984,10 @@
         <w:t>DU facenti parte della Distinta Pick-up</w:t>
       </w:r>
       <w:r>
-        <w:t xml:space="preserve">. Al termine di questa fase della lavorazione, </w:t>
-      </w:r>
-      <w:proofErr w:type="spellStart"/>
-      <w:r>
-        <w:t>Recapitista</w:t>
-      </w:r>
-      <w:proofErr w:type="spellEnd"/>
-      <w:r>
-        <w:t xml:space="preserve"> genera una Distinta di Accettazione per ognuna delle Distinte DU incluse nella materialità ritirata, con lo scopo di </w:t>
-      </w:r>
-      <w:r>
-        <w:t xml:space="preserve">fornire evidenza di tale verifica allo Stampatore. </w:t>
-      </w:r>
-      <w:proofErr w:type="spellStart"/>
-      <w:r>
-        <w:t>Recapitista</w:t>
-      </w:r>
-      <w:proofErr w:type="spellEnd"/>
-      <w:r>
-        <w:t xml:space="preserve"> comunica la “Distinta di Accettazione” (</w:t>
+        <w:t xml:space="preserve">. Al termine di questa fase della lavorazione, Recapitista genera una Distinta di Accettazione per ognuna delle Distinte DU incluse nella materialità ritirata, con lo scopo di </w:t>
+      </w:r>
+      <w:r>
+        <w:t>fornire evidenza di tale verifica allo Stampatore. Recapitista comunica la “Distinta di Accettazione” (</w:t>
       </w:r>
       <w:r>
         <w:t xml:space="preserve">lo stato logico è CON991 </w:t>
@@ -6476,15 +6035,7 @@
         <w:t xml:space="preserve"> </w:t>
       </w:r>
       <w:r>
-        <w:t xml:space="preserve">e solo il PDF (già sigillato dal </w:t>
-      </w:r>
-      <w:proofErr w:type="spellStart"/>
-      <w:r>
-        <w:t>Recapitista</w:t>
-      </w:r>
-      <w:proofErr w:type="spellEnd"/>
-      <w:r>
-        <w:t>) a PN</w:t>
+        <w:t>e solo il PDF (già sigillato dal Recapitista) a PN</w:t>
       </w:r>
       <w:r>
         <w:t xml:space="preserve"> </w:t>
@@ -6536,21 +6087,8 @@
         </w:numPr>
         <w:ind w:left="1134"/>
       </w:pPr>
-      <w:proofErr w:type="spellStart"/>
-      <w:r>
-        <w:t>Recapitista</w:t>
-      </w:r>
-      <w:proofErr w:type="spellEnd"/>
-      <w:r>
-        <w:t xml:space="preserve"> </w:t>
-      </w:r>
-      <w:proofErr w:type="spellStart"/>
-      <w:r>
-        <w:t>Operation</w:t>
-      </w:r>
-      <w:proofErr w:type="spellEnd"/>
-      <w:r>
-        <w:t xml:space="preserve"> contatta </w:t>
+      <w:r>
+        <w:t xml:space="preserve">Recapitista Operation contatta </w:t>
       </w:r>
       <w:r>
         <w:t>lo Stampatore</w:t>
@@ -6568,21 +6106,8 @@
         </w:numPr>
         <w:ind w:left="1134"/>
       </w:pPr>
-      <w:proofErr w:type="spellStart"/>
-      <w:r>
-        <w:t>Recapitista</w:t>
-      </w:r>
-      <w:proofErr w:type="spellEnd"/>
-      <w:r>
-        <w:t xml:space="preserve"> </w:t>
-      </w:r>
-      <w:proofErr w:type="spellStart"/>
-      <w:r>
-        <w:t>Operation</w:t>
-      </w:r>
-      <w:proofErr w:type="spellEnd"/>
-      <w:r>
-        <w:t xml:space="preserve"> provvede a riconsegnare la materialità a Stampatore;</w:t>
+      <w:r>
+        <w:t>Recapitista Operation provvede a riconsegnare la materialità a Stampatore;</w:t>
       </w:r>
     </w:p>
     <w:p>
@@ -6614,15 +6139,7 @@
         <w:ind w:left="1134"/>
       </w:pPr>
       <w:r>
-        <w:t xml:space="preserve">Sanato il problema, Stampatore richiede via mail a </w:t>
-      </w:r>
-      <w:proofErr w:type="spellStart"/>
-      <w:r>
-        <w:t>Recapitista</w:t>
-      </w:r>
-      <w:proofErr w:type="spellEnd"/>
-      <w:r>
-        <w:t xml:space="preserve"> l’annullamento della DU inviata in precedenza;</w:t>
+        <w:t>Sanato il problema, Stampatore richiede via mail a Recapitista l’annullamento della DU inviata in precedenza;</w:t>
       </w:r>
     </w:p>
     <w:p>
@@ -6634,13 +6151,8 @@
         </w:numPr>
         <w:ind w:left="1134"/>
       </w:pPr>
-      <w:proofErr w:type="spellStart"/>
-      <w:r>
-        <w:t>Recapitista</w:t>
-      </w:r>
-      <w:proofErr w:type="spellEnd"/>
-      <w:r>
-        <w:t xml:space="preserve"> sempre via mail conferma a Stampatore l’avvenuta cancellazione della DU dai propri Sistemi Informativi;</w:t>
+      <w:r>
+        <w:t>Recapitista sempre via mail conferma a Stampatore l’avvenuta cancellazione della DU dai propri Sistemi Informativi;</w:t>
       </w:r>
     </w:p>
     <w:p>
@@ -6666,15 +6178,7 @@
         <w:ind w:left="1134"/>
       </w:pPr>
       <w:r>
-        <w:t xml:space="preserve">Orchestratore inoltra la DU a </w:t>
-      </w:r>
-      <w:proofErr w:type="spellStart"/>
-      <w:r>
-        <w:t>Recapitista</w:t>
-      </w:r>
-      <w:proofErr w:type="spellEnd"/>
-      <w:r>
-        <w:t>. Ne inoltra copia anche a PN (PAGOPA) dopo averla “Sigillata”;</w:t>
+        <w:t>Orchestratore inoltra la DU a Recapitista. Ne inoltra copia anche a PN (PAGOPA) dopo averla “Sigillata”;</w:t>
       </w:r>
     </w:p>
     <w:p>
@@ -6686,13 +6190,8 @@
         </w:numPr>
         <w:ind w:left="1134"/>
       </w:pPr>
-      <w:proofErr w:type="spellStart"/>
-      <w:r>
-        <w:t>Recapitista</w:t>
-      </w:r>
-      <w:proofErr w:type="spellEnd"/>
-      <w:r>
-        <w:t xml:space="preserve"> Invia a Orchestratore l’esito di caricamento;</w:t>
+      <w:r>
+        <w:t>Recapitista Invia a Orchestratore l’esito di caricamento;</w:t>
       </w:r>
     </w:p>
     <w:p>
@@ -6748,23 +6247,7 @@
         <w:pStyle w:val="ListParagraph"/>
       </w:pPr>
       <w:r>
-        <w:t xml:space="preserve">Tale fase viene avviata se quella delle “Verifiche Preliminari” ha dato esito positivo. </w:t>
-      </w:r>
-      <w:proofErr w:type="spellStart"/>
-      <w:r>
-        <w:t>Recapitista</w:t>
-      </w:r>
-      <w:proofErr w:type="spellEnd"/>
-      <w:r>
-        <w:t xml:space="preserve"> </w:t>
-      </w:r>
-      <w:proofErr w:type="spellStart"/>
-      <w:r>
-        <w:t>Operation</w:t>
-      </w:r>
-      <w:proofErr w:type="spellEnd"/>
-      <w:r>
-        <w:t xml:space="preserve"> da corso alla “FORNITURA” ovvero alle verifiche di dettaglio a campione. Tale fase di prevede quanto segue:</w:t>
+        <w:t>Tale fase viene avviata se quella delle “Verifiche Preliminari” ha dato esito positivo. Recapitista Operation da corso alla “FORNITURA” ovvero alle verifiche di dettaglio a campione. Tale fase di prevede quanto segue:</w:t>
       </w:r>
     </w:p>
     <w:p>
@@ -6777,15 +6260,7 @@
         <w:ind w:left="1134"/>
       </w:pPr>
       <w:r>
-        <w:t xml:space="preserve">In caso di esito positivo delle verifiche, </w:t>
-      </w:r>
-      <w:proofErr w:type="spellStart"/>
-      <w:r>
-        <w:t>Recapitista</w:t>
-      </w:r>
-      <w:proofErr w:type="spellEnd"/>
-      <w:r>
-        <w:t xml:space="preserve"> genera l’invio della “Distinta di Accettazione” con esito “OK” verso Orchestratore. Tale “Distinta di Accettazione” consiste in un file ZIP contenente la l’immagine PDF Firmata Elettronicamente e ulteriori file XML nei quali viene riportato l’esito OK. Orchestratore inoltra tutto il pacchetto ZIP verso Stampatore e il solo file PDF Firmato Elettronicamente a PN (P</w:t>
+        <w:t>In caso di esito positivo delle verifiche, Recapitista genera l’invio della “Distinta di Accettazione” con esito “OK” verso Orchestratore. Tale “Distinta di Accettazione” consiste in un file ZIP contenente la l’immagine PDF Firmata Elettronicamente e ulteriori file XML nei quali viene riportato l’esito OK. Orchestratore inoltra tutto il pacchetto ZIP verso Stampatore e il solo file PDF Firmato Elettronicamente a PN (P</w:t>
       </w:r>
       <w:r>
         <w:t>ago</w:t>
@@ -6804,41 +6279,42 @@
         <w:ind w:left="1134"/>
       </w:pPr>
       <w:r>
-        <w:t xml:space="preserve">In caso di esito negativo delle verifiche, </w:t>
-      </w:r>
-      <w:proofErr w:type="spellStart"/>
+        <w:t>In caso di esito negativo delle verifiche, Recapitista genera l’invio della “Distinta di Accettazione” con esito “KO” verso Orchestratore. Tale “Distinta di Accettazione” consiste in un file ZIP contenente la l’immagine PDF Firmata Elettronicamente e ulteriori file XML nei quali viene riportato l’esito OK. La generazione di una distinta di accettazione con esito KO prevede:</w:t>
+      </w:r>
+    </w:p>
+    <w:p>
+      <w:pPr>
+        <w:pStyle w:val="Rientro30"/>
+      </w:pPr>
+      <w:r>
+        <w:t>Recapitista appronta il ritorno della materialità (DU) verso lo Stampatore;</w:t>
+      </w:r>
+    </w:p>
+    <w:p>
+      <w:pPr>
+        <w:pStyle w:val="Rientro30"/>
+      </w:pPr>
       <w:r>
         <w:t>Recapitista</w:t>
       </w:r>
-      <w:proofErr w:type="spellEnd"/>
-      <w:r>
-        <w:t xml:space="preserve"> genera l’invio della “Distinta di Accettazione” con esito “KO” verso Orchestratore. Tale “Distinta di Accettazione” consiste in un file ZIP contenente la l’immagine PDF Firmata Elettronicamente e ulteriori file XML nei quali viene riportato l’esito OK. La generazione di una distinta di accettazione con esito KO prevede:</w:t>
+      <w:r>
+        <w:t xml:space="preserve"> annulla la DU relativa alla Distinta di Accettazione KO eliminandola dal suo DB;</w:t>
       </w:r>
     </w:p>
     <w:p>
       <w:pPr>
         <w:pStyle w:val="Rientro30"/>
       </w:pPr>
-      <w:proofErr w:type="spellStart"/>
-      <w:r>
-        <w:t>Recapitista</w:t>
-      </w:r>
-      <w:proofErr w:type="spellEnd"/>
-      <w:r>
-        <w:t xml:space="preserve"> appronta il ritorno della materialità (DU) verso lo Stampatore;</w:t>
+      <w:r>
+        <w:t>Orchestratore inoltra tutto il pacchetto ZIP verso Stampatore;</w:t>
       </w:r>
     </w:p>
     <w:p>
       <w:pPr>
         <w:pStyle w:val="Rientro30"/>
       </w:pPr>
-      <w:proofErr w:type="spellStart"/>
-      <w:r>
-        <w:t>Recapitista</w:t>
-      </w:r>
-      <w:proofErr w:type="spellEnd"/>
-      <w:r>
-        <w:t xml:space="preserve"> annulla la DU relativa alla Distinta di Accettazione KO eliminandola dal suo DB;</w:t>
+      <w:r>
+        <w:t>Stampatore elimina il problema riscontrato/segnalato dal Recapitista;</w:t>
       </w:r>
     </w:p>
     <w:p>
@@ -6846,7 +6322,13 @@
         <w:pStyle w:val="Rientro30"/>
       </w:pPr>
       <w:r>
-        <w:t>Orchestratore inoltra tutto il pacchetto ZIP verso Stampatore;</w:t>
+        <w:t xml:space="preserve">Stampatore genera una nuova DU </w:t>
+      </w:r>
+      <w:r>
+        <w:t xml:space="preserve">(con un nuovo codice di prenotazione) </w:t>
+      </w:r>
+      <w:r>
+        <w:t>per la materialità sanata e la invia a Orchestratore;</w:t>
       </w:r>
     </w:p>
     <w:p>
@@ -6854,15 +6336,13 @@
         <w:pStyle w:val="Rientro30"/>
       </w:pPr>
       <w:r>
-        <w:t xml:space="preserve">Stampatore elimina il problema riscontrato/segnalato dal </w:t>
-      </w:r>
-      <w:proofErr w:type="spellStart"/>
-      <w:r>
-        <w:t>Recapitista</w:t>
-      </w:r>
-      <w:proofErr w:type="spellEnd"/>
-      <w:r>
-        <w:t>;</w:t>
+        <w:t>Orchestratore inoltra la DU a Recapitista. Ne inoltra copia anche a PN (P</w:t>
+      </w:r>
+      <w:r>
+        <w:t>ago</w:t>
+      </w:r>
+      <w:r>
+        <w:t>PA) dopo averla “Sigillata”;</w:t>
       </w:r>
     </w:p>
     <w:p>
@@ -6870,13 +6350,7 @@
         <w:pStyle w:val="Rientro30"/>
       </w:pPr>
       <w:r>
-        <w:t xml:space="preserve">Stampatore genera una nuova DU </w:t>
-      </w:r>
-      <w:r>
-        <w:t xml:space="preserve">(con un nuovo codice di prenotazione) </w:t>
-      </w:r>
-      <w:r>
-        <w:t>per la materialità sanata e la invia a Orchestratore;</w:t>
+        <w:t>Recapitista Invia a Orchestratore l’esito di caricamento;</w:t>
       </w:r>
     </w:p>
     <w:p>
@@ -6884,34 +6358,15 @@
         <w:pStyle w:val="Rientro30"/>
       </w:pPr>
       <w:r>
-        <w:t xml:space="preserve">Orchestratore inoltra la DU a </w:t>
-      </w:r>
-      <w:proofErr w:type="spellStart"/>
-      <w:r>
-        <w:t>Recapitista</w:t>
-      </w:r>
-      <w:proofErr w:type="spellEnd"/>
-      <w:r>
-        <w:t>. Ne inoltra copia anche a PN (P</w:t>
-      </w:r>
-      <w:r>
-        <w:t>ago</w:t>
-      </w:r>
-      <w:r>
-        <w:t>PA) dopo averla “Sigillata”;</w:t>
+        <w:t>Orchestratore Invia l’esito di caricamento a Stampatore e a PN.</w:t>
       </w:r>
     </w:p>
     <w:p>
       <w:pPr>
         <w:pStyle w:val="Rientro30"/>
       </w:pPr>
-      <w:proofErr w:type="spellStart"/>
-      <w:r>
-        <w:t>Recapitista</w:t>
-      </w:r>
-      <w:proofErr w:type="spellEnd"/>
-      <w:r>
-        <w:t xml:space="preserve"> Invia a Orchestratore l’esito di caricamento;</w:t>
+      <w:r>
+        <w:t>Recapitista esegue PICKUP delle materialità;</w:t>
       </w:r>
     </w:p>
     <w:p>
@@ -6919,33 +6374,7 @@
         <w:pStyle w:val="Rientro30"/>
       </w:pPr>
       <w:r>
-        <w:t>Orchestratore Invia l’esito di caricamento a Stampatore e a PN.</w:t>
-      </w:r>
-    </w:p>
-    <w:p>
-      <w:pPr>
-        <w:pStyle w:val="Rientro30"/>
-      </w:pPr>
-      <w:proofErr w:type="spellStart"/>
-      <w:r>
-        <w:t>Recapitista</w:t>
-      </w:r>
-      <w:proofErr w:type="spellEnd"/>
-      <w:r>
-        <w:t xml:space="preserve"> esegue PICKUP delle materialità;</w:t>
-      </w:r>
-    </w:p>
-    <w:p>
-      <w:pPr>
-        <w:pStyle w:val="Rientro30"/>
-      </w:pPr>
-      <w:proofErr w:type="spellStart"/>
-      <w:r>
-        <w:t>Recapitista</w:t>
-      </w:r>
-      <w:proofErr w:type="spellEnd"/>
-      <w:r>
-        <w:t xml:space="preserve"> esegue nuovamente la fase di Accettazione.</w:t>
+        <w:t>Recapitista esegue nuovamente la fase di Accettazione.</w:t>
       </w:r>
     </w:p>
     <w:p/>
@@ -6954,15 +6383,7 @@
         <w:t xml:space="preserve">L’accettazione “positiva” della materialità </w:t>
       </w:r>
       <w:r>
-        <w:t xml:space="preserve">determina l’inizio della sottofase di Recapito nella quale il </w:t>
-      </w:r>
-      <w:proofErr w:type="spellStart"/>
-      <w:r>
-        <w:t>Recapitista</w:t>
-      </w:r>
-      <w:proofErr w:type="spellEnd"/>
-      <w:r>
-        <w:t xml:space="preserve"> esegue tutte le azioni necessarie affinché i porta lettere possano consegnare le comunicazioni ai diversi destinatari.</w:t>
+        <w:t>determina l’inizio della sottofase di Recapito nella quale il Recapitista esegue tutte le azioni necessarie affinché i porta lettere possano consegnare le comunicazioni ai diversi destinatari.</w:t>
       </w:r>
     </w:p>
     <w:p/>
@@ -7290,14 +6711,9 @@
       </w:r>
     </w:p>
     <w:p>
-      <w:proofErr w:type="spellStart"/>
       <w:r>
         <w:lastRenderedPageBreak/>
-        <w:t>Recapitista</w:t>
-      </w:r>
-      <w:proofErr w:type="spellEnd"/>
-      <w:r>
-        <w:t xml:space="preserve"> quindi procede alla fase di recapito ai destinatari delle comunicazioni mediante i Porta Lettere.</w:t>
+        <w:t>Recapitista quindi procede alla fase di recapito ai destinatari delle comunicazioni mediante i Porta Lettere.</w:t>
       </w:r>
     </w:p>
     <w:p>
@@ -7314,15 +6730,7 @@
         <w:t>, RIS</w:t>
       </w:r>
       <w:r>
-        <w:t xml:space="preserve">). </w:t>
-      </w:r>
-      <w:proofErr w:type="spellStart"/>
-      <w:r>
-        <w:t>Recapitista</w:t>
-      </w:r>
-      <w:proofErr w:type="spellEnd"/>
-      <w:r>
-        <w:t xml:space="preserve"> provvede quindi alla loro scansione per renderli nel formato digitale (PDF) </w:t>
+        <w:t xml:space="preserve">). Recapitista provvede quindi alla loro scansione per renderli nel formato digitale (PDF) </w:t>
       </w:r>
       <w:r>
         <w:t xml:space="preserve">e </w:t>
@@ -7536,13 +6944,8 @@
       <w:pPr>
         <w:pStyle w:val="Rientro2"/>
       </w:pPr>
-      <w:proofErr w:type="spellStart"/>
-      <w:r>
-        <w:t>Inesito</w:t>
-      </w:r>
-      <w:proofErr w:type="spellEnd"/>
-      <w:r>
-        <w:t xml:space="preserve"> </w:t>
+      <w:r>
+        <w:t xml:space="preserve">Inesito </w:t>
       </w:r>
       <w:r>
         <w:t>(</w:t>
@@ -7891,13 +7294,8 @@
       <w:pPr>
         <w:pStyle w:val="Rientro2"/>
       </w:pPr>
-      <w:proofErr w:type="spellStart"/>
-      <w:r>
-        <w:t>Inesito</w:t>
-      </w:r>
-      <w:proofErr w:type="spellEnd"/>
-      <w:r>
-        <w:t xml:space="preserve"> (</w:t>
+      <w:r>
+        <w:t>Inesito (</w:t>
       </w:r>
       <w:r>
         <w:rPr>
@@ -8303,15 +7701,7 @@
         <w:t xml:space="preserve"> i</w:t>
       </w:r>
       <w:r>
-        <w:t xml:space="preserve"> precedenti) che vengono inviati da </w:t>
-      </w:r>
-      <w:proofErr w:type="spellStart"/>
-      <w:r>
-        <w:t>Recapitista</w:t>
-      </w:r>
-      <w:proofErr w:type="spellEnd"/>
-      <w:r>
-        <w:t xml:space="preserve"> anche se reiterati con lo stesso stato. Questo in virtù dei diversi stati che il recapito potrebbe avere e d</w:t>
+        <w:t xml:space="preserve"> precedenti) che vengono inviati da Recapitista anche se reiterati con lo stesso stato. Questo in virtù dei diversi stati che il recapito potrebbe avere e d</w:t>
       </w:r>
       <w:r>
         <w:t>ella possibilità di ricevere un esito e successivamente lo stesso con l’immagine del ritorno</w:t>
@@ -8322,27 +7712,14 @@
     </w:p>
     <w:p/>
     <w:p>
-      <w:proofErr w:type="spellStart"/>
-      <w:r>
-        <w:t>Recapitista</w:t>
-      </w:r>
-      <w:proofErr w:type="spellEnd"/>
-      <w:r>
-        <w:t xml:space="preserve"> dopo avere eseguito la dematerializzazione dei documenti di esito, ha l’onere di archiviarli </w:t>
+      <w:r>
+        <w:t xml:space="preserve">Recapitista dopo avere eseguito la dematerializzazione dei documenti di esito, ha l’onere di archiviarli </w:t>
       </w:r>
       <w:r>
         <w:t xml:space="preserve">fisicamente </w:t>
       </w:r>
       <w:r>
-        <w:t xml:space="preserve">per il periodo concordato. Al completamento della fase di archiviazione, </w:t>
-      </w:r>
-      <w:proofErr w:type="spellStart"/>
-      <w:r>
-        <w:t>Recapitista</w:t>
-      </w:r>
-      <w:proofErr w:type="spellEnd"/>
-      <w:r>
-        <w:t xml:space="preserve"> aggiorna Orchestratore </w:t>
+        <w:t xml:space="preserve">per il periodo concordato. Al completamento della fase di archiviazione, Recapitista aggiorna Orchestratore </w:t>
       </w:r>
       <w:r>
         <w:t xml:space="preserve">(REC090) </w:t>
@@ -8353,15 +7730,7 @@
     </w:p>
     <w:p>
       <w:r>
-        <w:t xml:space="preserve">Riepilogando, nel comunicare gli esiti, </w:t>
-      </w:r>
-      <w:proofErr w:type="spellStart"/>
-      <w:r>
-        <w:t>Recapitista</w:t>
-      </w:r>
-      <w:proofErr w:type="spellEnd"/>
-      <w:r>
-        <w:t xml:space="preserve"> invia per ognuno dei documenti di esito i seguenti stati di lavorazione:</w:t>
+        <w:t>Riepilogando, nel comunicare gli esiti, Recapitista invia per ognuno dei documenti di esito i seguenti stati di lavorazione:</w:t>
       </w:r>
     </w:p>
     <w:p>
@@ -8465,15 +7834,7 @@
     </w:p>
     <w:p>
       <w:r>
-        <w:t xml:space="preserve">NOTA: in alcune circostanze l’esito al punto </w:t>
-      </w:r>
-      <w:proofErr w:type="gramStart"/>
-      <w:r>
-        <w:t>1a</w:t>
-      </w:r>
-      <w:proofErr w:type="gramEnd"/>
-      <w:r>
-        <w:t>. potrebbe non essere inviato e/o coincidere con quello al punto 1b.</w:t>
+        <w:t>NOTA: in alcune circostanze l’esito al punto 1a. potrebbe non essere inviato e/o coincidere con quello al punto 1b.</w:t>
       </w:r>
     </w:p>
     <w:p>
@@ -8484,15 +7845,7 @@
         <w:t>d</w:t>
       </w:r>
       <w:r>
-        <w:t xml:space="preserve">e un campo che consente al </w:t>
-      </w:r>
-      <w:proofErr w:type="spellStart"/>
-      <w:r>
-        <w:t>Recapitista</w:t>
-      </w:r>
-      <w:proofErr w:type="spellEnd"/>
-      <w:r>
-        <w:t xml:space="preserve"> di segnalare la chiusura del “fascicolo esiti”. Tale </w:t>
+        <w:t xml:space="preserve">e un campo che consente al Recapitista di segnalare la chiusura del “fascicolo esiti”. Tale </w:t>
       </w:r>
       <w:r>
         <w:lastRenderedPageBreak/>
@@ -8643,23 +7996,7 @@
         <w:t>Safe</w:t>
       </w:r>
       <w:r>
-        <w:t xml:space="preserve"> Storage deve prevedere diritti di </w:t>
-      </w:r>
-      <w:proofErr w:type="spellStart"/>
-      <w:r>
-        <w:t>read</w:t>
-      </w:r>
-      <w:proofErr w:type="spellEnd"/>
-      <w:r>
-        <w:t>/</w:t>
-      </w:r>
-      <w:proofErr w:type="spellStart"/>
-      <w:r>
-        <w:t>write</w:t>
-      </w:r>
-      <w:proofErr w:type="spellEnd"/>
-      <w:r>
-        <w:t xml:space="preserve"> per entrambi sistemi.</w:t>
+        <w:t xml:space="preserve"> Storage deve prevedere diritti di read/write per entrambi sistemi.</w:t>
       </w:r>
     </w:p>
     <w:p/>
@@ -8726,23 +8063,7 @@
       </w:r>
       <w:r>
         <w:lastRenderedPageBreak/>
-        <w:t xml:space="preserve">archivi in formato ZIP, all’elaborazione di </w:t>
-      </w:r>
-      <w:proofErr w:type="spellStart"/>
-      <w:r>
-        <w:t>Formatting</w:t>
-      </w:r>
-      <w:proofErr w:type="spellEnd"/>
-      <w:r>
-        <w:t xml:space="preserve"> contenenti un insieme aggregato di comunicazioni/richieste. L’IFA consiste nello scambio di file tramite Object Storage (AWS) e conseguente referenziazione tramite WS REST esposto da </w:t>
-      </w:r>
-      <w:proofErr w:type="spellStart"/>
-      <w:r>
-        <w:t>Formatting</w:t>
-      </w:r>
-      <w:proofErr w:type="spellEnd"/>
-      <w:r>
-        <w:t>.</w:t>
+        <w:t>archivi in formato ZIP, all’elaborazione di Formatting contenenti un insieme aggregato di comunicazioni/richieste. L’IFA consiste nello scambio di file tramite Object Storage (AWS) e conseguente referenziazione tramite WS REST esposto da Formatting.</w:t>
       </w:r>
     </w:p>
     <w:p/>
@@ -8757,23 +8078,7 @@
     </w:p>
     <w:p>
       <w:r>
-        <w:t xml:space="preserve">L’interfaccia consente a </w:t>
-      </w:r>
-      <w:proofErr w:type="spellStart"/>
-      <w:r>
-        <w:t>Formatting</w:t>
-      </w:r>
-      <w:proofErr w:type="spellEnd"/>
-      <w:r>
-        <w:t xml:space="preserve"> di comunicare all’Orchestratore gli scarti delle “Notifiche” che non hanno superato i controlli di </w:t>
-      </w:r>
-      <w:proofErr w:type="spellStart"/>
-      <w:r>
-        <w:t>stampabilità</w:t>
-      </w:r>
-      <w:proofErr w:type="spellEnd"/>
-      <w:r>
-        <w:t xml:space="preserve"> dei PDF L’IFA consiste nello scambio di file tramite </w:t>
+        <w:t xml:space="preserve">L’interfaccia consente a Formatting di comunicare all’Orchestratore gli scarti delle “Notifiche” che non hanno superato i controlli di stampabilità dei PDF L’IFA consiste nello scambio di file tramite </w:t>
       </w:r>
       <w:r>
         <w:t>Safe</w:t>
@@ -8801,23 +8106,7 @@
     </w:p>
     <w:p>
       <w:r>
-        <w:t xml:space="preserve">L’interfaccia consente a </w:t>
-      </w:r>
-      <w:proofErr w:type="spellStart"/>
-      <w:r>
-        <w:t>Formatting</w:t>
-      </w:r>
-      <w:proofErr w:type="spellEnd"/>
-      <w:r>
-        <w:t xml:space="preserve"> di riconsegnare all’Orchestratore il prodotto dell’elaborazione dei “Flussi di Notifiche”, producendo pacchetti PDZ (ZIP). L’IFA consiste in un WS REST esposto da Orchestratore al quale </w:t>
-      </w:r>
-      <w:proofErr w:type="spellStart"/>
-      <w:r>
-        <w:t>Formatting</w:t>
-      </w:r>
-      <w:proofErr w:type="spellEnd"/>
-      <w:r>
-        <w:t xml:space="preserve"> esegue chiamate (HTTPS) che contengono i metadati necessari alla gestione degli stati della elaborazione eseguita. La condivisione dei pacchetti PDZ avviene tramite condivisione su Object Storage (AWS).</w:t>
+        <w:t>L’interfaccia consente a Formatting di riconsegnare all’Orchestratore il prodotto dell’elaborazione dei “Flussi di Notifiche”, producendo pacchetti PDZ (ZIP). L’IFA consiste in un WS REST esposto da Orchestratore al quale Formatting esegue chiamate (HTTPS) che contengono i metadati necessari alla gestione degli stati della elaborazione eseguita. La condivisione dei pacchetti PDZ avviene tramite condivisione su Object Storage (AWS).</w:t>
       </w:r>
     </w:p>
     <w:p/>
@@ -8889,15 +8178,7 @@
     </w:p>
     <w:p>
       <w:r>
-        <w:t xml:space="preserve">L’interfaccia consente agli Stampatori di notificare all’Orchestratore lo stato di postalizzazione pronta fornendo la lista degli oggetti (DU) da inoltrare al </w:t>
-      </w:r>
-      <w:proofErr w:type="spellStart"/>
-      <w:r>
-        <w:t>Recapitista</w:t>
-      </w:r>
-      <w:proofErr w:type="spellEnd"/>
-      <w:r>
-        <w:t>. L’IFA consiste in WS REST esposto dall’Orchestratore e chiamato dagli Stampatori (HTTPS) tramite il quale vengono trasferiti i metadati necessari a referenziare i file CSV (DU). La condivisione dei file CSV (DU) avviene tramite condivisione su Object Storage (AWS).</w:t>
+        <w:t>L’interfaccia consente agli Stampatori di notificare all’Orchestratore lo stato di postalizzazione pronta fornendo la lista degli oggetti (DU) da inoltrare al Recapitista. L’IFA consiste in WS REST esposto dall’Orchestratore e chiamato dagli Stampatori (HTTPS) tramite il quale vengono trasferiti i metadati necessari a referenziare i file CSV (DU). La condivisione dei file CSV (DU) avviene tramite condivisione su Object Storage (AWS).</w:t>
       </w:r>
     </w:p>
     <w:p>
@@ -8919,31 +8200,7 @@
     </w:p>
     <w:p>
       <w:r>
-        <w:t xml:space="preserve">L’interfaccia consente all’Orchestratore di notificare lo stato di postalizzazione pronta al </w:t>
-      </w:r>
-      <w:proofErr w:type="spellStart"/>
-      <w:r>
-        <w:t>Recapitista</w:t>
-      </w:r>
-      <w:proofErr w:type="spellEnd"/>
-      <w:r>
-        <w:t xml:space="preserve"> (DU). L’IFA consiste in una procedura di trasferimento </w:t>
-      </w:r>
-      <w:proofErr w:type="spellStart"/>
-      <w:r>
-        <w:t>Axway</w:t>
-      </w:r>
-      <w:proofErr w:type="spellEnd"/>
-      <w:r>
-        <w:t xml:space="preserve"> per trasferire il file DU da Orchestratore a </w:t>
-      </w:r>
-      <w:proofErr w:type="spellStart"/>
-      <w:r>
-        <w:t>Recapitista</w:t>
-      </w:r>
-      <w:proofErr w:type="spellEnd"/>
-      <w:r>
-        <w:t>.</w:t>
+        <w:t>L’interfaccia consente all’Orchestratore di notificare lo stato di postalizzazione pronta al Recapitista (DU). L’IFA consiste in una procedura di trasferimento Axway per trasferire il file DU da Orchestratore a Recapitista.</w:t>
       </w:r>
     </w:p>
     <w:p>
@@ -8977,23 +8234,7 @@
         <w:t>Stampatore</w:t>
       </w:r>
       <w:r>
-        <w:t xml:space="preserve"> al sistema di </w:t>
-      </w:r>
-      <w:proofErr w:type="spellStart"/>
-      <w:r>
-        <w:t>Formatting</w:t>
-      </w:r>
-      <w:proofErr w:type="spellEnd"/>
-      <w:r>
-        <w:t xml:space="preserve"> per l’apposizione del Sigillo (Firma Elettronica). L’IFA consiste nello scambio di file tramite Object Storage (AWS) e conseguente referenziazione tramite WS REST esposto da </w:t>
-      </w:r>
-      <w:proofErr w:type="spellStart"/>
-      <w:r>
-        <w:t>Formatting</w:t>
-      </w:r>
-      <w:proofErr w:type="spellEnd"/>
-      <w:r>
-        <w:t>.</w:t>
+        <w:t xml:space="preserve"> al sistema di Formatting per l’apposizione del Sigillo (Firma Elettronica). L’IFA consiste nello scambio di file tramite Object Storage (AWS) e conseguente referenziazione tramite WS REST esposto da Formatting.</w:t>
       </w:r>
     </w:p>
     <w:p/>
@@ -9014,15 +8255,7 @@
     </w:p>
     <w:p>
       <w:r>
-        <w:t xml:space="preserve">L’interfaccia consente a </w:t>
-      </w:r>
-      <w:proofErr w:type="spellStart"/>
-      <w:r>
-        <w:t>Formatting</w:t>
-      </w:r>
-      <w:proofErr w:type="spellEnd"/>
-      <w:r>
-        <w:t xml:space="preserve"> di riconsegnare all’Orchestratore il PDF relativo alla “Distinta DU” a cui è stato apposto il sigillo. L’IFA consiste nello scambio di file tramite Object Storage (AWS) e conseguente referenziazione tramite WS REST esposto dall’Orchestratore.</w:t>
+        <w:t>L’interfaccia consente a Formatting di riconsegnare all’Orchestratore il PDF relativo alla “Distinta DU” a cui è stato apposto il sigillo. L’IFA consiste nello scambio di file tramite Object Storage (AWS) e conseguente referenziazione tramite WS REST esposto dall’Orchestratore.</w:t>
       </w:r>
     </w:p>
     <w:p>
@@ -9048,31 +8281,7 @@
     <w:p>
       <w:r>
         <w:lastRenderedPageBreak/>
-        <w:t xml:space="preserve">L’interfaccia consente al </w:t>
-      </w:r>
-      <w:proofErr w:type="spellStart"/>
-      <w:r>
-        <w:t>Recapitista</w:t>
-      </w:r>
-      <w:proofErr w:type="spellEnd"/>
-      <w:r>
-        <w:t xml:space="preserve"> di notificare lo stato di caricamento della DU all’Orchestratore. L’IFA consiste in una procedura di trasferimento </w:t>
-      </w:r>
-      <w:proofErr w:type="spellStart"/>
-      <w:r>
-        <w:t>Axway</w:t>
-      </w:r>
-      <w:proofErr w:type="spellEnd"/>
-      <w:r>
-        <w:t xml:space="preserve"> per ricevere l’esito di caricamento da parte del </w:t>
-      </w:r>
-      <w:proofErr w:type="spellStart"/>
-      <w:r>
-        <w:t>Recapitista</w:t>
-      </w:r>
-      <w:proofErr w:type="spellEnd"/>
-      <w:r>
-        <w:t>.</w:t>
+        <w:t>L’interfaccia consente al Recapitista di notificare lo stato di caricamento della DU all’Orchestratore. L’IFA consiste in una procedura di trasferimento Axway per ricevere l’esito di caricamento da parte del Recapitista.</w:t>
       </w:r>
     </w:p>
     <w:p/>
@@ -9087,15 +8296,7 @@
     </w:p>
     <w:p>
       <w:r>
-        <w:t xml:space="preserve">L’interfaccia consente all’Orchestratore di notificare agli Stampatori lo stato di caricamento postalizzazione pronta ricevuto da </w:t>
-      </w:r>
-      <w:proofErr w:type="spellStart"/>
-      <w:r>
-        <w:t>Recapitista</w:t>
-      </w:r>
-      <w:proofErr w:type="spellEnd"/>
-      <w:r>
-        <w:t>. L’IFA consiste nello scambio di file tramite Object Storage (AWS) e conseguente referenziazione tramite WS REST esposto da Stampatore.</w:t>
+        <w:t>L’interfaccia consente all’Orchestratore di notificare agli Stampatori lo stato di caricamento postalizzazione pronta ricevuto da Recapitista. L’IFA consiste nello scambio di file tramite Object Storage (AWS) e conseguente referenziazione tramite WS REST esposto da Stampatore.</w:t>
       </w:r>
     </w:p>
     <w:p>
@@ -9117,15 +8318,7 @@
     </w:p>
     <w:p>
       <w:r>
-        <w:t xml:space="preserve">L’interfaccia consente allo Stampatore di notificare all’Orchestratore la Distinta di </w:t>
-      </w:r>
-      <w:proofErr w:type="spellStart"/>
-      <w:r>
-        <w:t>Pick-UP</w:t>
-      </w:r>
-      <w:proofErr w:type="spellEnd"/>
-      <w:r>
-        <w:t xml:space="preserve"> (avvenuta acquisizione del materiale da recapitare). L’IFA consiste nello scambio di file tramite Object Storage (AWS) e conseguente referenziazione tramite WS REST esposto dall’Orchestratore. </w:t>
+        <w:t xml:space="preserve">L’interfaccia consente allo Stampatore di notificare all’Orchestratore la Distinta di Pick-UP (avvenuta acquisizione del materiale da recapitare). L’IFA consiste nello scambio di file tramite Object Storage (AWS) e conseguente referenziazione tramite WS REST esposto dall’Orchestratore. </w:t>
       </w:r>
     </w:p>
     <w:p/>
@@ -9146,23 +8339,7 @@
     </w:p>
     <w:p>
       <w:r>
-        <w:t xml:space="preserve">L’interfaccia consente all’Orchestratore di sottomettere la distinta di Pick-Up prodotta dallo Stampatore al sistema di </w:t>
-      </w:r>
-      <w:proofErr w:type="spellStart"/>
-      <w:r>
-        <w:t>Formatting</w:t>
-      </w:r>
-      <w:proofErr w:type="spellEnd"/>
-      <w:r>
-        <w:t xml:space="preserve"> per l’apposizione del Sigillo (Firma Elettronica). L’IFA consiste nello scambio di file tramite Object Storage (AWS) e conseguente referenziazione tramite WS REST esposto da </w:t>
-      </w:r>
-      <w:proofErr w:type="spellStart"/>
-      <w:r>
-        <w:t>Formatting</w:t>
-      </w:r>
-      <w:proofErr w:type="spellEnd"/>
-      <w:r>
-        <w:t>.</w:t>
+        <w:t>L’interfaccia consente all’Orchestratore di sottomettere la distinta di Pick-Up prodotta dallo Stampatore al sistema di Formatting per l’apposizione del Sigillo (Firma Elettronica). L’IFA consiste nello scambio di file tramite Object Storage (AWS) e conseguente referenziazione tramite WS REST esposto da Formatting.</w:t>
       </w:r>
     </w:p>
     <w:p/>
@@ -9183,15 +8360,7 @@
     </w:p>
     <w:p>
       <w:r>
-        <w:t xml:space="preserve">L’interfaccia consente a </w:t>
-      </w:r>
-      <w:proofErr w:type="spellStart"/>
-      <w:r>
-        <w:t>Formatting</w:t>
-      </w:r>
-      <w:proofErr w:type="spellEnd"/>
-      <w:r>
-        <w:t xml:space="preserve"> di riconsegnare all’Orchestratore il PDF relativo alla “Distinta di Pick-up” a cui è stato apposto il sigillo. L’IFA consiste nello scambio di file tramite Object Storage (AWS) e conseguente referenziazione tramite WS REST esposto dall’Orchestratore.</w:t>
+        <w:t>L’interfaccia consente a Formatting di riconsegnare all’Orchestratore il PDF relativo alla “Distinta di Pick-up” a cui è stato apposto il sigillo. L’IFA consiste nello scambio di file tramite Object Storage (AWS) e conseguente referenziazione tramite WS REST esposto dall’Orchestratore.</w:t>
       </w:r>
     </w:p>
     <w:p/>
@@ -9219,48 +8388,16 @@
     </w:p>
     <w:p>
       <w:r>
-        <w:t xml:space="preserve">L’interfaccia consente al </w:t>
-      </w:r>
-      <w:proofErr w:type="spellStart"/>
-      <w:r>
-        <w:t>Recapitista</w:t>
-      </w:r>
-      <w:proofErr w:type="spellEnd"/>
-      <w:r>
-        <w:t xml:space="preserve"> di notificare la distinta di accettazione del </w:t>
-      </w:r>
-      <w:proofErr w:type="spellStart"/>
-      <w:r>
-        <w:t>Recapitista</w:t>
-      </w:r>
-      <w:proofErr w:type="spellEnd"/>
-      <w:r>
-        <w:t>. L’IFA</w:t>
-      </w:r>
-      <w:r>
-        <w:t xml:space="preserve"> consiste in una procedura di trasferimento </w:t>
-      </w:r>
-      <w:proofErr w:type="spellStart"/>
-      <w:r>
-        <w:t>Axway</w:t>
-      </w:r>
-      <w:proofErr w:type="spellEnd"/>
-      <w:r>
-        <w:t xml:space="preserve"> per trasferire il pacchetto ZIP (distinta di accettazione + </w:t>
+        <w:t>L’interfaccia consente al Recapitista di notificare la distinta di accettazione del Recapitista. L’IFA</w:t>
+      </w:r>
+      <w:r>
+        <w:t xml:space="preserve"> consiste in una procedura di trasferimento Axway per trasferire il pacchetto ZIP (distinta di accettazione + </w:t>
       </w:r>
       <w:r>
         <w:t>XML</w:t>
       </w:r>
       <w:r>
-        <w:t xml:space="preserve">) che contiene la distinta da </w:t>
-      </w:r>
-      <w:proofErr w:type="spellStart"/>
-      <w:r>
-        <w:t>Recapitista</w:t>
-      </w:r>
-      <w:proofErr w:type="spellEnd"/>
-      <w:r>
-        <w:t xml:space="preserve"> a Orchestratore.</w:t>
+        <w:t>) che contiene la distinta da Recapitista a Orchestratore.</w:t>
       </w:r>
     </w:p>
     <w:p/>
@@ -9275,20 +8412,7 @@
     </w:p>
     <w:p>
       <w:r>
-        <w:t xml:space="preserve">L’interfaccia consente all’Orchestratore di notificare allo Stampatore la distinta di accettazione ricevuta dal </w:t>
-      </w:r>
-      <w:proofErr w:type="spellStart"/>
-      <w:r>
-        <w:t>Recapitista</w:t>
-      </w:r>
-      <w:proofErr w:type="spellEnd"/>
-      <w:proofErr w:type="gramStart"/>
-      <w:r>
-        <w:t>. .</w:t>
-      </w:r>
-      <w:proofErr w:type="gramEnd"/>
-      <w:r>
-        <w:t xml:space="preserve"> L’IFA consiste nello scambio di file tramite Object Storage (AWS) e conseguente referenziazione tramite WS REST esposto dallo Stampatore.</w:t>
+        <w:t>L’interfaccia consente all’Orchestratore di notificare allo Stampatore la distinta di accettazione ricevuta dal Recapitista. . L’IFA consiste nello scambio di file tramite Object Storage (AWS) e conseguente referenziazione tramite WS REST esposto dallo Stampatore.</w:t>
       </w:r>
     </w:p>
     <w:p/>
@@ -9303,15 +8427,7 @@
     </w:p>
     <w:p>
       <w:r>
-        <w:t xml:space="preserve">L’interfaccia consente al </w:t>
-      </w:r>
-      <w:proofErr w:type="spellStart"/>
-      <w:r>
-        <w:t>Recapitista</w:t>
-      </w:r>
-      <w:proofErr w:type="spellEnd"/>
-      <w:r>
-        <w:t xml:space="preserve"> di notificare gli esiti del</w:t>
+        <w:t>L’interfaccia consente al Recapitista di notificare gli esiti del</w:t>
       </w:r>
       <w:r>
         <w:t xml:space="preserve"> recapito </w:t>
@@ -9329,13 +8445,8 @@
         <w:t xml:space="preserve">una procedura </w:t>
       </w:r>
       <w:r>
-        <w:t xml:space="preserve">di trasferimento </w:t>
-      </w:r>
-      <w:proofErr w:type="spellStart"/>
-      <w:r>
-        <w:t>Axway</w:t>
-      </w:r>
-      <w:proofErr w:type="spellEnd"/>
+        <w:t>di trasferimento Axway</w:t>
+      </w:r>
       <w:r>
         <w:t xml:space="preserve"> atta a trasferire un archivio in formato ZIP contenente sicuramente un</w:t>
       </w:r>
@@ -9390,23 +8501,7 @@
     </w:p>
     <w:p>
       <w:r>
-        <w:t>L’IFA consiste in un WS REST esposto da PN al quale Orchestratore esegue chiamate (HTTPS) che contengono i metadati necessari a comunicare i vari stati di avanzamento della postalizzazione e l’accesso “</w:t>
-      </w:r>
-      <w:proofErr w:type="spellStart"/>
-      <w:r>
-        <w:t>read</w:t>
-      </w:r>
-      <w:proofErr w:type="spellEnd"/>
-      <w:r>
-        <w:t>/</w:t>
-      </w:r>
-      <w:proofErr w:type="spellStart"/>
-      <w:r>
-        <w:t>write</w:t>
-      </w:r>
-      <w:proofErr w:type="spellEnd"/>
-      <w:r>
-        <w:t>” per la condivisione dei file referenziati nella chiamata REST.</w:t>
+        <w:t>L’IFA consiste in un WS REST esposto da PN al quale Orchestratore esegue chiamate (HTTPS) che contengono i metadati necessari a comunicare i vari stati di avanzamento della postalizzazione e l’accesso “read/write” per la condivisione dei file referenziati nella chiamata REST.</w:t>
       </w:r>
     </w:p>
     <w:p>
@@ -9434,15 +8529,7 @@
         <w:t>da EDWH e</w:t>
       </w:r>
       <w:r>
-        <w:t xml:space="preserve"> di una Client REST integrata nell’Orchestratore. Orchestratore tramite </w:t>
-      </w:r>
-      <w:proofErr w:type="spellStart"/>
-      <w:r>
-        <w:t>request</w:t>
-      </w:r>
-      <w:proofErr w:type="spellEnd"/>
-      <w:r>
-        <w:t xml:space="preserve"> al WS REST trasferisce i v</w:t>
+        <w:t xml:space="preserve"> di una Client REST integrata nell’Orchestratore. Orchestratore tramite request al WS REST trasferisce i v</w:t>
       </w:r>
       <w:r>
         <w:t>a</w:t>
@@ -9533,15 +8620,7 @@
     </w:p>
     <w:p>
       <w:r>
-        <w:t xml:space="preserve">L’IFA consiste in un WS REST esposto da </w:t>
-      </w:r>
-      <w:proofErr w:type="spellStart"/>
-      <w:r>
-        <w:t>Recapitista</w:t>
-      </w:r>
-      <w:proofErr w:type="spellEnd"/>
-      <w:r>
-        <w:t xml:space="preserve"> chiamato da Orchestratore che propaga la richiesta di duplicato ricevuta da PN tramite IFA (13). </w:t>
+        <w:t xml:space="preserve">L’IFA consiste in un WS REST esposto da Recapitista chiamato da Orchestratore che propaga la richiesta di duplicato ricevuta da PN tramite IFA (13). </w:t>
       </w:r>
     </w:p>
     <w:p/>
@@ -9562,15 +8641,7 @@
     </w:p>
     <w:p>
       <w:r>
-        <w:t xml:space="preserve">L’IFA consiste in un WS REST esposto da Orchestratore e chiamato da </w:t>
-      </w:r>
-      <w:proofErr w:type="spellStart"/>
-      <w:r>
-        <w:t>Recapitista</w:t>
-      </w:r>
-      <w:proofErr w:type="spellEnd"/>
-      <w:r>
-        <w:t xml:space="preserve"> per ritornare il duplicato ricevuta tramite IFA (13a). </w:t>
+        <w:t xml:space="preserve">L’IFA consiste in un WS REST esposto da Orchestratore e chiamato da Recapitista per ritornare il duplicato ricevuta tramite IFA (13a). </w:t>
       </w:r>
     </w:p>
     <w:p/>
@@ -9591,15 +8662,7 @@
     </w:p>
     <w:p>
       <w:r>
-        <w:t xml:space="preserve">L’IFA consiste in un WS REST esposto da PN chiamato da Orchestratore per inoltrare i duplicati ricevuti dal </w:t>
-      </w:r>
-      <w:proofErr w:type="spellStart"/>
-      <w:r>
-        <w:t>Recapitista</w:t>
-      </w:r>
-      <w:proofErr w:type="spellEnd"/>
-      <w:r>
-        <w:t xml:space="preserve"> IFA (13arit). </w:t>
+        <w:t xml:space="preserve">L’IFA consiste in un WS REST esposto da PN chiamato da Orchestratore per inoltrare i duplicati ricevuti dal Recapitista IFA (13arit). </w:t>
       </w:r>
     </w:p>
     <w:p/>
@@ -9609,45 +8672,12 @@
           <w:b/>
           <w:bCs/>
         </w:rPr>
-        <w:t xml:space="preserve">(14) Richiesta </w:t>
-      </w:r>
-      <w:proofErr w:type="spellStart"/>
-      <w:r>
-        <w:rPr>
-          <w:b/>
-          <w:bCs/>
-        </w:rPr>
-        <w:t>presignedUrl</w:t>
-      </w:r>
-      <w:proofErr w:type="spellEnd"/>
-    </w:p>
-    <w:p>
-      <w:r>
-        <w:t xml:space="preserve">L’IFA consiste in un WS REST esposto da Orchestratore e chiamato dai sistemi </w:t>
-      </w:r>
-      <w:proofErr w:type="spellStart"/>
-      <w:r>
-        <w:t>Formatting</w:t>
-      </w:r>
-      <w:proofErr w:type="spellEnd"/>
-      <w:r>
-        <w:t xml:space="preserve">, Stampatori, </w:t>
-      </w:r>
-      <w:proofErr w:type="spellStart"/>
-      <w:r>
-        <w:t>Recapitisti</w:t>
-      </w:r>
-      <w:proofErr w:type="spellEnd"/>
-      <w:r>
-        <w:t xml:space="preserve"> per poter richiedere la “</w:t>
-      </w:r>
-      <w:proofErr w:type="spellStart"/>
-      <w:r>
-        <w:t>presignedUrl</w:t>
-      </w:r>
-      <w:proofErr w:type="spellEnd"/>
-      <w:r>
-        <w:t>” che consente loro di eseguire l’upload o il download dei file che devono essere scambiati con l’Orchestratore tramite l’IFA (15).</w:t>
+        <w:t>(14) Richiesta presignedUrl</w:t>
+      </w:r>
+    </w:p>
+    <w:p>
+      <w:r>
+        <w:t>L’IFA consiste in un WS REST esposto da Orchestratore e chiamato dai sistemi Formatting, Stampatori, Recapitisti per poter richiedere la “presignedUrl” che consente loro di eseguire l’upload o il download dei file che devono essere scambiati con l’Orchestratore tramite l’IFA (15).</w:t>
       </w:r>
     </w:p>
     <w:p/>
@@ -9663,199 +8693,133 @@
           <w:bCs/>
           <w:lang w:val="en-US"/>
         </w:rPr>
-        <w:t xml:space="preserve">(15) Accesso AWS Object Storage via </w:t>
-      </w:r>
-      <w:proofErr w:type="spellStart"/>
+        <w:t>(15) Accesso AWS Object Storage via presignedUrl</w:t>
+      </w:r>
+    </w:p>
+    <w:p>
+      <w:r>
+        <w:t>L’IFA consiste in un servizio esposto da AWS per accedere all’Object Storage chiamato dai sistemi Formatting, Stampatori, Recapitisti per poter richiedere eseguire l’upload o il download dei file che devono essere scambiati con l’Orchestratore.</w:t>
+      </w:r>
+    </w:p>
+    <w:p/>
+    <w:p>
+      <w:pPr>
+        <w:rPr>
+          <w:lang w:val="en-US"/>
+        </w:rPr>
+      </w:pPr>
       <w:r>
         <w:rPr>
           <w:b/>
           <w:bCs/>
           <w:lang w:val="en-US"/>
         </w:rPr>
-        <w:t>presignedUrl</w:t>
-      </w:r>
-      <w:proofErr w:type="spellEnd"/>
-    </w:p>
-    <w:p>
-      <w:r>
-        <w:t xml:space="preserve">L’IFA consiste in un servizio esposto da AWS per accedere all’Object Storage chiamato dai sistemi </w:t>
-      </w:r>
-      <w:proofErr w:type="spellStart"/>
-      <w:r>
-        <w:t>Formatting</w:t>
-      </w:r>
-      <w:proofErr w:type="spellEnd"/>
-      <w:r>
-        <w:t xml:space="preserve">, Stampatori, </w:t>
-      </w:r>
-      <w:proofErr w:type="spellStart"/>
-      <w:r>
-        <w:t>Recapitisti</w:t>
-      </w:r>
-      <w:proofErr w:type="spellEnd"/>
-      <w:r>
-        <w:t xml:space="preserve"> per poter richiedere eseguire l’upload o il download dei file che devono essere scambiati con l’Orchestratore.</w:t>
-      </w:r>
-    </w:p>
-    <w:p/>
-    <w:p>
-      <w:pPr>
-        <w:rPr>
-          <w:lang w:val="en-US"/>
-        </w:rPr>
-      </w:pPr>
-      <w:r>
+        <w:t>(15a) Accesso AWS Object Storage via S3</w:t>
+      </w:r>
+    </w:p>
+    <w:p>
+      <w:r>
+        <w:t>L’IFA consiste in un servizio esposto da AWS per accedere all’Object Storage chiamato dall’Orchestratore per poter eseguire l’upload o il download dei file che devono essere scambiati con gli altri sistemi.</w:t>
+      </w:r>
+    </w:p>
+    <w:p>
+      <w:pPr>
         <w:rPr>
           <w:b/>
           <w:bCs/>
-          <w:lang w:val="en-US"/>
-        </w:rPr>
-        <w:t>(15a) Accesso AWS Object Storage via S3</w:t>
-      </w:r>
-    </w:p>
-    <w:p>
-      <w:r>
-        <w:t>L’IFA consiste in un servizio esposto da AWS per accedere all’Object Storage chiamato dall’Orchestratore per poter eseguire l’upload o il download dei file che devono essere scambiati con gli altri sistemi.</w:t>
-      </w:r>
-    </w:p>
-    <w:p>
-      <w:pPr>
+        </w:rPr>
+      </w:pPr>
+    </w:p>
+    <w:p>
+      <w:r>
         <w:rPr>
           <w:b/>
           <w:bCs/>
         </w:rPr>
-      </w:pPr>
-    </w:p>
-    <w:p>
-      <w:r>
+        <w:t>(16) Caricamento e accettazione della DU</w:t>
+      </w:r>
+      <w:r>
+        <w:t xml:space="preserve"> (</w:t>
+      </w:r>
+      <w:r>
+        <w:t>modalità 2)</w:t>
+      </w:r>
+    </w:p>
+    <w:p>
+      <w:r>
+        <w:t>L’interfaccia consente ai Recapitisti di notificare i seguenti stati della DU:</w:t>
+      </w:r>
+    </w:p>
+    <w:p>
+      <w:pPr>
+        <w:pStyle w:val="Rientro1"/>
+      </w:pPr>
+      <w:r>
+        <w:t>Esito Caricamento informatico della DU sui propri sistemi;</w:t>
+      </w:r>
+    </w:p>
+    <w:p>
+      <w:pPr>
+        <w:pStyle w:val="Rientro1"/>
+      </w:pPr>
+      <w:r>
+        <w:t>Esito Accettazione della materialità della DU.</w:t>
+      </w:r>
+    </w:p>
+    <w:p>
+      <w:r>
+        <w:t>A</w:t>
+      </w:r>
+      <w:r>
+        <w:t xml:space="preserve">ccorpa le mansioni delle IFA (8rit) e IFA (9a) utilizzate </w:t>
+      </w:r>
+      <w:r>
+        <w:t>nella modalità 1.</w:t>
+      </w:r>
+      <w:r>
+        <w:t xml:space="preserve"> L’IFA consiste in un WS REST esposto da Orchestratore che richiamato dai Recapitisti consente loro di referenziare i file di caricamento e accettazione DU.</w:t>
+      </w:r>
+    </w:p>
+    <w:p/>
+    <w:p>
+      <w:pPr>
         <w:rPr>
           <w:b/>
           <w:bCs/>
         </w:rPr>
-        <w:t>(16) Caricamento e accettazione della DU</w:t>
-      </w:r>
-      <w:r>
-        <w:t xml:space="preserve"> (</w:t>
-      </w:r>
-      <w:r>
-        <w:t>modalità 2)</w:t>
-      </w:r>
-    </w:p>
-    <w:p>
-      <w:r>
-        <w:t xml:space="preserve">L’interfaccia consente ai </w:t>
-      </w:r>
-      <w:proofErr w:type="spellStart"/>
-      <w:r>
-        <w:t>Recapitisti</w:t>
-      </w:r>
-      <w:proofErr w:type="spellEnd"/>
-      <w:r>
-        <w:t xml:space="preserve"> di notificare i seguenti stati della DU:</w:t>
-      </w:r>
-    </w:p>
-    <w:p>
-      <w:pPr>
-        <w:pStyle w:val="Rientro1"/>
-      </w:pPr>
-      <w:r>
-        <w:t>Esito Caricamento informatico della DU sui propri sistemi;</w:t>
-      </w:r>
-    </w:p>
-    <w:p>
-      <w:pPr>
-        <w:pStyle w:val="Rientro1"/>
-      </w:pPr>
-      <w:r>
-        <w:t>Esito Accettazione della materialità della DU.</w:t>
-      </w:r>
-    </w:p>
-    <w:p>
-      <w:r>
-        <w:t>A</w:t>
-      </w:r>
-      <w:r>
-        <w:t xml:space="preserve">ccorpa le mansioni delle IFA (8rit) e IFA (9a) utilizzate </w:t>
-      </w:r>
-      <w:r>
-        <w:t>nella modalità 1.</w:t>
-      </w:r>
-      <w:r>
-        <w:t xml:space="preserve"> L’IFA consiste in un WS REST esposto da Orchestratore che richiamato dai </w:t>
-      </w:r>
-      <w:proofErr w:type="spellStart"/>
-      <w:r>
-        <w:t>Recapitisti</w:t>
-      </w:r>
-      <w:proofErr w:type="spellEnd"/>
-      <w:r>
-        <w:t xml:space="preserve"> consente loro di referenziare i file di caricamento e accettazione DU.</w:t>
-      </w:r>
-    </w:p>
-    <w:p/>
-    <w:p>
-      <w:pPr>
+      </w:pPr>
+      <w:r>
         <w:rPr>
           <w:b/>
           <w:bCs/>
         </w:rPr>
-      </w:pPr>
-      <w:r>
+        <w:t>(18fir) Firma PDZ per conservazione</w:t>
+      </w:r>
+    </w:p>
+    <w:p>
+      <w:r>
+        <w:t>L’interfaccia consente all’Orchestratore di sottomettere il “Flusso di Stampa”, per il quale lo stampatore ha restituito l’evento di “Stampa Completata”, al sistema di Formatting per l’apposizione della firma. L’IFA consiste nello scambio di file tramite Object Storage (AWS) e conseguente referenziazione tramite WS REST esposto da Formatting.</w:t>
+      </w:r>
+    </w:p>
+    <w:p/>
+    <w:p>
+      <w:pPr>
         <w:rPr>
           <w:b/>
           <w:bCs/>
         </w:rPr>
-        <w:t>(18fir) Firma PDZ per conservazione</w:t>
-      </w:r>
-    </w:p>
-    <w:p>
-      <w:r>
-        <w:t xml:space="preserve">L’interfaccia consente all’Orchestratore di sottomettere il “Flusso di Stampa”, per il quale lo stampatore ha restituito l’evento di “Stampa Completata”, al sistema di </w:t>
-      </w:r>
-      <w:proofErr w:type="spellStart"/>
-      <w:r>
-        <w:t>Formatting</w:t>
-      </w:r>
-      <w:proofErr w:type="spellEnd"/>
-      <w:r>
-        <w:t xml:space="preserve"> per l’apposizione della firma. L’IFA consiste nello scambio di file tramite Object Storage (AWS) e conseguente referenziazione tramite WS REST esposto da </w:t>
-      </w:r>
-      <w:proofErr w:type="spellStart"/>
-      <w:r>
-        <w:t>Formatting</w:t>
-      </w:r>
-      <w:proofErr w:type="spellEnd"/>
-      <w:r>
-        <w:t>.</w:t>
-      </w:r>
-    </w:p>
-    <w:p/>
-    <w:p>
-      <w:pPr>
+      </w:pPr>
+      <w:r>
         <w:rPr>
           <w:b/>
           <w:bCs/>
         </w:rPr>
-      </w:pPr>
-      <w:r>
-        <w:rPr>
-          <w:b/>
-          <w:bCs/>
-        </w:rPr>
         <w:t>(18dlv) Produzione PDZ con firma</w:t>
       </w:r>
     </w:p>
     <w:p>
       <w:r>
-        <w:t xml:space="preserve">L’interfaccia consente a </w:t>
-      </w:r>
-      <w:proofErr w:type="spellStart"/>
-      <w:r>
-        <w:t>Formatting</w:t>
-      </w:r>
-      <w:proofErr w:type="spellEnd"/>
-      <w:r>
-        <w:t xml:space="preserve"> di riconsegnare all’Orchestratore il “Flusso di Stampa Firmato” a cui è stato apposta la firma. L’IFA consiste nello scambio di file tramite Object Storage (AWS) e conseguente referenziazione tramite WS REST esposto dall’Orchestratore.</w:t>
+        <w:t>L’interfaccia consente a Formatting di riconsegnare all’Orchestratore il “Flusso di Stampa Firmato” a cui è stato apposta la firma. L’IFA consiste nello scambio di file tramite Object Storage (AWS) e conseguente referenziazione tramite WS REST esposto dall’Orchestratore.</w:t>
       </w:r>
     </w:p>
     <w:p/>
@@ -9897,28 +8861,15 @@
         <w:sym w:font="Wingdings" w:char="F0E0"/>
       </w:r>
       <w:r>
-        <w:t xml:space="preserve"> </w:t>
-      </w:r>
-      <w:proofErr w:type="spellStart"/>
-      <w:r>
-        <w:t>Recapitista</w:t>
+        <w:t xml:space="preserve"> Recapitista</w:t>
       </w:r>
       <w:bookmarkEnd w:id="20"/>
       <w:bookmarkEnd w:id="21"/>
-      <w:proofErr w:type="spellEnd"/>
     </w:p>
     <w:p/>
     <w:p>
       <w:r>
-        <w:t xml:space="preserve">Le comunicazioni tra Orchestratore e </w:t>
-      </w:r>
-      <w:proofErr w:type="spellStart"/>
-      <w:r>
-        <w:t>Recapitista</w:t>
-      </w:r>
-      <w:proofErr w:type="spellEnd"/>
-      <w:r>
-        <w:t xml:space="preserve"> </w:t>
+        <w:t xml:space="preserve">Le comunicazioni tra Orchestratore e Recapitista </w:t>
       </w:r>
       <w:r>
         <w:t>improntate</w:t>
@@ -9968,46 +8919,19 @@
           <w:b/>
           <w:bCs/>
         </w:rPr>
-        <w:t xml:space="preserve">Sistemi di Autenticazione </w:t>
-      </w:r>
-      <w:proofErr w:type="spellStart"/>
-      <w:r>
-        <w:rPr>
-          <w:b/>
-          <w:bCs/>
-        </w:rPr>
-        <w:t>Recapitisti</w:t>
-      </w:r>
-      <w:proofErr w:type="spellEnd"/>
+        <w:t>Sistemi di Autenticazione Recapitisti</w:t>
+      </w:r>
       <w:r>
         <w:fldChar w:fldCharType="end"/>
       </w:r>
       <w:r>
         <w:t xml:space="preserve">. Il token fornito dal modulo dello specifico </w:t>
       </w:r>
-      <w:proofErr w:type="spellStart"/>
       <w:r>
         <w:t>Recapitista</w:t>
       </w:r>
-      <w:proofErr w:type="spellEnd"/>
-      <w:r>
-        <w:t xml:space="preserve"> viene inserito nel “</w:t>
-      </w:r>
-      <w:proofErr w:type="spellStart"/>
-      <w:r>
-        <w:t>header</w:t>
-      </w:r>
-      <w:proofErr w:type="spellEnd"/>
-      <w:r>
-        <w:t xml:space="preserve">” HTTPS della chiamata. </w:t>
-      </w:r>
-      <w:proofErr w:type="spellStart"/>
-      <w:r>
-        <w:t>Recapitista</w:t>
-      </w:r>
-      <w:proofErr w:type="spellEnd"/>
-      <w:r>
-        <w:t xml:space="preserve"> accetta la chiamata dopo aver verificato il token tramite il proprio modulo di autenticazione;</w:t>
+      <w:r>
+        <w:t xml:space="preserve"> viene inserito nel “header” HTTPS della chiamata. Recapitista accetta la chiamata dopo aver verificato il token tramite il proprio modulo di autenticazione;</w:t>
       </w:r>
     </w:p>
     <w:p>
@@ -10072,7 +8996,6 @@
                 <w:bCs/>
               </w:rPr>
             </w:pPr>
-            <w:proofErr w:type="spellStart"/>
             <w:r>
               <w:rPr>
                 <w:b/>
@@ -10080,7 +9003,6 @@
               </w:rPr>
               <w:t>Recapitista</w:t>
             </w:r>
-            <w:proofErr w:type="spellEnd"/>
           </w:p>
         </w:tc>
       </w:tr>
@@ -10102,13 +9024,8 @@
             <w:vAlign w:val="center"/>
           </w:tcPr>
           <w:p>
-            <w:proofErr w:type="spellStart"/>
-            <w:r>
-              <w:t>Recapitista</w:t>
-            </w:r>
-            <w:proofErr w:type="spellEnd"/>
-            <w:r>
-              <w:t xml:space="preserve"> 1</w:t>
+            <w:r>
+              <w:t>Recapitista 1</w:t>
             </w:r>
           </w:p>
         </w:tc>
@@ -10128,21 +9045,7 @@
               <w:rPr>
                 <w:lang w:val="en-US"/>
               </w:rPr>
-              <w:t xml:space="preserve">Bearer Token </w:t>
-            </w:r>
-            <w:proofErr w:type="spellStart"/>
-            <w:r>
-              <w:rPr>
-                <w:lang w:val="en-US"/>
-              </w:rPr>
-              <w:t>oauth</w:t>
-            </w:r>
-            <w:proofErr w:type="spellEnd"/>
-            <w:r>
-              <w:rPr>
-                <w:lang w:val="en-US"/>
-              </w:rPr>
-              <w:t>/token HTTP/1.1</w:t>
+              <w:t>Bearer Token oauth/token HTTP/1.1</w:t>
             </w:r>
           </w:p>
         </w:tc>
@@ -10151,13 +9054,8 @@
             <w:tcW w:w="5244" w:type="dxa"/>
           </w:tcPr>
           <w:p>
-            <w:proofErr w:type="spellStart"/>
-            <w:r>
-              <w:t>Recapitista</w:t>
-            </w:r>
-            <w:proofErr w:type="spellEnd"/>
-            <w:r>
-              <w:t xml:space="preserve"> …</w:t>
+            <w:r>
+              <w:t>Recapitista …</w:t>
             </w:r>
           </w:p>
         </w:tc>
@@ -10168,21 +9066,8 @@
             <w:tcW w:w="4395" w:type="dxa"/>
           </w:tcPr>
           <w:p>
-            <w:proofErr w:type="spellStart"/>
-            <w:r>
-              <w:t>Bearer</w:t>
-            </w:r>
-            <w:proofErr w:type="spellEnd"/>
-            <w:r>
-              <w:t xml:space="preserve"> Token (</w:t>
-            </w:r>
-            <w:proofErr w:type="spellStart"/>
-            <w:r>
-              <w:t>OAuth</w:t>
-            </w:r>
-            <w:proofErr w:type="spellEnd"/>
-            <w:r>
-              <w:t xml:space="preserve"> 2.0)</w:t>
+            <w:r>
+              <w:t>Bearer Token (OAuth 2.0)</w:t>
             </w:r>
           </w:p>
         </w:tc>
@@ -10191,13 +9076,8 @@
             <w:tcW w:w="5244" w:type="dxa"/>
           </w:tcPr>
           <w:p>
-            <w:proofErr w:type="spellStart"/>
-            <w:r>
-              <w:t>Recapitista</w:t>
-            </w:r>
-            <w:proofErr w:type="spellEnd"/>
-            <w:r>
-              <w:t xml:space="preserve"> n</w:t>
+            <w:r>
+              <w:t>Recapitista n</w:t>
             </w:r>
           </w:p>
         </w:tc>
@@ -10215,15 +9095,10 @@
         <w:pStyle w:val="Caption"/>
       </w:pPr>
       <w:r>
-        <w:t xml:space="preserve">Sistemi di Autenticazione </w:t>
-      </w:r>
-      <w:proofErr w:type="spellStart"/>
-      <w:r>
-        <w:t>Recapitisti</w:t>
+        <w:t>Sistemi di Autenticazione Recapitisti</w:t>
       </w:r>
       <w:bookmarkEnd w:id="22"/>
       <w:bookmarkEnd w:id="23"/>
-      <w:proofErr w:type="spellEnd"/>
     </w:p>
     <w:p/>
     <w:p>
@@ -10234,27 +9109,14 @@
           <w:numId w:val="53"/>
         </w:numPr>
       </w:pPr>
-      <w:proofErr w:type="spellStart"/>
-      <w:r>
-        <w:t>Recapitista</w:t>
-      </w:r>
-      <w:proofErr w:type="spellEnd"/>
-      <w:r>
-        <w:t xml:space="preserve"> nelle sue chiamate, esegue l’autenticazione accedendo al modulo Azure Active Directory</w:t>
+      <w:r>
+        <w:t>Recapitista nelle sue chiamate, esegue l’autenticazione accedendo al modulo Azure Active Directory</w:t>
       </w:r>
       <w:r>
         <w:t xml:space="preserve"> del Consolidatore</w:t>
       </w:r>
       <w:r>
-        <w:t>. Il token fornito dal modulo viene inserito nel “</w:t>
-      </w:r>
-      <w:proofErr w:type="spellStart"/>
-      <w:r>
-        <w:t>header</w:t>
-      </w:r>
-      <w:proofErr w:type="spellEnd"/>
-      <w:r>
-        <w:t>” HTTPS della chiamata. Orchestratore accetta la chiamata dopo aver verificato il token su AAD;</w:t>
+        <w:t>. Il token fornito dal modulo viene inserito nel “header” HTTPS della chiamata. Orchestratore accetta la chiamata dopo aver verificato il token su AAD;</w:t>
       </w:r>
     </w:p>
     <w:p>
@@ -10327,15 +9189,7 @@
         <w:sym w:font="Wingdings" w:char="F0E0"/>
       </w:r>
       <w:r>
-        <w:t xml:space="preserve"> </w:t>
-      </w:r>
-      <w:proofErr w:type="spellStart"/>
-      <w:r>
-        <w:t>Recapitista</w:t>
-      </w:r>
-      <w:proofErr w:type="spellEnd"/>
-      <w:r>
-        <w:t>” è realizzato tramite AWS Object Storage.</w:t>
+        <w:t xml:space="preserve"> Recapitista” è realizzato tramite AWS Object Storage.</w:t>
       </w:r>
     </w:p>
     <w:p/>
@@ -10422,15 +9276,9 @@
           <w:numId w:val="61"/>
         </w:numPr>
       </w:pPr>
-      <w:proofErr w:type="spellStart"/>
-      <w:r>
-        <w:t>Recapitista</w:t>
-      </w:r>
-      <w:proofErr w:type="spellEnd"/>
-      <w:r>
-        <w:t xml:space="preserve"> fornisce la “</w:t>
-      </w:r>
-      <w:proofErr w:type="spellStart"/>
+      <w:r>
+        <w:t>Recapitista fornisce la “</w:t>
+      </w:r>
       <w:r>
         <w:rPr>
           <w:i/>
@@ -10438,7 +9286,6 @@
         </w:rPr>
         <w:t>response</w:t>
       </w:r>
-      <w:proofErr w:type="spellEnd"/>
       <w:r>
         <w:t>” in modalità sincrona;</w:t>
       </w:r>
@@ -10458,27 +9305,14 @@
           <w:numId w:val="61"/>
         </w:numPr>
       </w:pPr>
-      <w:proofErr w:type="spellStart"/>
-      <w:r>
-        <w:t>Recapitista</w:t>
-      </w:r>
-      <w:proofErr w:type="spellEnd"/>
-      <w:r>
-        <w:t xml:space="preserve"> esegue chiamata </w:t>
+      <w:r>
+        <w:t xml:space="preserve">Recapitista esegue chiamata </w:t>
       </w:r>
       <w:r>
         <w:t>REST</w:t>
       </w:r>
       <w:r>
-        <w:t xml:space="preserve"> all’IFA (14) (</w:t>
-      </w:r>
-      <w:proofErr w:type="spellStart"/>
-      <w:r>
-        <w:t>GetDownload</w:t>
-      </w:r>
-      <w:proofErr w:type="spellEnd"/>
-      <w:r>
-        <w:t>) inserendo “</w:t>
+        <w:t xml:space="preserve"> all’IFA (14) (GetDownload) inserendo “</w:t>
       </w:r>
       <w:r>
         <w:rPr>
@@ -10488,31 +9322,14 @@
         <w:t>identificativo univoco del file</w:t>
       </w:r>
       <w:r>
-        <w:t xml:space="preserve">” e riceve nella </w:t>
-      </w:r>
-      <w:proofErr w:type="spellStart"/>
-      <w:r>
-        <w:t>response</w:t>
-      </w:r>
-      <w:proofErr w:type="spellEnd"/>
-      <w:r>
-        <w:t xml:space="preserve"> la “</w:t>
-      </w:r>
-      <w:proofErr w:type="spellStart"/>
+        <w:t>” e riceve nella response la “</w:t>
+      </w:r>
       <w:r>
         <w:rPr>
           <w:i/>
           <w:iCs/>
         </w:rPr>
-        <w:t>presignedURL</w:t>
-      </w:r>
-      <w:proofErr w:type="spellEnd"/>
-      <w:r>
-        <w:rPr>
-          <w:i/>
-          <w:iCs/>
-        </w:rPr>
-        <w:t>.</w:t>
+        <w:t>presignedURL.</w:t>
       </w:r>
     </w:p>
     <w:p>
@@ -10532,15 +9349,9 @@
           <w:numId w:val="61"/>
         </w:numPr>
       </w:pPr>
-      <w:proofErr w:type="spellStart"/>
-      <w:r>
-        <w:t>Recapitista</w:t>
-      </w:r>
-      <w:proofErr w:type="spellEnd"/>
-      <w:r>
-        <w:t xml:space="preserve"> scarica il file utilizzando la “</w:t>
-      </w:r>
-      <w:proofErr w:type="spellStart"/>
+      <w:r>
+        <w:t>Recapitista scarica il file utilizzando la “</w:t>
+      </w:r>
       <w:r>
         <w:rPr>
           <w:i/>
@@ -10548,7 +9359,6 @@
         </w:rPr>
         <w:t>presignedURL</w:t>
       </w:r>
-      <w:proofErr w:type="spellEnd"/>
       <w:r>
         <w:t>” dall’AWS Object Storage.</w:t>
       </w:r>
@@ -10570,13 +9380,8 @@
           <w:numId w:val="61"/>
         </w:numPr>
       </w:pPr>
-      <w:proofErr w:type="spellStart"/>
-      <w:r>
-        <w:t>Recapitista</w:t>
-      </w:r>
-      <w:proofErr w:type="spellEnd"/>
-      <w:r>
-        <w:t xml:space="preserve"> esegue il controllo del HASH del file appena scaricato;</w:t>
+      <w:r>
+        <w:t>Recapitista esegue il controllo del HASH del file appena scaricato;</w:t>
       </w:r>
     </w:p>
     <w:p/>
@@ -10588,13 +9393,8 @@
           <w:numId w:val="61"/>
         </w:numPr>
       </w:pPr>
-      <w:proofErr w:type="spellStart"/>
-      <w:r>
-        <w:t>Recapitista</w:t>
-      </w:r>
-      <w:proofErr w:type="spellEnd"/>
-      <w:r>
-        <w:t xml:space="preserve"> esegue chiamata </w:t>
+      <w:r>
+        <w:t xml:space="preserve">Recapitista esegue chiamata </w:t>
       </w:r>
       <w:r>
         <w:t>REST</w:t>
@@ -10610,23 +9410,7 @@
         <w:t>Call-Back</w:t>
       </w:r>
       <w:r>
-        <w:t xml:space="preserve">” della specifica IFA di referenziazione comunicandone l’esito. Qualora l’esito fosse negativo </w:t>
-      </w:r>
-      <w:proofErr w:type="spellStart"/>
-      <w:r>
-        <w:t>Recapitista</w:t>
-      </w:r>
-      <w:proofErr w:type="spellEnd"/>
-      <w:r>
-        <w:t xml:space="preserve"> deve necessariamente reiterare le operazioni dal punto 5. Ciò in virtù del fatto che il caricamento su Object Storage prevede la verifica del HASH affinché la transazione venga reputata “ok”, quindi, se non dovesse corrispondere dopo aver scaricato il file, il problema </w:t>
-      </w:r>
-      <w:proofErr w:type="gramStart"/>
-      <w:r>
-        <w:t>deve essere attribuito</w:t>
-      </w:r>
-      <w:proofErr w:type="gramEnd"/>
-      <w:r>
-        <w:t xml:space="preserve"> al </w:t>
+        <w:t xml:space="preserve">” della specifica IFA di referenziazione comunicandone l’esito. Qualora l’esito fosse negativo Recapitista deve necessariamente reiterare le operazioni dal punto 5. Ciò in virtù del fatto che il caricamento su Object Storage prevede la verifica del HASH affinché la transazione venga reputata “ok”, quindi, se non dovesse corrispondere dopo aver scaricato il file, il problema deve essere attribuito al </w:t>
       </w:r>
       <w:r>
         <w:lastRenderedPageBreak/>
@@ -10653,7 +9437,6 @@
       <w:r>
         <w:t>Orchestratore fornisce la “</w:t>
       </w:r>
-      <w:proofErr w:type="spellStart"/>
       <w:r>
         <w:rPr>
           <w:i/>
@@ -10661,7 +9444,6 @@
         </w:rPr>
         <w:t>response</w:t>
       </w:r>
-      <w:proofErr w:type="spellEnd"/>
       <w:r>
         <w:t>” in modalità sincrona.;</w:t>
       </w:r>
@@ -10676,7 +9458,6 @@
       <w:r>
         <w:t>La “</w:t>
       </w:r>
-      <w:proofErr w:type="spellStart"/>
       <w:r>
         <w:rPr>
           <w:i/>
@@ -10684,38 +9465,13 @@
         </w:rPr>
         <w:t>presignedURL</w:t>
       </w:r>
-      <w:proofErr w:type="spellEnd"/>
       <w:r>
         <w:t>” prevede necessariamente un tempo di scadenza che, per ragioni di sicurezza, dovrebbe essere più breve possibile (nel nostro caso dovrebbe essere sessanta minuti).</w:t>
       </w:r>
     </w:p>
     <w:p>
       <w:r>
-        <w:t>In base a tale assunzione è stata prevista la doppia chiamata (IFA 14 “Identificativo Univoco del file” - Object Storage “</w:t>
-      </w:r>
-      <w:proofErr w:type="spellStart"/>
-      <w:r>
-        <w:t>presignedURL</w:t>
-      </w:r>
-      <w:proofErr w:type="spellEnd"/>
-      <w:r>
-        <w:t xml:space="preserve">”), consentendo a </w:t>
-      </w:r>
-      <w:proofErr w:type="spellStart"/>
-      <w:r>
-        <w:t>Recapitista</w:t>
-      </w:r>
-      <w:proofErr w:type="spellEnd"/>
-      <w:r>
-        <w:t xml:space="preserve"> di poter richiedere la “</w:t>
-      </w:r>
-      <w:proofErr w:type="spellStart"/>
-      <w:r>
-        <w:t>presignedURL</w:t>
-      </w:r>
-      <w:proofErr w:type="spellEnd"/>
-      <w:r>
-        <w:t>” nel momento in cui è pronto a scaricare il file, evitando il rischio di superare la soglia della validità.</w:t>
+        <w:t>In base a tale assunzione è stata prevista la doppia chiamata (IFA 14 “Identificativo Univoco del file” - Object Storage “presignedURL”), consentendo a Recapitista di poter richiedere la “presignedURL” nel momento in cui è pronto a scaricare il file, evitando il rischio di superare la soglia della validità.</w:t>
       </w:r>
     </w:p>
     <w:p/>
@@ -10769,15 +9525,9 @@
           <w:numId w:val="62"/>
         </w:numPr>
       </w:pPr>
-      <w:proofErr w:type="spellStart"/>
-      <w:r>
-        <w:t>Recapitista</w:t>
-      </w:r>
-      <w:proofErr w:type="spellEnd"/>
-      <w:r>
-        <w:t xml:space="preserve"> fornisce la “</w:t>
-      </w:r>
-      <w:proofErr w:type="spellStart"/>
+      <w:r>
+        <w:t>Recapitista fornisce la “</w:t>
+      </w:r>
       <w:r>
         <w:rPr>
           <w:i/>
@@ -10785,7 +9535,6 @@
         </w:rPr>
         <w:t>response</w:t>
       </w:r>
-      <w:proofErr w:type="spellEnd"/>
       <w:r>
         <w:t>” in modalità sincrona;</w:t>
       </w:r>
@@ -10793,15 +9542,7 @@
     <w:p/>
     <w:p>
       <w:r>
-        <w:t xml:space="preserve">Le comunicazioni tra Orchestratore e </w:t>
-      </w:r>
-      <w:proofErr w:type="spellStart"/>
-      <w:r>
-        <w:t>Recapitista</w:t>
-      </w:r>
-      <w:proofErr w:type="spellEnd"/>
-      <w:r>
-        <w:t xml:space="preserve"> improntate su interfacce AXWAY sono descritte nei paragrafi specifici di ogni singola IFA</w:t>
+        <w:t>Le comunicazioni tra Orchestratore e Recapitista improntate su interfacce AXWAY sono descritte nei paragrafi specifici di ogni singola IFA</w:t>
       </w:r>
       <w:r>
         <w:t>.</w:t>
@@ -10838,31 +9579,7 @@
     <w:p/>
     <w:p>
       <w:r>
-        <w:t xml:space="preserve">L’interfaccia permette all’Orchestratore di inviare al </w:t>
-      </w:r>
-      <w:proofErr w:type="spellStart"/>
-      <w:r>
-        <w:t>Recapitista</w:t>
-      </w:r>
-      <w:proofErr w:type="spellEnd"/>
-      <w:r>
-        <w:t xml:space="preserve"> l’evento di “Postalizzazione Pronta” (DU) generata dallo Stampatore e comunicata tramite l’IFA (7). Tramite l’IFA 8 (</w:t>
-      </w:r>
-      <w:proofErr w:type="spellStart"/>
-      <w:r>
-        <w:t>rit</w:t>
-      </w:r>
-      <w:proofErr w:type="spellEnd"/>
-      <w:r>
-        <w:t xml:space="preserve">) inoltre, Orchestratore riceverà l’esito della presa in carico della (DU) da parte del </w:t>
-      </w:r>
-      <w:proofErr w:type="spellStart"/>
-      <w:r>
-        <w:t>Recapitista</w:t>
-      </w:r>
-      <w:proofErr w:type="spellEnd"/>
-      <w:r>
-        <w:t xml:space="preserve">. </w:t>
+        <w:t xml:space="preserve">L’interfaccia permette all’Orchestratore di inviare al Recapitista l’evento di “Postalizzazione Pronta” (DU) generata dallo Stampatore e comunicata tramite l’IFA (7). Tramite l’IFA 8 (rit) inoltre, Orchestratore riceverà l’esito della presa in carico della (DU) da parte del Recapitista. </w:t>
       </w:r>
     </w:p>
     <w:p/>
@@ -10871,29 +9588,13 @@
         <w:t xml:space="preserve">Il file CSV relativo alla Distinta Unica prodotta dallo Stampatore sarà </w:t>
       </w:r>
       <w:r>
-        <w:t xml:space="preserve">Inviato tramite un UPLOAD HTTPS verso i sistemi dei </w:t>
-      </w:r>
-      <w:proofErr w:type="spellStart"/>
-      <w:r>
-        <w:t>Recapitisti</w:t>
-      </w:r>
-      <w:proofErr w:type="spellEnd"/>
-      <w:r>
-        <w:t>.</w:t>
+        <w:t>Inviato tramite un UPLOAD HTTPS verso i sistemi dei Recapitisti.</w:t>
       </w:r>
     </w:p>
     <w:p/>
     <w:p>
       <w:r>
-        <w:t xml:space="preserve">La </w:t>
-      </w:r>
-      <w:proofErr w:type="spellStart"/>
-      <w:r>
-        <w:t>response</w:t>
-      </w:r>
-      <w:proofErr w:type="spellEnd"/>
-      <w:r>
-        <w:t xml:space="preserve"> positiva </w:t>
+        <w:t xml:space="preserve">La response positiva </w:t>
       </w:r>
       <w:r>
         <w:t xml:space="preserve">(200) </w:t>
@@ -10905,15 +9606,7 @@
         <w:t>CON010</w:t>
       </w:r>
       <w:r>
-        <w:t xml:space="preserve">). Una eventuale </w:t>
-      </w:r>
-      <w:proofErr w:type="spellStart"/>
-      <w:r>
-        <w:t>response</w:t>
-      </w:r>
-      <w:proofErr w:type="spellEnd"/>
-      <w:r>
-        <w:t xml:space="preserve"> negativa, (400, 500) prevede che l’Orchestratore debba eseguire un nuovo tentativo di trasferimento</w:t>
+        <w:t>). Una eventuale response negativa, (400, 500) prevede che l’Orchestratore debba eseguire un nuovo tentativo di trasferimento</w:t>
       </w:r>
       <w:r>
         <w:t>. Dopo il decimo tentativo Orchestratore pone il job in errore per intervento degli Operatori del servizio.</w:t>
@@ -10945,36 +9638,15 @@
       <w:bookmarkStart w:id="30" w:name="_Toc122634371"/>
       <w:bookmarkStart w:id="31" w:name="_Ref127285942"/>
       <w:r>
-        <w:t xml:space="preserve">L’interfaccia permette all’Orchestratore di inviare al </w:t>
-      </w:r>
-      <w:proofErr w:type="spellStart"/>
-      <w:r>
-        <w:t>Recapitista</w:t>
-      </w:r>
-      <w:proofErr w:type="spellEnd"/>
-      <w:r>
-        <w:t xml:space="preserve"> la richiesta per l’emissione di un duplicato inerente ad una notifica richiesta da PN attraverso l’IFA (13). Il duplicato del documento sarà restituito dal </w:t>
-      </w:r>
-      <w:proofErr w:type="spellStart"/>
-      <w:r>
-        <w:t>Recapitista</w:t>
-      </w:r>
-      <w:proofErr w:type="spellEnd"/>
-      <w:r>
-        <w:t xml:space="preserve"> all’Orchestratore attraverso l’IFA (13arit).</w:t>
+        <w:t>L’interfaccia permette all’Orchestratore di inviare al Recapitista la richiesta per l’emissione di un duplicato inerente ad una notifica richiesta da PN attraverso l’IFA (13). Il duplicato del documento sarà restituito dal Recapitista all’Orchestratore attraverso l’IFA (13arit).</w:t>
       </w:r>
     </w:p>
     <w:p>
       <w:r>
         <w:t xml:space="preserve">L’IFA (13a) è basata sul servizio REST esposto dal </w:t>
       </w:r>
-      <w:proofErr w:type="spellStart"/>
-      <w:r>
-        <w:t>Recapitista</w:t>
-      </w:r>
-      <w:proofErr w:type="spellEnd"/>
-      <w:r>
-        <w:t>.</w:t>
+      <w:r>
+        <w:t>Recapitista.</w:t>
       </w:r>
     </w:p>
     <w:p/>
@@ -10982,7 +9654,6 @@
       <w:r>
         <w:t xml:space="preserve">L’Orchestratore, in base al </w:t>
       </w:r>
-      <w:proofErr w:type="spellStart"/>
       <w:r>
         <w:rPr>
           <w:b/>
@@ -10992,7 +9663,6 @@
         </w:rPr>
         <w:t>paperEngageRequestId</w:t>
       </w:r>
-      <w:proofErr w:type="spellEnd"/>
       <w:r>
         <w:t xml:space="preserve">, </w:t>
       </w:r>
@@ -11013,15 +9683,7 @@
         </w:numPr>
       </w:pPr>
       <w:r>
-        <w:t xml:space="preserve"> Ricaverà il relativo </w:t>
-      </w:r>
-      <w:proofErr w:type="spellStart"/>
-      <w:r>
-        <w:t>Recapitista</w:t>
-      </w:r>
-      <w:proofErr w:type="spellEnd"/>
-      <w:r>
-        <w:t xml:space="preserve"> che aveva gestito la notifica</w:t>
+        <w:t xml:space="preserve"> Ricaverà il relativo Recapitista che aveva gestito la notifica</w:t>
       </w:r>
       <w:r>
         <w:t xml:space="preserve"> </w:t>
@@ -11057,15 +9719,7 @@
         <w:t xml:space="preserve"> </w:t>
       </w:r>
       <w:r>
-        <w:t xml:space="preserve">verso il </w:t>
-      </w:r>
-      <w:proofErr w:type="spellStart"/>
-      <w:r>
-        <w:t>Recapitista</w:t>
-      </w:r>
-      <w:proofErr w:type="spellEnd"/>
-      <w:r>
-        <w:t xml:space="preserve"> come segue:</w:t>
+        <w:t>verso il Recapitista come segue:</w:t>
       </w:r>
     </w:p>
     <w:p>
@@ -11078,7 +9732,6 @@
       <w:r>
         <w:t>Valorizzando il parametro “</w:t>
       </w:r>
-      <w:proofErr w:type="spellStart"/>
       <w:r>
         <w:rPr>
           <w:b/>
@@ -11086,7 +9739,6 @@
         </w:rPr>
         <w:t>CodOggetto</w:t>
       </w:r>
-      <w:proofErr w:type="spellEnd"/>
       <w:r>
         <w:t>” con il</w:t>
       </w:r>
@@ -11102,7 +9754,6 @@
       <w:r>
         <w:t>associato al “</w:t>
       </w:r>
-      <w:proofErr w:type="spellStart"/>
       <w:r>
         <w:rPr>
           <w:i/>
@@ -11110,11 +9761,9 @@
         </w:rPr>
         <w:t>paperEngageRequestId</w:t>
       </w:r>
-      <w:proofErr w:type="spellEnd"/>
       <w:r>
         <w:t>” e al “</w:t>
       </w:r>
-      <w:proofErr w:type="spellStart"/>
       <w:r>
         <w:rPr>
           <w:i/>
@@ -11122,7 +9771,6 @@
         </w:rPr>
         <w:t>documentType</w:t>
       </w:r>
-      <w:proofErr w:type="spellEnd"/>
       <w:r>
         <w:t xml:space="preserve">”, estrapolandolo dai codici postali registrati nel </w:t>
       </w:r>
@@ -11136,13 +9784,8 @@
         <w:t>nterno</w:t>
       </w:r>
       <w:r>
-        <w:t xml:space="preserve">. Tali codici erano stati estratti dal file BOL del Flusso di Stampa che aveva creato </w:t>
-      </w:r>
-      <w:proofErr w:type="spellStart"/>
-      <w:r>
-        <w:t>Formatting</w:t>
-      </w:r>
-      <w:proofErr w:type="spellEnd"/>
+        <w:t>. Tali codici erano stati estratti dal file BOL del Flusso di Stampa che aveva creato Formatting</w:t>
+      </w:r>
     </w:p>
     <w:p>
       <w:pPr>
@@ -11217,23 +9860,7 @@
                 <w:i/>
                 <w:iCs/>
               </w:rPr>
-              <w:t xml:space="preserve">’Orchestratore fornisce il codice postale (BARCODE) generato prima della stampa per ogni documento che potrebbe essere utilizzato per il recapito (Plico, 23L, CAD e CAN). Ciò implica, qualora il </w:t>
-            </w:r>
-            <w:proofErr w:type="spellStart"/>
-            <w:r>
-              <w:rPr>
-                <w:i/>
-                <w:iCs/>
-              </w:rPr>
-              <w:t>Recapitista</w:t>
-            </w:r>
-            <w:proofErr w:type="spellEnd"/>
-            <w:r>
-              <w:rPr>
-                <w:i/>
-                <w:iCs/>
-              </w:rPr>
-              <w:t xml:space="preserve"> rigeneri il codice di alcune tipologie di documento (es: CAD e CAN) deve necessariamente rispondere all’Orchestratore con il codice che quest’ultimo aveva utilizzato nella richiesta altrimenti non potrebbe relazionarlo alla richiesta di duplicato</w:t>
+              <w:t>’Orchestratore fornisce il codice postale (BARCODE) generato prima della stampa per ogni documento che potrebbe essere utilizzato per il recapito (Plico, 23L, CAD e CAN). Ciò implica, qualora il Recapitista rigeneri il codice di alcune tipologie di documento (es: CAD e CAN) deve necessariamente rispondere all’Orchestratore con il codice che quest’ultimo aveva utilizzato nella richiesta altrimenti non potrebbe relazionarlo alla richiesta di duplicato</w:t>
             </w:r>
             <w:r>
               <w:rPr>
@@ -11266,7 +9893,6 @@
       <w:r>
         <w:t xml:space="preserve"> il parametro “</w:t>
       </w:r>
-      <w:proofErr w:type="spellStart"/>
       <w:r>
         <w:rPr>
           <w:b/>
@@ -11274,7 +9900,6 @@
         </w:rPr>
         <w:t>ObjectidExt</w:t>
       </w:r>
-      <w:proofErr w:type="spellEnd"/>
       <w:r>
         <w:t xml:space="preserve">” </w:t>
       </w:r>
@@ -11295,7 +9920,6 @@
       <w:r>
         <w:t>Valorizzando il parametro “</w:t>
       </w:r>
-      <w:proofErr w:type="spellStart"/>
       <w:r>
         <w:rPr>
           <w:b/>
@@ -11303,7 +9927,6 @@
         </w:rPr>
         <w:t>FullFolderPagoPa</w:t>
       </w:r>
-      <w:proofErr w:type="spellEnd"/>
       <w:r>
         <w:t>” con “</w:t>
       </w:r>
@@ -11330,7 +9953,6 @@
       <w:r>
         <w:t>dipendentemente dalla tipologia di Prodotto dell’affido e del valore del parametro “</w:t>
       </w:r>
-      <w:proofErr w:type="spellStart"/>
       <w:r>
         <w:rPr>
           <w:b/>
@@ -11338,7 +9960,6 @@
         </w:rPr>
         <w:t>documentType</w:t>
       </w:r>
-      <w:proofErr w:type="spellEnd"/>
       <w:r>
         <w:t>”</w:t>
       </w:r>
@@ -11358,15 +9979,7 @@
     </w:p>
     <w:p>
       <w:r>
-        <w:t xml:space="preserve">Tali valori verranno riportati anche nella risposta da parte del </w:t>
-      </w:r>
-      <w:proofErr w:type="spellStart"/>
-      <w:r>
-        <w:t>recapitista</w:t>
-      </w:r>
-      <w:proofErr w:type="spellEnd"/>
-      <w:r>
-        <w:t>.</w:t>
+        <w:t>Tali valori verranno riportati anche nella risposta da parte del recapitista.</w:t>
       </w:r>
     </w:p>
     <w:p>
@@ -11430,7 +10043,6 @@
               </w:rPr>
               <w:t xml:space="preserve">La tabella che segue riporta i campi da valorizzare nella </w:t>
             </w:r>
-            <w:proofErr w:type="spellStart"/>
             <w:r>
               <w:rPr>
                 <w:i/>
@@ -11438,7 +10050,6 @@
               </w:rPr>
               <w:t>callback</w:t>
             </w:r>
-            <w:proofErr w:type="spellEnd"/>
             <w:r>
               <w:rPr>
                 <w:i/>
@@ -11581,11 +10192,9 @@
             <w:vAlign w:val="center"/>
           </w:tcPr>
           <w:p>
-            <w:proofErr w:type="spellStart"/>
             <w:r>
               <w:t>SysCaller</w:t>
             </w:r>
-            <w:proofErr w:type="spellEnd"/>
           </w:p>
         </w:tc>
         <w:tc>
@@ -11641,11 +10250,9 @@
             <w:vAlign w:val="center"/>
           </w:tcPr>
           <w:p>
-            <w:proofErr w:type="spellStart"/>
             <w:r>
               <w:t>IdentScenario</w:t>
             </w:r>
-            <w:proofErr w:type="spellEnd"/>
           </w:p>
         </w:tc>
         <w:tc>
@@ -11687,11 +10294,9 @@
             <w:vAlign w:val="center"/>
           </w:tcPr>
           <w:p>
-            <w:proofErr w:type="spellStart"/>
             <w:r>
               <w:t>GrAss</w:t>
             </w:r>
-            <w:proofErr w:type="spellEnd"/>
           </w:p>
         </w:tc>
         <w:tc>
@@ -11757,11 +10362,9 @@
             <w:vAlign w:val="center"/>
           </w:tcPr>
           <w:p>
-            <w:proofErr w:type="spellStart"/>
             <w:r>
               <w:t>ClientiConfermati</w:t>
             </w:r>
-            <w:proofErr w:type="spellEnd"/>
           </w:p>
         </w:tc>
         <w:tc>
@@ -11793,11 +10396,9 @@
             <w:pPr>
               <w:jc w:val="center"/>
             </w:pPr>
-            <w:proofErr w:type="spellStart"/>
             <w:r>
               <w:t>TipSog</w:t>
             </w:r>
-            <w:proofErr w:type="spellEnd"/>
           </w:p>
         </w:tc>
         <w:tc>
@@ -11835,11 +10436,9 @@
             <w:pPr>
               <w:jc w:val="center"/>
             </w:pPr>
-            <w:proofErr w:type="spellStart"/>
             <w:r>
               <w:t>RuoloCliente</w:t>
             </w:r>
-            <w:proofErr w:type="spellEnd"/>
           </w:p>
         </w:tc>
         <w:tc>
@@ -11977,11 +10576,9 @@
             <w:pPr>
               <w:jc w:val="center"/>
             </w:pPr>
-            <w:proofErr w:type="spellStart"/>
             <w:r>
               <w:t>BuOwner</w:t>
             </w:r>
-            <w:proofErr w:type="spellEnd"/>
           </w:p>
         </w:tc>
         <w:tc>
@@ -12018,11 +10615,9 @@
             <w:pPr>
               <w:jc w:val="center"/>
             </w:pPr>
-            <w:proofErr w:type="spellStart"/>
             <w:r>
               <w:t>TipoServ</w:t>
             </w:r>
-            <w:proofErr w:type="spellEnd"/>
           </w:p>
         </w:tc>
         <w:tc>
@@ -12089,11 +10684,9 @@
             <w:pPr>
               <w:jc w:val="center"/>
             </w:pPr>
-            <w:proofErr w:type="spellStart"/>
             <w:r>
               <w:t>FamProd</w:t>
             </w:r>
-            <w:proofErr w:type="spellEnd"/>
           </w:p>
         </w:tc>
         <w:tc>
@@ -12229,11 +10822,9 @@
             <w:pPr>
               <w:jc w:val="center"/>
             </w:pPr>
-            <w:proofErr w:type="spellStart"/>
             <w:r>
               <w:t>SottoProd</w:t>
             </w:r>
-            <w:proofErr w:type="spellEnd"/>
           </w:p>
         </w:tc>
         <w:tc>
@@ -12300,11 +10891,9 @@
             <w:pPr>
               <w:jc w:val="center"/>
             </w:pPr>
-            <w:proofErr w:type="spellStart"/>
             <w:r>
               <w:t>MotChiam</w:t>
             </w:r>
-            <w:proofErr w:type="spellEnd"/>
           </w:p>
         </w:tc>
         <w:tc>
@@ -12371,11 +10960,9 @@
             <w:pPr>
               <w:jc w:val="center"/>
             </w:pPr>
-            <w:proofErr w:type="spellStart"/>
             <w:r>
               <w:t>DettA</w:t>
             </w:r>
-            <w:proofErr w:type="spellEnd"/>
           </w:p>
         </w:tc>
         <w:tc>
@@ -12442,11 +11029,9 @@
             <w:pPr>
               <w:jc w:val="center"/>
             </w:pPr>
-            <w:proofErr w:type="spellStart"/>
             <w:r>
               <w:t>DettB</w:t>
             </w:r>
-            <w:proofErr w:type="spellEnd"/>
           </w:p>
         </w:tc>
         <w:tc>
@@ -12513,11 +11098,9 @@
             <w:pPr>
               <w:jc w:val="center"/>
             </w:pPr>
-            <w:proofErr w:type="spellStart"/>
             <w:r>
               <w:t>CanCont</w:t>
             </w:r>
-            <w:proofErr w:type="spellEnd"/>
           </w:p>
         </w:tc>
         <w:tc>
@@ -12556,11 +11139,9 @@
             <w:pPr>
               <w:jc w:val="center"/>
             </w:pPr>
-            <w:proofErr w:type="spellStart"/>
             <w:r>
               <w:t>IndCont</w:t>
             </w:r>
-            <w:proofErr w:type="spellEnd"/>
           </w:p>
         </w:tc>
         <w:tc>
@@ -12693,44 +11274,28 @@
               <w:rPr>
                 <w:rStyle w:val="ui-provider"/>
               </w:rPr>
-              <w:t xml:space="preserve">Fornire doc a PA tramite il CJ Recupero documenti </w:t>
-            </w:r>
-            <w:proofErr w:type="spellStart"/>
+              <w:t>Fornire doc a PA tramite il CJ Recupero documenti PagoPa</w:t>
+            </w:r>
             <w:r>
               <w:rPr>
                 <w:rStyle w:val="ui-provider"/>
               </w:rPr>
-              <w:t>PagoPa</w:t>
-            </w:r>
-            <w:proofErr w:type="spellEnd"/>
+              <w:t>”</w:t>
+            </w:r>
+            <w:r>
+              <w:t xml:space="preserve"> in collaudo</w:t>
+            </w:r>
+          </w:p>
+          <w:p>
+            <w:r>
+              <w:t>Fisso a “</w:t>
+            </w:r>
             <w:r>
               <w:rPr>
                 <w:rStyle w:val="ui-provider"/>
               </w:rPr>
-              <w:t>”</w:t>
-            </w:r>
-            <w:r>
-              <w:t xml:space="preserve"> in collaudo</w:t>
-            </w:r>
-          </w:p>
-          <w:p>
-            <w:r>
-              <w:t>Fisso a “</w:t>
-            </w:r>
-            <w:r>
-              <w:rPr>
-                <w:rStyle w:val="ui-provider"/>
-              </w:rPr>
-              <w:t xml:space="preserve">Fornire doc a PA tramite il CJ Recupero documenti </w:t>
-            </w:r>
-            <w:proofErr w:type="spellStart"/>
-            <w:r>
-              <w:rPr>
-                <w:rStyle w:val="ui-provider"/>
-              </w:rPr>
-              <w:t>PagoPa</w:t>
-            </w:r>
-            <w:proofErr w:type="spellEnd"/>
+              <w:t>Fornire doc a PA tramite il CJ Recupero documenti PagoPa</w:t>
+            </w:r>
             <w:r>
               <w:rPr>
                 <w:rStyle w:val="ui-provider"/>
@@ -12752,11 +11317,9 @@
             <w:pPr>
               <w:jc w:val="center"/>
             </w:pPr>
-            <w:proofErr w:type="spellStart"/>
             <w:r>
               <w:t>DataRicezRic</w:t>
             </w:r>
-            <w:proofErr w:type="spellEnd"/>
           </w:p>
         </w:tc>
         <w:tc>
@@ -12767,13 +11330,8 @@
             <w:pPr>
               <w:jc w:val="center"/>
             </w:pPr>
-            <w:proofErr w:type="gramStart"/>
-            <w:r>
-              <w:t>DATS(</w:t>
-            </w:r>
-            <w:proofErr w:type="gramEnd"/>
-            <w:r>
-              <w:t>8)</w:t>
+            <w:r>
+              <w:t>DATS(8)</w:t>
             </w:r>
           </w:p>
         </w:tc>
@@ -12797,12 +11355,10 @@
             <w:pPr>
               <w:jc w:val="center"/>
             </w:pPr>
-            <w:proofErr w:type="spellStart"/>
             <w:r>
               <w:lastRenderedPageBreak/>
               <w:t>NoteRic</w:t>
             </w:r>
-            <w:proofErr w:type="spellEnd"/>
           </w:p>
         </w:tc>
         <w:tc>
@@ -12831,11 +11387,9 @@
             <w:pPr>
               <w:jc w:val="right"/>
             </w:pPr>
-            <w:proofErr w:type="spellStart"/>
             <w:r>
               <w:t>Tdid</w:t>
             </w:r>
-            <w:proofErr w:type="spellEnd"/>
           </w:p>
         </w:tc>
         <w:tc>
@@ -12899,15 +11453,7 @@
             </w:r>
             <w:r>
               <w:br/>
-              <w:t>Da “</w:t>
-            </w:r>
-            <w:proofErr w:type="spellStart"/>
-            <w:r>
-              <w:t>documentType</w:t>
-            </w:r>
-            <w:proofErr w:type="spellEnd"/>
-            <w:r>
-              <w:t>” ricevuto da PagoPA</w:t>
+              <w:t>Da “documentType” ricevuto da PagoPA</w:t>
             </w:r>
           </w:p>
         </w:tc>
@@ -12918,11 +11464,9 @@
             <w:tcW w:w="2601" w:type="dxa"/>
           </w:tcPr>
           <w:p>
-            <w:proofErr w:type="spellStart"/>
             <w:r>
               <w:t>CodOggetto</w:t>
             </w:r>
-            <w:proofErr w:type="spellEnd"/>
           </w:p>
         </w:tc>
         <w:tc>
@@ -12955,15 +11499,7 @@
               <w:t xml:space="preserve">verifica su DB interno dell’Orchestratore </w:t>
             </w:r>
             <w:r>
-              <w:t>del valore del “</w:t>
-            </w:r>
-            <w:proofErr w:type="spellStart"/>
-            <w:r>
-              <w:t>paperEngageRequestId</w:t>
-            </w:r>
-            <w:proofErr w:type="spellEnd"/>
-            <w:r>
-              <w:t>” ricevuto da PagoPA</w:t>
+              <w:t>del valore del “paperEngageRequestId” ricevuto da PagoPA</w:t>
             </w:r>
           </w:p>
         </w:tc>
@@ -13005,11 +11541,9 @@
             <w:pPr>
               <w:jc w:val="center"/>
             </w:pPr>
-            <w:proofErr w:type="spellStart"/>
             <w:r>
               <w:t>NoteTic</w:t>
             </w:r>
-            <w:proofErr w:type="spellEnd"/>
           </w:p>
         </w:tc>
         <w:tc>
@@ -13038,11 +11572,9 @@
             <w:pPr>
               <w:jc w:val="right"/>
             </w:pPr>
-            <w:proofErr w:type="spellStart"/>
             <w:r>
               <w:t>Tdid</w:t>
             </w:r>
-            <w:proofErr w:type="spellEnd"/>
           </w:p>
         </w:tc>
         <w:tc>
@@ -13107,15 +11639,7 @@
           </w:p>
           <w:p>
             <w:r>
-              <w:t>Da “</w:t>
-            </w:r>
-            <w:proofErr w:type="spellStart"/>
-            <w:r>
-              <w:t>documentType</w:t>
-            </w:r>
-            <w:proofErr w:type="spellEnd"/>
-            <w:r>
-              <w:t>” ricevuto da PagoPA</w:t>
+              <w:t>Da “documentType” ricevuto da PagoPA</w:t>
             </w:r>
           </w:p>
         </w:tc>
@@ -13126,11 +11650,9 @@
             <w:tcW w:w="2601" w:type="dxa"/>
           </w:tcPr>
           <w:p>
-            <w:proofErr w:type="spellStart"/>
             <w:r>
               <w:t>ObjectidExt</w:t>
             </w:r>
-            <w:proofErr w:type="spellEnd"/>
           </w:p>
         </w:tc>
         <w:tc>
@@ -13163,11 +11685,9 @@
             <w:tcW w:w="2601" w:type="dxa"/>
           </w:tcPr>
           <w:p>
-            <w:proofErr w:type="spellStart"/>
             <w:r>
               <w:t>FullFolderPagoPa</w:t>
             </w:r>
-            <w:proofErr w:type="spellEnd"/>
           </w:p>
         </w:tc>
         <w:tc>
@@ -13220,7 +11740,6 @@
             <w:r>
               <w:t>Dipendentemente dal valore del parametro “</w:t>
             </w:r>
-            <w:proofErr w:type="spellStart"/>
             <w:r>
               <w:rPr>
                 <w:b/>
@@ -13228,7 +11747,6 @@
               </w:rPr>
               <w:t>documentType</w:t>
             </w:r>
-            <w:proofErr w:type="spellEnd"/>
             <w:r>
               <w:t xml:space="preserve">” </w:t>
             </w:r>
@@ -13249,15 +11767,7 @@
         <w:widowControl/>
       </w:pPr>
       <w:r>
-        <w:t xml:space="preserve">Nella tabella seguente vengono riportate i possibili documenti di recapito che il </w:t>
-      </w:r>
-      <w:proofErr w:type="spellStart"/>
-      <w:r>
-        <w:t>Recapitista</w:t>
-      </w:r>
-      <w:proofErr w:type="spellEnd"/>
-      <w:r>
-        <w:t xml:space="preserve"> fornisce indietro a fronte dei diversi Codici Postali (BARCODE) indicati dall’Orchestratore.</w:t>
+        <w:t>Nella tabella seguente vengono riportate i possibili documenti di recapito che il Recapitista fornisce indietro a fronte dei diversi Codici Postali (BARCODE) indicati dall’Orchestratore.</w:t>
       </w:r>
     </w:p>
     <w:p>
@@ -13338,7 +11848,6 @@
             <w:pPr>
               <w:widowControl/>
             </w:pPr>
-            <w:proofErr w:type="spellStart"/>
             <w:r>
               <w:rPr>
                 <w:b/>
@@ -13346,7 +11855,6 @@
               </w:rPr>
               <w:t>documentType</w:t>
             </w:r>
-            <w:proofErr w:type="spellEnd"/>
           </w:p>
           <w:p>
             <w:pPr>
@@ -14383,7 +12891,6 @@
             <w:pPr>
               <w:widowControl/>
             </w:pPr>
-            <w:proofErr w:type="spellStart"/>
             <w:r>
               <w:rPr>
                 <w:b/>
@@ -14392,7 +12899,6 @@
               </w:rPr>
               <w:t>Plico</w:t>
             </w:r>
-            <w:proofErr w:type="spellEnd"/>
           </w:p>
         </w:tc>
         <w:tc>
@@ -14883,7 +13389,6 @@
             <w:pPr>
               <w:widowControl/>
             </w:pPr>
-            <w:proofErr w:type="spellStart"/>
             <w:r>
               <w:rPr>
                 <w:b/>
@@ -14892,7 +13397,6 @@
               </w:rPr>
               <w:t>Plico</w:t>
             </w:r>
-            <w:proofErr w:type="spellEnd"/>
           </w:p>
         </w:tc>
         <w:tc>
@@ -16008,14 +14512,9 @@
         </w:numPr>
       </w:pPr>
       <w:bookmarkStart w:id="35" w:name="_Toc210286740"/>
-      <w:proofErr w:type="spellStart"/>
       <w:r>
         <w:lastRenderedPageBreak/>
-        <w:t>Recapitista</w:t>
-      </w:r>
-      <w:proofErr w:type="spellEnd"/>
-      <w:r>
-        <w:t xml:space="preserve"> </w:t>
+        <w:t xml:space="preserve">Recapitista </w:t>
       </w:r>
       <w:r>
         <w:sym w:font="Wingdings" w:char="F0E0"/>
@@ -16030,15 +14529,7 @@
     <w:p/>
     <w:p>
       <w:r>
-        <w:t xml:space="preserve">Le comunicazioni tra </w:t>
-      </w:r>
-      <w:proofErr w:type="spellStart"/>
-      <w:r>
-        <w:t>Recapitista</w:t>
-      </w:r>
-      <w:proofErr w:type="spellEnd"/>
-      <w:r>
-        <w:t xml:space="preserve"> e Orchestratore </w:t>
+        <w:t xml:space="preserve">Le comunicazioni tra Recapitista e Orchestratore </w:t>
       </w:r>
       <w:r>
         <w:t xml:space="preserve">improntate su interfacce </w:t>
@@ -16066,21 +14557,8 @@
         <w:t xml:space="preserve">Orchestratore, nelle sue chiamate, esegue l’autenticazione accedendo ai moduli riportati </w:t>
       </w:r>
       <w:r>
-        <w:t xml:space="preserve">IN </w:t>
-      </w:r>
-      <w:proofErr w:type="spellStart"/>
-      <w:r>
-        <w:t>Sistimi</w:t>
-      </w:r>
-      <w:proofErr w:type="spellEnd"/>
-      <w:r>
-        <w:t xml:space="preserve"> di autenticazione </w:t>
-      </w:r>
-      <w:proofErr w:type="spellStart"/>
-      <w:r>
-        <w:t>Recapitisti</w:t>
-      </w:r>
-      <w:proofErr w:type="spellEnd"/>
+        <w:t>IN Sistimi di autenticazione Recapitisti</w:t>
+      </w:r>
       <w:r>
         <w:t xml:space="preserve">. </w:t>
       </w:r>
@@ -16090,29 +14568,14 @@
       <w:r>
         <w:t xml:space="preserve">token fornito dal modulo dello specifico </w:t>
       </w:r>
-      <w:proofErr w:type="spellStart"/>
       <w:r>
         <w:t>Recapitista</w:t>
       </w:r>
-      <w:proofErr w:type="spellEnd"/>
-      <w:r>
-        <w:t xml:space="preserve"> viene inserito nel “</w:t>
-      </w:r>
-      <w:proofErr w:type="spellStart"/>
-      <w:r>
-        <w:t>header</w:t>
-      </w:r>
-      <w:proofErr w:type="spellEnd"/>
-      <w:r>
-        <w:t xml:space="preserve">” HTTPS della chiamata. </w:t>
-      </w:r>
-      <w:proofErr w:type="spellStart"/>
-      <w:r>
-        <w:t>Recapitista</w:t>
-      </w:r>
-      <w:proofErr w:type="spellEnd"/>
-      <w:r>
-        <w:t xml:space="preserve"> </w:t>
+      <w:r>
+        <w:t xml:space="preserve"> viene inserito nel “header” HTTPS della chiamata. </w:t>
+      </w:r>
+      <w:r>
+        <w:t xml:space="preserve">Recapitista </w:t>
       </w:r>
       <w:r>
         <w:t>accetta la chiamata dopo aver verificato il token tramite il proprio modulo di autenticazione</w:t>
@@ -16133,21 +14596,8 @@
           <w:numId w:val="57"/>
         </w:numPr>
       </w:pPr>
-      <w:proofErr w:type="spellStart"/>
-      <w:r>
-        <w:t>Recapitista</w:t>
-      </w:r>
-      <w:proofErr w:type="spellEnd"/>
-      <w:r>
-        <w:t xml:space="preserve"> nelle sue chiamate, esegue l’autenticazione accedendo al modulo Azure Active Directory. Il token fornito dal modulo viene inserito nel “</w:t>
-      </w:r>
-      <w:proofErr w:type="spellStart"/>
-      <w:r>
-        <w:t>header</w:t>
-      </w:r>
-      <w:proofErr w:type="spellEnd"/>
-      <w:r>
-        <w:t>” HTTPS della chiamata. Orchestratore accetta la chiamata dopo aver verificato il token su AAD;</w:t>
+      <w:r>
+        <w:t>Recapitista nelle sue chiamate, esegue l’autenticazione accedendo al modulo Azure Active Directory. Il token fornito dal modulo viene inserito nel “header” HTTPS della chiamata. Orchestratore accetta la chiamata dopo aver verificato il token su AAD;</w:t>
       </w:r>
     </w:p>
     <w:p>
@@ -16214,15 +14664,7 @@
         </w:numPr>
       </w:pPr>
       <w:r>
-        <w:t>L’eventuale trasferimento file “</w:t>
-      </w:r>
-      <w:proofErr w:type="spellStart"/>
-      <w:r>
-        <w:t>Recapitista</w:t>
-      </w:r>
-      <w:proofErr w:type="spellEnd"/>
-      <w:r>
-        <w:t xml:space="preserve"> </w:t>
+        <w:t xml:space="preserve">L’eventuale trasferimento file “Recapitista </w:t>
       </w:r>
       <w:r>
         <w:sym w:font="Wingdings" w:char="F0E0"/>
@@ -16261,27 +14703,14 @@
           <w:numId w:val="65"/>
         </w:numPr>
       </w:pPr>
-      <w:proofErr w:type="spellStart"/>
-      <w:r>
-        <w:t>Recapitista</w:t>
-      </w:r>
-      <w:proofErr w:type="spellEnd"/>
-      <w:r>
-        <w:t xml:space="preserve"> esegue chiamata </w:t>
+      <w:r>
+        <w:t xml:space="preserve">Recapitista esegue chiamata </w:t>
       </w:r>
       <w:r>
         <w:t>REST</w:t>
       </w:r>
       <w:r>
-        <w:t xml:space="preserve"> all’IFA (14) (</w:t>
-      </w:r>
-      <w:proofErr w:type="spellStart"/>
-      <w:r>
-        <w:t>GetUpoad</w:t>
-      </w:r>
-      <w:proofErr w:type="spellEnd"/>
-      <w:r>
-        <w:t>) inserendo i parametri “</w:t>
+        <w:t xml:space="preserve"> all’IFA (14) (GetUpoad) inserendo i parametri “</w:t>
       </w:r>
       <w:r>
         <w:rPr>
@@ -16314,7 +14743,6 @@
       <w:r>
         <w:t>Orchestratore fornisce in modalità sincrona la “</w:t>
       </w:r>
-      <w:proofErr w:type="spellStart"/>
       <w:r>
         <w:rPr>
           <w:i/>
@@ -16322,7 +14750,6 @@
         </w:rPr>
         <w:t>presignedURL</w:t>
       </w:r>
-      <w:proofErr w:type="spellEnd"/>
       <w:r>
         <w:t>” e “</w:t>
       </w:r>
@@ -16334,15 +14761,7 @@
         <w:t>identificativo univoco del file</w:t>
       </w:r>
       <w:r>
-        <w:t xml:space="preserve">” a </w:t>
-      </w:r>
-      <w:proofErr w:type="spellStart"/>
-      <w:r>
-        <w:t>Recapitista</w:t>
-      </w:r>
-      <w:proofErr w:type="spellEnd"/>
-      <w:r>
-        <w:t>;</w:t>
+        <w:t>” a Recapitista;</w:t>
       </w:r>
     </w:p>
     <w:p/>
@@ -16354,15 +14773,9 @@
           <w:numId w:val="65"/>
         </w:numPr>
       </w:pPr>
-      <w:proofErr w:type="spellStart"/>
-      <w:r>
-        <w:t>Recapitista</w:t>
-      </w:r>
-      <w:proofErr w:type="spellEnd"/>
-      <w:r>
-        <w:t xml:space="preserve"> esegue il caricamento del file utilizzando la “</w:t>
-      </w:r>
-      <w:proofErr w:type="spellStart"/>
+      <w:r>
+        <w:t>Recapitista esegue il caricamento del file utilizzando la “</w:t>
+      </w:r>
       <w:r>
         <w:rPr>
           <w:i/>
@@ -16370,7 +14783,6 @@
         </w:rPr>
         <w:t>presignedURL</w:t>
       </w:r>
-      <w:proofErr w:type="spellEnd"/>
       <w:r>
         <w:t>” sull’AWS Object Storage.</w:t>
       </w:r>
@@ -16392,13 +14804,8 @@
           <w:numId w:val="65"/>
         </w:numPr>
       </w:pPr>
-      <w:proofErr w:type="spellStart"/>
-      <w:r>
-        <w:t>Recapitista</w:t>
-      </w:r>
-      <w:proofErr w:type="spellEnd"/>
-      <w:r>
-        <w:t xml:space="preserve"> esegue chiamata </w:t>
+      <w:r>
+        <w:t xml:space="preserve">Recapitista esegue chiamata </w:t>
       </w:r>
       <w:r>
         <w:t>REST</w:t>
@@ -16444,7 +14851,6 @@
       <w:r>
         <w:t>Orchestratore fornisce la “</w:t>
       </w:r>
-      <w:proofErr w:type="spellStart"/>
       <w:r>
         <w:rPr>
           <w:i/>
@@ -16452,7 +14858,6 @@
         </w:rPr>
         <w:t>response</w:t>
       </w:r>
-      <w:proofErr w:type="spellEnd"/>
       <w:r>
         <w:t>” in modalità sincrona;</w:t>
       </w:r>
@@ -16553,7 +14958,6 @@
       <w:r>
         <w:t xml:space="preserve"> fornisce la “</w:t>
       </w:r>
-      <w:proofErr w:type="spellStart"/>
       <w:r>
         <w:rPr>
           <w:i/>
@@ -16561,7 +14965,6 @@
         </w:rPr>
         <w:t>response</w:t>
       </w:r>
-      <w:proofErr w:type="spellEnd"/>
       <w:r>
         <w:t>” in modalità sincrona.</w:t>
       </w:r>
@@ -16591,11 +14994,9 @@
           <w:numId w:val="66"/>
         </w:numPr>
       </w:pPr>
-      <w:proofErr w:type="spellStart"/>
       <w:r>
         <w:t>Recapitista</w:t>
       </w:r>
-      <w:proofErr w:type="spellEnd"/>
       <w:r>
         <w:t xml:space="preserve"> </w:t>
       </w:r>
@@ -16647,7 +15048,6 @@
       <w:r>
         <w:t>Orchestratore fornisce la “</w:t>
       </w:r>
-      <w:proofErr w:type="spellStart"/>
       <w:r>
         <w:rPr>
           <w:i/>
@@ -16655,7 +15055,6 @@
         </w:rPr>
         <w:t>response</w:t>
       </w:r>
-      <w:proofErr w:type="spellEnd"/>
       <w:r>
         <w:t>” in modalità sincrona</w:t>
       </w:r>
@@ -16669,15 +15068,7 @@
         <w:t xml:space="preserve">Le </w:t>
       </w:r>
       <w:r>
-        <w:t xml:space="preserve">comunicazioni tra Orchestratore e </w:t>
-      </w:r>
-      <w:proofErr w:type="spellStart"/>
-      <w:r>
-        <w:t>Recapitista</w:t>
-      </w:r>
-      <w:proofErr w:type="spellEnd"/>
-      <w:r>
-        <w:t xml:space="preserve"> improntate su interfacce AXWAY sono descritte nei paragrafi specifici di ogni singola IFA.</w:t>
+        <w:t>comunicazioni tra Orchestratore e Recapitista improntate su interfacce AXWAY sono descritte nei paragrafi specifici di ogni singola IFA.</w:t>
       </w:r>
     </w:p>
     <w:p/>
@@ -16711,13 +15102,8 @@
     <w:p/>
     <w:p>
       <w:r>
-        <w:t xml:space="preserve">A fronte dell’avvenuto trasferimento della Distinta Unica il </w:t>
-      </w:r>
-      <w:proofErr w:type="spellStart"/>
-      <w:r>
-        <w:t>Recapitista</w:t>
-      </w:r>
-      <w:proofErr w:type="spellEnd"/>
+        <w:t>A fronte dell’avvenuto trasferimento della Distinta Unica il Recapitista</w:t>
+      </w:r>
       <w:r>
         <w:t xml:space="preserve"> </w:t>
       </w:r>
@@ -16778,11 +15164,9 @@
       <w:r>
         <w:t xml:space="preserve">L’esito di caricamento dovrà essere depositato nella cartella di “output” del </w:t>
       </w:r>
-      <w:proofErr w:type="spellStart"/>
       <w:r>
         <w:t>Recapitista</w:t>
       </w:r>
-      <w:proofErr w:type="spellEnd"/>
       <w:r>
         <w:t xml:space="preserve"> dove il servizio AXWAY si farà carico di </w:t>
       </w:r>
@@ -16804,13 +15188,8 @@
       <w:r>
         <w:t xml:space="preserve">dell’Orchestratore. Qualora la conferma di avvenuto deposito non arrivasse entro una determinata soglia temporale sarà necessario che il </w:t>
       </w:r>
-      <w:proofErr w:type="spellStart"/>
-      <w:r>
-        <w:t>Recapitista</w:t>
-      </w:r>
-      <w:proofErr w:type="spellEnd"/>
-      <w:r>
-        <w:t xml:space="preserve"> </w:t>
+      <w:r>
+        <w:t xml:space="preserve">Recapitista </w:t>
       </w:r>
       <w:r>
         <w:t xml:space="preserve">depositi </w:t>
@@ -16840,15 +15219,7 @@
         <w:t xml:space="preserve"> l’esito mediante un file in formato CSV che potrà essere</w:t>
       </w:r>
       <w:r>
-        <w:t xml:space="preserve"> assumere i </w:t>
-      </w:r>
-      <w:proofErr w:type="spellStart"/>
-      <w:r>
-        <w:t>segueti</w:t>
-      </w:r>
-      <w:proofErr w:type="spellEnd"/>
-      <w:r>
-        <w:t xml:space="preserve"> tipi di nomenclatura</w:t>
+        <w:t xml:space="preserve"> assumere i segueti tipi di nomenclatura</w:t>
       </w:r>
       <w:r>
         <w:t>:</w:t>
@@ -16996,25 +15367,7 @@
           <w:iCs/>
           <w:u w:val="single"/>
         </w:rPr>
-        <w:t>Per la lavorazione PagoPA &lt;</w:t>
-      </w:r>
-      <w:proofErr w:type="spellStart"/>
-      <w:r>
-        <w:rPr>
-          <w:i/>
-          <w:iCs/>
-          <w:u w:val="single"/>
-        </w:rPr>
-        <w:t>id_progressivo</w:t>
-      </w:r>
-      <w:proofErr w:type="spellEnd"/>
-      <w:r>
-        <w:rPr>
-          <w:i/>
-          <w:iCs/>
-          <w:u w:val="single"/>
-        </w:rPr>
-        <w:t>&gt; sarà sempre 1</w:t>
+        <w:t>Per la lavorazione PagoPA &lt;id_progressivo&gt; sarà sempre 1</w:t>
       </w:r>
       <w:r>
         <w:rPr>
@@ -17239,7 +15592,6 @@
       <w:r>
         <w:t>Alla ricezione dei due file CSV l’Orchestratore eseguendo un polling nell’area AWS Object Storage inserisce la coppia di file avente come elemento comune l’</w:t>
       </w:r>
-      <w:proofErr w:type="spellStart"/>
       <w:r>
         <w:rPr>
           <w:b/>
@@ -17247,7 +15599,6 @@
         </w:rPr>
         <w:t>ID_Prenotazione</w:t>
       </w:r>
-      <w:proofErr w:type="spellEnd"/>
       <w:r>
         <w:t xml:space="preserve"> in un file ZIP avente la stessa nomenclatura del file Esito Prenotazione</w:t>
       </w:r>
@@ -17522,13 +15873,8 @@
       </w:r>
       <w:r>
         <w:tab/>
-        <w:t xml:space="preserve">consiste nel codice assegnato al </w:t>
-      </w:r>
-      <w:proofErr w:type="spellStart"/>
-      <w:r>
-        <w:t>Recapitista</w:t>
-      </w:r>
-      <w:proofErr w:type="spellEnd"/>
+        <w:t>consiste nel codice assegnato al Recapitista</w:t>
+      </w:r>
     </w:p>
     <w:p>
       <w:pPr>
@@ -17733,39 +16079,7 @@
                 <w:i/>
                 <w:iCs/>
               </w:rPr>
-              <w:t xml:space="preserve">’Orchestratore riconduce l’Esito Caricamento DU, caricato con la procedura AXWAY, mediante chiamate a </w:t>
-            </w:r>
-            <w:proofErr w:type="gramStart"/>
-            <w:r>
-              <w:rPr>
-                <w:i/>
-                <w:iCs/>
-              </w:rPr>
-              <w:t>se</w:t>
-            </w:r>
-            <w:proofErr w:type="gramEnd"/>
-            <w:r>
-              <w:rPr>
-                <w:i/>
-                <w:iCs/>
-              </w:rPr>
-              <w:t xml:space="preserve"> stesso verso IFA16. Le chiamate non seguono lo </w:t>
-            </w:r>
-            <w:proofErr w:type="spellStart"/>
-            <w:r>
-              <w:rPr>
-                <w:i/>
-                <w:iCs/>
-              </w:rPr>
-              <w:t>swagger</w:t>
-            </w:r>
-            <w:proofErr w:type="spellEnd"/>
-            <w:r>
-              <w:rPr>
-                <w:i/>
-                <w:iCs/>
-              </w:rPr>
-              <w:t xml:space="preserve"> dell’IFA16.</w:t>
+              <w:t>’Orchestratore riconduce l’Esito Caricamento DU, caricato con la procedura AXWAY, mediante chiamate a se stesso verso IFA16. Le chiamate non seguono lo swagger dell’IFA16.</w:t>
             </w:r>
           </w:p>
         </w:tc>
@@ -17800,15 +16114,7 @@
     <w:p/>
     <w:p>
       <w:r>
-        <w:t xml:space="preserve">Il </w:t>
-      </w:r>
-      <w:proofErr w:type="spellStart"/>
-      <w:r>
-        <w:t>Recapitista</w:t>
-      </w:r>
-      <w:proofErr w:type="spellEnd"/>
-      <w:r>
-        <w:t xml:space="preserve"> ritornato in sede con la materialità ritirata dallo Stampatore procede con l’accettazione delle singole comunicazioni. Al termine di questa fase della lavorazione produce una Distinta di Accettazione per ognuna delle Distinte DU incluse nella materialità ritirata, con lo scopo di quietanzarle</w:t>
+        <w:t>Il Recapitista ritornato in sede con la materialità ritirata dallo Stampatore procede con l’accettazione delle singole comunicazioni. Al termine di questa fase della lavorazione produce una Distinta di Accettazione per ognuna delle Distinte DU incluse nella materialità ritirata, con lo scopo di quietanzarle</w:t>
       </w:r>
       <w:r>
         <w:t>.</w:t>
@@ -17816,15 +16122,7 @@
     </w:p>
     <w:p>
       <w:r>
-        <w:t xml:space="preserve">Il </w:t>
-      </w:r>
-      <w:proofErr w:type="spellStart"/>
-      <w:r>
-        <w:t>Recapitista</w:t>
-      </w:r>
-      <w:proofErr w:type="spellEnd"/>
-      <w:r>
-        <w:t xml:space="preserve"> restituirà all’orchestratore l’esito di accettazione della postalizzazione di ogni singola DU in un file .xml e potrà essere positivo (OK) a fronte della “Presa in carico della Postalizzazione” oppure negativo (KO) qualora venissero riscontrate “Anomalie di postalizzazione” (codici raccomandata duplicati, dati di recapito assenti, …) </w:t>
+        <w:t xml:space="preserve">Il Recapitista restituirà all’orchestratore l’esito di accettazione della postalizzazione di ogni singola DU in un file .xml e potrà essere positivo (OK) a fronte della “Presa in carico della Postalizzazione” oppure negativo (KO) qualora venissero riscontrate “Anomalie di postalizzazione” (codici raccomandata duplicati, dati di recapito assenti, …) </w:t>
       </w:r>
     </w:p>
     <w:p/>
@@ -17850,13 +16148,8 @@
         <w:pStyle w:val="Rientro1"/>
       </w:pPr>
       <w:r>
-        <w:t>Il pacchetto ZIP completo allo Stampatore tramite IFA (9arit</w:t>
-      </w:r>
-      <w:proofErr w:type="gramStart"/>
-      <w:r>
-        <w:t>) .</w:t>
-      </w:r>
-      <w:proofErr w:type="gramEnd"/>
+        <w:t>Il pacchetto ZIP completo allo Stampatore tramite IFA (9arit) .</w:t>
+      </w:r>
     </w:p>
     <w:p>
       <w:pPr>
@@ -17889,13 +16182,8 @@
       <w:r>
         <w:t xml:space="preserve">1 file in formato PDF firmato </w:t>
       </w:r>
-      <w:proofErr w:type="gramStart"/>
-      <w:r>
-        <w:t>(.pdf.p7m</w:t>
-      </w:r>
-      <w:proofErr w:type="gramEnd"/>
-      <w:r>
-        <w:t xml:space="preserve">) </w:t>
+      <w:r>
+        <w:t xml:space="preserve">(.pdf.p7m) </w:t>
       </w:r>
       <w:r>
         <w:t>corrispondente alla “Distinta di accettazione”.</w:t>
@@ -17928,23 +16216,7 @@
         <w:t xml:space="preserve"> la chiave </w:t>
       </w:r>
       <w:r>
-        <w:t>&lt;esito&gt; nella sezione “</w:t>
-      </w:r>
-      <w:proofErr w:type="spellStart"/>
-      <w:r>
-        <w:t>Index_declaration</w:t>
-      </w:r>
-      <w:proofErr w:type="spellEnd"/>
-      <w:r>
-        <w:t>” e leggerne il valore nel primo riferimento della “</w:t>
-      </w:r>
-      <w:proofErr w:type="spellStart"/>
-      <w:r>
-        <w:t>Letter_section</w:t>
-      </w:r>
-      <w:proofErr w:type="spellEnd"/>
-      <w:r>
-        <w:t>”.</w:t>
+        <w:t>&lt;esito&gt; nella sezione “Index_declaration” e leggerne il valore nel primo riferimento della “Letter_section”.</w:t>
       </w:r>
     </w:p>
     <w:p>
@@ -17963,23 +16235,7 @@
     </w:p>
     <w:p>
       <w:r>
-        <w:t xml:space="preserve">L’esito di accettazione dovrà essere depositato nella cartella di “output” del </w:t>
-      </w:r>
-      <w:proofErr w:type="spellStart"/>
-      <w:r>
-        <w:t>Recapitista</w:t>
-      </w:r>
-      <w:proofErr w:type="spellEnd"/>
-      <w:r>
-        <w:t xml:space="preserve"> dove il servizio AXWAY si farà carico di caricarlo direttamente su AWS Object Storage dove l’Orchestratore lo recupera eseguendo un polling. A trasferimento avvenuto il servizio AXWAY produrrà, nella stessa cartella dove era presente il flusso da trasferire, un file avente la stessa nomenclatura del file appena trasferito, ma con estensione “.REC”, attestante l’avvenuto deposito dell’archivio presso l’area AWS Object Storage dell’Orchestratore. Qualora la conferma di avvenuto deposito non arrivasse entro una determinata soglia temporale sarà necessario che il </w:t>
-      </w:r>
-      <w:proofErr w:type="spellStart"/>
-      <w:r>
-        <w:t>Recapitista</w:t>
-      </w:r>
-      <w:proofErr w:type="spellEnd"/>
-      <w:r>
-        <w:t xml:space="preserve"> depositi il file dell’esito di caricamento nuovamente nella cartella di “output” per ripetere l’invio.</w:t>
+        <w:t>L’esito di accettazione dovrà essere depositato nella cartella di “output” del Recapitista dove il servizio AXWAY si farà carico di caricarlo direttamente su AWS Object Storage dove l’Orchestratore lo recupera eseguendo un polling. A trasferimento avvenuto il servizio AXWAY produrrà, nella stessa cartella dove era presente il flusso da trasferire, un file avente la stessa nomenclatura del file appena trasferito, ma con estensione “.REC”, attestante l’avvenuto deposito dell’archivio presso l’area AWS Object Storage dell’Orchestratore. Qualora la conferma di avvenuto deposito non arrivasse entro una determinata soglia temporale sarà necessario che il Recapitista depositi il file dell’esito di caricamento nuovamente nella cartella di “output” per ripetere l’invio.</w:t>
       </w:r>
     </w:p>
     <w:p/>
@@ -18047,39 +16303,7 @@
                 <w:i/>
                 <w:iCs/>
               </w:rPr>
-              <w:t xml:space="preserve">’Orchestratore riconduce l’Esito Accettazione DU, caricato con la procedura AXWAY, mediante chiamate a </w:t>
-            </w:r>
-            <w:proofErr w:type="gramStart"/>
-            <w:r>
-              <w:rPr>
-                <w:i/>
-                <w:iCs/>
-              </w:rPr>
-              <w:t>se</w:t>
-            </w:r>
-            <w:proofErr w:type="gramEnd"/>
-            <w:r>
-              <w:rPr>
-                <w:i/>
-                <w:iCs/>
-              </w:rPr>
-              <w:t xml:space="preserve"> stesso verso IFA16. Le chiamate non seguono lo </w:t>
-            </w:r>
-            <w:proofErr w:type="spellStart"/>
-            <w:r>
-              <w:rPr>
-                <w:i/>
-                <w:iCs/>
-              </w:rPr>
-              <w:t>swagger</w:t>
-            </w:r>
-            <w:proofErr w:type="spellEnd"/>
-            <w:r>
-              <w:rPr>
-                <w:i/>
-                <w:iCs/>
-              </w:rPr>
-              <w:t xml:space="preserve"> dell’IFA16.</w:t>
+              <w:t>’Orchestratore riconduce l’Esito Accettazione DU, caricato con la procedura AXWAY, mediante chiamate a se stesso verso IFA16. Le chiamate non seguono lo swagger dell’IFA16.</w:t>
             </w:r>
           </w:p>
         </w:tc>
@@ -18133,15 +16357,7 @@
         <w:t xml:space="preserve">quindi </w:t>
       </w:r>
       <w:r>
-        <w:t xml:space="preserve">ai </w:t>
-      </w:r>
-      <w:proofErr w:type="spellStart"/>
-      <w:r>
-        <w:t>Recapitisti</w:t>
-      </w:r>
-      <w:proofErr w:type="spellEnd"/>
-      <w:r>
-        <w:t xml:space="preserve"> </w:t>
+        <w:t xml:space="preserve">ai Recapitisti </w:t>
       </w:r>
       <w:r>
         <w:t>di</w:t>
@@ -18172,15 +16388,7 @@
     <w:p/>
     <w:p>
       <w:r>
-        <w:t xml:space="preserve">Il processo prevede il caricamento del file ZIP tramite l’acquisizione della </w:t>
-      </w:r>
-      <w:proofErr w:type="spellStart"/>
-      <w:r>
-        <w:t>PresignedURL</w:t>
-      </w:r>
-      <w:proofErr w:type="spellEnd"/>
-      <w:r>
-        <w:t xml:space="preserve"> tramite l’IFA (14) e la successiva referenziazione su IFA (16)</w:t>
+        <w:t>Il processo prevede il caricamento del file ZIP tramite l’acquisizione della PresignedURL tramite l’IFA (14) e la successiva referenziazione su IFA (16)</w:t>
       </w:r>
       <w:r>
         <w:t xml:space="preserve">, seguendo quanto già descritto nel dettaglio nel paragrafo </w:t>
@@ -18212,21 +16420,12 @@
         </w:rPr>
         <w:fldChar w:fldCharType="separate"/>
       </w:r>
-      <w:proofErr w:type="spellStart"/>
       <w:r>
         <w:rPr>
           <w:b/>
           <w:bCs/>
         </w:rPr>
-        <w:t>Recapitista</w:t>
-      </w:r>
-      <w:proofErr w:type="spellEnd"/>
-      <w:r>
-        <w:rPr>
-          <w:b/>
-          <w:bCs/>
-        </w:rPr>
-        <w:t xml:space="preserve"> </w:t>
+        <w:t xml:space="preserve">Recapitista </w:t>
       </w:r>
       <w:r>
         <w:rPr>
@@ -18347,11 +16546,9 @@
             <w:vAlign w:val="center"/>
           </w:tcPr>
           <w:p>
-            <w:proofErr w:type="spellStart"/>
             <w:r>
               <w:t>requestId</w:t>
             </w:r>
-            <w:proofErr w:type="spellEnd"/>
           </w:p>
         </w:tc>
         <w:tc>
@@ -18363,13 +16560,8 @@
             <w:pPr>
               <w:jc w:val="center"/>
             </w:pPr>
-            <w:proofErr w:type="gramStart"/>
-            <w:r>
-              <w:t>STRING(</w:t>
-            </w:r>
-            <w:proofErr w:type="gramEnd"/>
-            <w:r>
-              <w:t>64)</w:t>
+            <w:r>
+              <w:t>STRING(64)</w:t>
             </w:r>
           </w:p>
         </w:tc>
@@ -18388,15 +16580,7 @@
               <w:t>Preceduto dal prefisso</w:t>
             </w:r>
             <w:r>
-              <w:t xml:space="preserve"> ‘</w:t>
-            </w:r>
-            <w:proofErr w:type="spellStart"/>
-            <w:r>
-              <w:t>REcapitista</w:t>
-            </w:r>
-            <w:proofErr w:type="spellEnd"/>
-            <w:r>
-              <w:t>’</w:t>
+              <w:t xml:space="preserve"> ‘REcapitista’</w:t>
             </w:r>
           </w:p>
         </w:tc>
@@ -18408,11 +16592,9 @@
             <w:vAlign w:val="center"/>
           </w:tcPr>
           <w:p>
-            <w:proofErr w:type="spellStart"/>
             <w:r>
               <w:t>requestDate</w:t>
             </w:r>
-            <w:proofErr w:type="spellEnd"/>
           </w:p>
         </w:tc>
         <w:tc>
@@ -18424,13 +16606,8 @@
             <w:pPr>
               <w:jc w:val="center"/>
             </w:pPr>
-            <w:proofErr w:type="gramStart"/>
-            <w:r>
-              <w:t>STRING(</w:t>
-            </w:r>
-            <w:proofErr w:type="gramEnd"/>
-            <w:r>
-              <w:t>32)</w:t>
+            <w:r>
+              <w:t>STRING(32)</w:t>
             </w:r>
           </w:p>
         </w:tc>
@@ -18459,11 +16636,9 @@
             <w:vAlign w:val="center"/>
           </w:tcPr>
           <w:p>
-            <w:proofErr w:type="spellStart"/>
             <w:r>
               <w:t>fileHash</w:t>
             </w:r>
-            <w:proofErr w:type="spellEnd"/>
           </w:p>
         </w:tc>
         <w:tc>
@@ -18475,13 +16650,8 @@
             <w:pPr>
               <w:jc w:val="center"/>
             </w:pPr>
-            <w:proofErr w:type="gramStart"/>
-            <w:r>
-              <w:t>STRING(</w:t>
-            </w:r>
-            <w:proofErr w:type="gramEnd"/>
-            <w:r>
-              <w:t>64)</w:t>
+            <w:r>
+              <w:t>STRING(64)</w:t>
             </w:r>
           </w:p>
         </w:tc>
@@ -18491,13 +16661,8 @@
             <w:vAlign w:val="center"/>
           </w:tcPr>
           <w:p>
-            <w:proofErr w:type="spellStart"/>
-            <w:r>
-              <w:t>Hash</w:t>
-            </w:r>
-            <w:proofErr w:type="spellEnd"/>
-            <w:r>
-              <w:t xml:space="preserve"> del </w:t>
+            <w:r>
+              <w:t xml:space="preserve">Hash del </w:t>
             </w:r>
             <w:r>
               <w:t>file ZIP contenente l’esito di caricamento del</w:t>
@@ -18515,11 +16680,9 @@
             <w:vAlign w:val="center"/>
           </w:tcPr>
           <w:p>
-            <w:proofErr w:type="spellStart"/>
             <w:r>
               <w:t>fileObjectId</w:t>
             </w:r>
-            <w:proofErr w:type="spellEnd"/>
           </w:p>
         </w:tc>
         <w:tc>
@@ -18531,13 +16694,8 @@
             <w:pPr>
               <w:jc w:val="center"/>
             </w:pPr>
-            <w:proofErr w:type="gramStart"/>
-            <w:r>
-              <w:t>STRING(</w:t>
-            </w:r>
-            <w:proofErr w:type="gramEnd"/>
-            <w:r>
-              <w:t>128)</w:t>
+            <w:r>
+              <w:t>STRING(128)</w:t>
             </w:r>
           </w:p>
         </w:tc>
@@ -18548,15 +16706,7 @@
           </w:tcPr>
           <w:p>
             <w:r>
-              <w:t>Identificativo univoco file storage (</w:t>
-            </w:r>
-            <w:proofErr w:type="spellStart"/>
-            <w:r>
-              <w:t>GetUpload.fileObjectId</w:t>
-            </w:r>
-            <w:proofErr w:type="spellEnd"/>
-            <w:r>
-              <w:t>)</w:t>
+              <w:t>Identificativo univoco file storage (GetUpload.fileObjectId)</w:t>
             </w:r>
           </w:p>
         </w:tc>
@@ -18568,11 +16718,9 @@
             <w:vAlign w:val="center"/>
           </w:tcPr>
           <w:p>
-            <w:proofErr w:type="spellStart"/>
             <w:r>
               <w:t>fileName</w:t>
             </w:r>
-            <w:proofErr w:type="spellEnd"/>
           </w:p>
         </w:tc>
         <w:tc>
@@ -18584,13 +16732,8 @@
             <w:pPr>
               <w:jc w:val="center"/>
             </w:pPr>
-            <w:proofErr w:type="gramStart"/>
-            <w:r>
-              <w:t>STRING(</w:t>
-            </w:r>
-            <w:proofErr w:type="gramEnd"/>
-            <w:r>
-              <w:t>128)</w:t>
+            <w:r>
+              <w:t>STRING(128)</w:t>
             </w:r>
           </w:p>
         </w:tc>
@@ -18630,19 +16773,11 @@
                 <w:lang w:val="fr-FR"/>
               </w:rPr>
             </w:pPr>
-            <w:proofErr w:type="gramStart"/>
             <w:r>
               <w:rPr>
                 <w:lang w:val="fr-FR"/>
               </w:rPr>
-              <w:t>Es:</w:t>
-            </w:r>
-            <w:proofErr w:type="gramEnd"/>
-            <w:r>
-              <w:rPr>
-                <w:lang w:val="fr-FR"/>
-              </w:rPr>
-              <w:t xml:space="preserve"> </w:t>
+              <w:t xml:space="preserve">Es: </w:t>
             </w:r>
             <w:r>
               <w:rPr>
@@ -18666,11 +16801,9 @@
             <w:vAlign w:val="center"/>
           </w:tcPr>
           <w:p>
-            <w:proofErr w:type="spellStart"/>
             <w:r>
               <w:t>flowName</w:t>
             </w:r>
-            <w:proofErr w:type="spellEnd"/>
           </w:p>
         </w:tc>
         <w:tc>
@@ -18682,13 +16815,8 @@
             <w:pPr>
               <w:jc w:val="center"/>
             </w:pPr>
-            <w:proofErr w:type="gramStart"/>
-            <w:r>
-              <w:t>STRING(</w:t>
-            </w:r>
-            <w:proofErr w:type="gramEnd"/>
-            <w:r>
-              <w:t>64)</w:t>
+            <w:r>
+              <w:t>STRING(64)</w:t>
             </w:r>
           </w:p>
         </w:tc>
@@ -18708,34 +16836,13 @@
               <w:t>DU assegnato dalla piattaforma d</w:t>
             </w:r>
             <w:r>
-              <w:t xml:space="preserve">el </w:t>
-            </w:r>
-            <w:proofErr w:type="spellStart"/>
-            <w:r>
-              <w:t>Recapitista</w:t>
-            </w:r>
-            <w:proofErr w:type="spellEnd"/>
-            <w:r>
-              <w:t>. Nel caso la piattaforma non classificasse il flusso, può essere utilizzato il valore della “</w:t>
-            </w:r>
-            <w:proofErr w:type="spellStart"/>
-            <w:r>
-              <w:t>requestId</w:t>
-            </w:r>
-            <w:proofErr w:type="spellEnd"/>
-            <w:r>
-              <w:t>”</w:t>
-            </w:r>
-            <w:r>
-              <w:t xml:space="preserve"> o con il “</w:t>
-            </w:r>
-            <w:proofErr w:type="spellStart"/>
-            <w:r>
-              <w:t>fileName</w:t>
-            </w:r>
-            <w:proofErr w:type="spellEnd"/>
-            <w:r>
-              <w:t>” senza esten</w:t>
+              <w:t>el Recapitista</w:t>
+            </w:r>
+            <w:r>
+              <w:t>. Nel caso la piattaforma non classificasse il flusso, può essere utilizzato il valore della “requestId”</w:t>
+            </w:r>
+            <w:r>
+              <w:t xml:space="preserve"> o con il “fileName” senza esten</w:t>
             </w:r>
             <w:r>
               <w:t>s</w:t>
@@ -18753,11 +16860,9 @@
             <w:vAlign w:val="center"/>
           </w:tcPr>
           <w:p>
-            <w:proofErr w:type="spellStart"/>
             <w:r>
               <w:t>flowProcedure</w:t>
             </w:r>
-            <w:proofErr w:type="spellEnd"/>
           </w:p>
         </w:tc>
         <w:tc>
@@ -18769,13 +16874,8 @@
             <w:pPr>
               <w:jc w:val="center"/>
             </w:pPr>
-            <w:proofErr w:type="gramStart"/>
-            <w:r>
-              <w:t>STRING(</w:t>
-            </w:r>
-            <w:proofErr w:type="gramEnd"/>
-            <w:r>
-              <w:t>32)</w:t>
+            <w:r>
+              <w:t>STRING(32)</w:t>
             </w:r>
           </w:p>
         </w:tc>
@@ -18804,11 +16904,9 @@
             <w:vAlign w:val="center"/>
           </w:tcPr>
           <w:p>
-            <w:proofErr w:type="spellStart"/>
             <w:r>
               <w:t>flowType</w:t>
             </w:r>
-            <w:proofErr w:type="spellEnd"/>
           </w:p>
         </w:tc>
         <w:tc>
@@ -18820,13 +16918,8 @@
             <w:pPr>
               <w:jc w:val="center"/>
             </w:pPr>
-            <w:proofErr w:type="gramStart"/>
-            <w:r>
-              <w:t>STRING(</w:t>
-            </w:r>
-            <w:proofErr w:type="gramEnd"/>
-            <w:r>
-              <w:t>32)</w:t>
+            <w:r>
+              <w:t>STRING(32)</w:t>
             </w:r>
           </w:p>
         </w:tc>
@@ -18849,11 +16942,9 @@
             <w:vAlign w:val="center"/>
           </w:tcPr>
           <w:p>
-            <w:proofErr w:type="spellStart"/>
             <w:r>
               <w:t>zCode</w:t>
             </w:r>
-            <w:proofErr w:type="spellEnd"/>
           </w:p>
         </w:tc>
         <w:tc>
@@ -18865,13 +16956,8 @@
             <w:pPr>
               <w:jc w:val="center"/>
             </w:pPr>
-            <w:proofErr w:type="gramStart"/>
-            <w:r>
-              <w:t>STRING(</w:t>
-            </w:r>
-            <w:proofErr w:type="gramEnd"/>
-            <w:r>
-              <w:t>16)</w:t>
+            <w:r>
+              <w:t>STRING(16)</w:t>
             </w:r>
           </w:p>
         </w:tc>
@@ -18909,31 +16995,25 @@
             <w:vAlign w:val="center"/>
           </w:tcPr>
           <w:p>
-            <w:proofErr w:type="spellStart"/>
             <w:r>
               <w:t>sourceSystem</w:t>
             </w:r>
-            <w:proofErr w:type="spellEnd"/>
           </w:p>
           <w:p>
             <w:pPr>
               <w:jc w:val="right"/>
             </w:pPr>
-            <w:proofErr w:type="spellStart"/>
             <w:r>
               <w:t>systemId</w:t>
             </w:r>
-            <w:proofErr w:type="spellEnd"/>
           </w:p>
           <w:p>
             <w:pPr>
               <w:jc w:val="right"/>
             </w:pPr>
-            <w:proofErr w:type="spellStart"/>
             <w:r>
               <w:t>systemName</w:t>
             </w:r>
-            <w:proofErr w:type="spellEnd"/>
           </w:p>
         </w:tc>
         <w:tc>
@@ -18950,26 +17030,16 @@
             <w:pPr>
               <w:jc w:val="center"/>
             </w:pPr>
-            <w:proofErr w:type="gramStart"/>
-            <w:r>
-              <w:t>STRING(</w:t>
-            </w:r>
-            <w:proofErr w:type="gramEnd"/>
-            <w:r>
-              <w:t>32)</w:t>
+            <w:r>
+              <w:t>STRING(32)</w:t>
             </w:r>
           </w:p>
           <w:p>
             <w:pPr>
               <w:jc w:val="center"/>
             </w:pPr>
-            <w:proofErr w:type="gramStart"/>
-            <w:r>
-              <w:t>STRING(</w:t>
-            </w:r>
-            <w:proofErr w:type="gramEnd"/>
-            <w:r>
-              <w:t>32)</w:t>
+            <w:r>
+              <w:t>STRING(32)</w:t>
             </w:r>
           </w:p>
         </w:tc>
@@ -18986,15 +17056,7 @@
           </w:p>
           <w:p>
             <w:r>
-              <w:t>Valore fisso a “</w:t>
-            </w:r>
-            <w:proofErr w:type="spellStart"/>
-            <w:r>
-              <w:t>Recapitista</w:t>
-            </w:r>
-            <w:proofErr w:type="spellEnd"/>
-            <w:r>
-              <w:t>”</w:t>
+              <w:t>Valore fisso a “Recapitista”</w:t>
             </w:r>
           </w:p>
         </w:tc>
@@ -19006,11 +17068,9 @@
             <w:vAlign w:val="center"/>
           </w:tcPr>
           <w:p>
-            <w:proofErr w:type="spellStart"/>
             <w:r>
               <w:t>prenotazioneId</w:t>
             </w:r>
-            <w:proofErr w:type="spellEnd"/>
           </w:p>
         </w:tc>
         <w:tc>
@@ -19022,13 +17082,8 @@
             <w:pPr>
               <w:jc w:val="center"/>
             </w:pPr>
-            <w:proofErr w:type="gramStart"/>
-            <w:r>
-              <w:t>STRING(</w:t>
-            </w:r>
-            <w:proofErr w:type="gramEnd"/>
-            <w:r>
-              <w:t>64)</w:t>
+            <w:r>
+              <w:t>STRING(64)</w:t>
             </w:r>
           </w:p>
         </w:tc>
@@ -19051,11 +17106,9 @@
             <w:vAlign w:val="center"/>
           </w:tcPr>
           <w:p>
-            <w:proofErr w:type="spellStart"/>
             <w:r>
               <w:t>recapitistaId</w:t>
             </w:r>
-            <w:proofErr w:type="spellEnd"/>
           </w:p>
         </w:tc>
         <w:tc>
@@ -19067,13 +17120,8 @@
             <w:pPr>
               <w:jc w:val="center"/>
             </w:pPr>
-            <w:proofErr w:type="gramStart"/>
-            <w:r>
-              <w:t>STRING(</w:t>
-            </w:r>
-            <w:proofErr w:type="gramEnd"/>
-            <w:r>
-              <w:t>32)</w:t>
+            <w:r>
+              <w:t>STRING(32)</w:t>
             </w:r>
           </w:p>
         </w:tc>
@@ -19084,15 +17132,7 @@
           </w:tcPr>
           <w:p>
             <w:r>
-              <w:t xml:space="preserve">Identificativo del </w:t>
-            </w:r>
-            <w:proofErr w:type="spellStart"/>
-            <w:r>
-              <w:t>Recapitista</w:t>
-            </w:r>
-            <w:proofErr w:type="spellEnd"/>
-            <w:r>
-              <w:t xml:space="preserve"> a cui inoltrare la DU</w:t>
+              <w:t>Identificativo del Recapitista a cui inoltrare la DU</w:t>
             </w:r>
           </w:p>
         </w:tc>
@@ -19118,13 +17158,8 @@
             <w:pPr>
               <w:jc w:val="center"/>
             </w:pPr>
-            <w:proofErr w:type="gramStart"/>
-            <w:r>
-              <w:t>STRING(</w:t>
-            </w:r>
-            <w:proofErr w:type="gramEnd"/>
-            <w:r>
-              <w:t>32)</w:t>
+            <w:r>
+              <w:t>STRING(32)</w:t>
             </w:r>
           </w:p>
         </w:tc>
@@ -19137,11 +17172,9 @@
             <w:r>
               <w:t xml:space="preserve">Evento ricevuto dallo </w:t>
             </w:r>
-            <w:proofErr w:type="spellStart"/>
             <w:r>
               <w:t>Recapitista</w:t>
             </w:r>
-            <w:proofErr w:type="spellEnd"/>
           </w:p>
           <w:p>
             <w:pPr>
@@ -19188,11 +17221,9 @@
             <w:vAlign w:val="center"/>
           </w:tcPr>
           <w:p>
-            <w:proofErr w:type="spellStart"/>
             <w:r>
               <w:t>eventDate</w:t>
             </w:r>
-            <w:proofErr w:type="spellEnd"/>
           </w:p>
         </w:tc>
         <w:tc>
@@ -19204,13 +17235,8 @@
             <w:pPr>
               <w:jc w:val="center"/>
             </w:pPr>
-            <w:proofErr w:type="gramStart"/>
-            <w:r>
-              <w:t>STRING(</w:t>
-            </w:r>
-            <w:proofErr w:type="gramEnd"/>
-            <w:r>
-              <w:t>32)</w:t>
+            <w:r>
+              <w:t>STRING(32)</w:t>
             </w:r>
           </w:p>
         </w:tc>
@@ -19221,21 +17247,11 @@
           </w:tcPr>
           <w:p>
             <w:r>
-              <w:t xml:space="preserve">Data a cui è riferito l’evento nel formato </w:t>
-            </w:r>
-            <w:proofErr w:type="spellStart"/>
-            <w:r>
-              <w:t>yyyy-MM-dd'T'HH:</w:t>
-            </w:r>
-            <w:proofErr w:type="gramStart"/>
-            <w:r>
-              <w:t>mm:ss</w:t>
+              <w:t>Data a cui è riferito l’evento nel formato yyyy-MM-dd'T'HH:mm:ss</w:t>
             </w:r>
             <w:r>
               <w:t>Z</w:t>
             </w:r>
-            <w:proofErr w:type="spellEnd"/>
-            <w:proofErr w:type="gramEnd"/>
             <w:r>
               <w:t>''</w:t>
             </w:r>
@@ -19294,15 +17310,7 @@
     <w:p/>
     <w:p>
       <w:r>
-        <w:t xml:space="preserve">A fronte dell’avvenuto trasferimento della Distinta Unica i </w:t>
-      </w:r>
-      <w:proofErr w:type="spellStart"/>
-      <w:r>
-        <w:t>Recapitisti</w:t>
-      </w:r>
-      <w:proofErr w:type="spellEnd"/>
-      <w:r>
-        <w:t xml:space="preserve"> forniranno l’esito di caricamento della stessa nei propri sistemi in modalità asincrona. L’esito, consistente in file ZIP contenente due file CSV, uno dei quale contiene l’indicazione OK (CON012) oppure KO (CON992) e viene restituito all’orchestratore.</w:t>
+        <w:t>A fronte dell’avvenuto trasferimento della Distinta Unica i Recapitisti forniranno l’esito di caricamento della stessa nei propri sistemi in modalità asincrona. L’esito, consistente in file ZIP contenente due file CSV, uno dei quale contiene l’indicazione OK (CON012) oppure KO (CON992) e viene restituito all’orchestratore.</w:t>
       </w:r>
     </w:p>
     <w:p>
@@ -19530,13 +17538,8 @@
       </w:r>
       <w:r>
         <w:tab/>
-        <w:t xml:space="preserve">consiste nel codice assegnato al </w:t>
-      </w:r>
-      <w:proofErr w:type="spellStart"/>
-      <w:r>
-        <w:t>Recapitista</w:t>
-      </w:r>
-      <w:proofErr w:type="spellEnd"/>
+        <w:t>consiste nel codice assegnato al Recapitista</w:t>
+      </w:r>
     </w:p>
     <w:p>
       <w:pPr>
@@ -19694,16 +17697,11 @@
         <w:t xml:space="preserve">e contiene i seguenti file csv </w:t>
       </w:r>
       <w:r>
-        <w:t xml:space="preserve">che </w:t>
-      </w:r>
-      <w:proofErr w:type="spellStart"/>
-      <w:r>
-        <w:t>potr</w:t>
+        <w:t>che potr</w:t>
       </w:r>
       <w:r>
         <w:t>nno</w:t>
       </w:r>
-      <w:proofErr w:type="spellEnd"/>
       <w:r>
         <w:t xml:space="preserve"> essere assumere i segue</w:t>
       </w:r>
@@ -19849,25 +17847,7 @@
           <w:iCs/>
           <w:u w:val="single"/>
         </w:rPr>
-        <w:t>Per la lavorazione PagoPA &lt;</w:t>
-      </w:r>
-      <w:proofErr w:type="spellStart"/>
-      <w:r>
-        <w:rPr>
-          <w:i/>
-          <w:iCs/>
-          <w:u w:val="single"/>
-        </w:rPr>
-        <w:t>id_progressivo</w:t>
-      </w:r>
-      <w:proofErr w:type="spellEnd"/>
-      <w:r>
-        <w:rPr>
-          <w:i/>
-          <w:iCs/>
-          <w:u w:val="single"/>
-        </w:rPr>
-        <w:t>&gt; sarà sempre 1</w:t>
+        <w:t>Per la lavorazione PagoPA &lt;id_progressivo&gt; sarà sempre 1</w:t>
       </w:r>
       <w:r>
         <w:rPr>
@@ -20105,25 +18085,17 @@
     <w:p/>
     <w:p>
       <w:r>
-        <w:t xml:space="preserve">I </w:t>
-      </w:r>
-      <w:proofErr w:type="spellStart"/>
-      <w:r>
-        <w:t>Recapitist</w:t>
+        <w:t>I Recapitist</w:t>
+      </w:r>
+      <w:r>
+        <w:t xml:space="preserve">i </w:t>
+      </w:r>
+      <w:r>
+        <w:t>tornat</w:t>
       </w:r>
       <w:r>
         <w:t>i</w:t>
       </w:r>
-      <w:proofErr w:type="spellEnd"/>
-      <w:r>
-        <w:t xml:space="preserve"> </w:t>
-      </w:r>
-      <w:r>
-        <w:t>tornat</w:t>
-      </w:r>
-      <w:r>
-        <w:t>i</w:t>
-      </w:r>
       <w:r>
         <w:t xml:space="preserve"> in sede con la materialità ritirata dallo Stampatore proced</w:t>
       </w:r>
@@ -20142,15 +18114,7 @@
     </w:p>
     <w:p>
       <w:r>
-        <w:t xml:space="preserve">Il </w:t>
-      </w:r>
-      <w:proofErr w:type="spellStart"/>
-      <w:r>
-        <w:t>Recapitista</w:t>
-      </w:r>
-      <w:proofErr w:type="spellEnd"/>
-      <w:r>
-        <w:t xml:space="preserve"> restituirà all’orchestratore l’esito di accettazione della postalizzazione di ogni singola DU in un file .xml e potrà essere positivo (OK) a fronte della “Presa in carico della Postalizzazione” oppure negativo (KO) qualora venissero riscontrate “Anomalie di postalizzazione” (codici raccomandata duplicati, dati di recapito assenti, …) </w:t>
+        <w:t xml:space="preserve">Il Recapitista restituirà all’orchestratore l’esito di accettazione della postalizzazione di ogni singola DU in un file .xml e potrà essere positivo (OK) a fronte della “Presa in carico della Postalizzazione” oppure negativo (KO) qualora venissero riscontrate “Anomalie di postalizzazione” (codici raccomandata duplicati, dati di recapito assenti, …) </w:t>
       </w:r>
     </w:p>
     <w:p/>
@@ -20190,15 +18154,7 @@
         </w:numPr>
       </w:pPr>
       <w:r>
-        <w:t xml:space="preserve">1 file in formato PDF firmato </w:t>
-      </w:r>
-      <w:proofErr w:type="gramStart"/>
-      <w:r>
-        <w:t>(.pdf.p7m</w:t>
-      </w:r>
-      <w:proofErr w:type="gramEnd"/>
-      <w:r>
-        <w:t>) corrispondente alla “Distinta di accettazione”.</w:t>
+        <w:t>1 file in formato PDF firmato (.pdf.p7m) corrispondente alla “Distinta di accettazione”.</w:t>
       </w:r>
       <w:r>
         <w:t xml:space="preserve"> </w:t>
@@ -20226,23 +18182,7 @@
         <w:t>e</w:t>
       </w:r>
       <w:r>
-        <w:t xml:space="preserve"> sarà restituito a PN corredato dalla “Distinta di accettazione”. In particolare, Orchestratore dovrà identificare la chiave &lt;esito&gt; nella sezione “</w:t>
-      </w:r>
-      <w:proofErr w:type="spellStart"/>
-      <w:r>
-        <w:t>Index_declaration</w:t>
-      </w:r>
-      <w:proofErr w:type="spellEnd"/>
-      <w:r>
-        <w:t>” e leggerne il valore nel primo riferimento della “</w:t>
-      </w:r>
-      <w:proofErr w:type="spellStart"/>
-      <w:r>
-        <w:t>Letter_section</w:t>
-      </w:r>
-      <w:proofErr w:type="spellEnd"/>
-      <w:r>
-        <w:t>”.</w:t>
+        <w:t xml:space="preserve"> sarà restituito a PN corredato dalla “Distinta di accettazione”. In particolare, Orchestratore dovrà identificare la chiave &lt;esito&gt; nella sezione “Index_declaration” e leggerne il valore nel primo riferimento della “Letter_section”.</w:t>
       </w:r>
     </w:p>
     <w:p>
@@ -20276,15 +18216,7 @@
         <w:t>Esito Caricamento DU</w:t>
       </w:r>
       <w:r>
-        <w:t xml:space="preserve">” pervenuta da </w:t>
-      </w:r>
-      <w:proofErr w:type="spellStart"/>
-      <w:r>
-        <w:t>Recapitista</w:t>
-      </w:r>
-      <w:proofErr w:type="spellEnd"/>
-      <w:r>
-        <w:t xml:space="preserve"> ed eseguire una nuova chiamata di referenziazione.</w:t>
+        <w:t>” pervenuta da Recapitista ed eseguire una nuova chiamata di referenziazione.</w:t>
       </w:r>
     </w:p>
     <w:p>
@@ -20386,11 +18318,9 @@
             <w:vAlign w:val="center"/>
           </w:tcPr>
           <w:p>
-            <w:proofErr w:type="spellStart"/>
             <w:r>
               <w:t>requestId</w:t>
             </w:r>
-            <w:proofErr w:type="spellEnd"/>
           </w:p>
         </w:tc>
         <w:tc>
@@ -20399,13 +18329,8 @@
             <w:vAlign w:val="center"/>
           </w:tcPr>
           <w:p>
-            <w:proofErr w:type="gramStart"/>
-            <w:r>
-              <w:t>STRING(</w:t>
-            </w:r>
-            <w:proofErr w:type="gramEnd"/>
-            <w:r>
-              <w:t>64)</w:t>
+            <w:r>
+              <w:t>STRING(64)</w:t>
             </w:r>
           </w:p>
         </w:tc>
@@ -20434,11 +18359,9 @@
             <w:vAlign w:val="center"/>
           </w:tcPr>
           <w:p>
-            <w:proofErr w:type="spellStart"/>
             <w:r>
               <w:t>requestDate</w:t>
             </w:r>
-            <w:proofErr w:type="spellEnd"/>
           </w:p>
         </w:tc>
         <w:tc>
@@ -20471,11 +18394,9 @@
             <w:vAlign w:val="center"/>
           </w:tcPr>
           <w:p>
-            <w:proofErr w:type="spellStart"/>
             <w:r>
               <w:t>flowName</w:t>
             </w:r>
-            <w:proofErr w:type="spellEnd"/>
           </w:p>
         </w:tc>
         <w:tc>
@@ -20484,13 +18405,8 @@
             <w:vAlign w:val="center"/>
           </w:tcPr>
           <w:p>
-            <w:proofErr w:type="gramStart"/>
-            <w:r>
-              <w:t>STRING(</w:t>
-            </w:r>
-            <w:proofErr w:type="gramEnd"/>
-            <w:r>
-              <w:t>64)</w:t>
+            <w:r>
+              <w:t>STRING(64)</w:t>
             </w:r>
           </w:p>
         </w:tc>
@@ -20501,26 +18417,10 @@
           </w:tcPr>
           <w:p>
             <w:r>
-              <w:t xml:space="preserve">Nome univoco delle Flusso di Caricamento DU assegnato dalla piattaforma del </w:t>
-            </w:r>
-            <w:proofErr w:type="spellStart"/>
-            <w:r>
-              <w:t>Recapitista</w:t>
-            </w:r>
-            <w:proofErr w:type="spellEnd"/>
-            <w:r>
-              <w:t xml:space="preserve">. </w:t>
-            </w:r>
-            <w:r>
-              <w:t xml:space="preserve">Passato nella chiamata all’IFA (16) dal </w:t>
-            </w:r>
-            <w:proofErr w:type="spellStart"/>
-            <w:r>
-              <w:t>recapitista</w:t>
-            </w:r>
-            <w:proofErr w:type="spellEnd"/>
-            <w:r>
-              <w:t xml:space="preserve"> all’Orchestratore.</w:t>
+              <w:t xml:space="preserve">Nome univoco delle Flusso di Caricamento DU assegnato dalla piattaforma del Recapitista. </w:t>
+            </w:r>
+            <w:r>
+              <w:t>Passato nella chiamata all’IFA (16) dal recapitista all’Orchestratore.</w:t>
             </w:r>
             <w:r>
               <w:t xml:space="preserve"> </w:t>
@@ -20535,11 +18435,9 @@
             <w:vAlign w:val="center"/>
           </w:tcPr>
           <w:p>
-            <w:proofErr w:type="spellStart"/>
             <w:r>
               <w:t>fileObjectId</w:t>
             </w:r>
-            <w:proofErr w:type="spellEnd"/>
           </w:p>
         </w:tc>
         <w:tc>
@@ -20548,13 +18446,8 @@
             <w:vAlign w:val="center"/>
           </w:tcPr>
           <w:p>
-            <w:proofErr w:type="gramStart"/>
-            <w:r>
-              <w:t>STRING(</w:t>
-            </w:r>
-            <w:proofErr w:type="gramEnd"/>
-            <w:r>
-              <w:t>128)</w:t>
+            <w:r>
+              <w:t>STRING(128)</w:t>
             </w:r>
           </w:p>
         </w:tc>
@@ -20565,15 +18458,7 @@
           </w:tcPr>
           <w:p>
             <w:r>
-              <w:t>Identificativo univoco file storage (</w:t>
-            </w:r>
-            <w:proofErr w:type="spellStart"/>
-            <w:r>
-              <w:t>GetUpload.fileObjectId</w:t>
-            </w:r>
-            <w:proofErr w:type="spellEnd"/>
-            <w:r>
-              <w:t>)</w:t>
+              <w:t>Identificativo univoco file storage (GetUpload.fileObjectId)</w:t>
             </w:r>
           </w:p>
         </w:tc>
@@ -20585,11 +18470,9 @@
             <w:vAlign w:val="center"/>
           </w:tcPr>
           <w:p>
-            <w:proofErr w:type="spellStart"/>
             <w:r>
               <w:t>originalRequestId</w:t>
             </w:r>
-            <w:proofErr w:type="spellEnd"/>
           </w:p>
         </w:tc>
         <w:tc>
@@ -20598,13 +18481,8 @@
             <w:vAlign w:val="center"/>
           </w:tcPr>
           <w:p>
-            <w:proofErr w:type="gramStart"/>
-            <w:r>
-              <w:t>STRING(</w:t>
-            </w:r>
-            <w:proofErr w:type="gramEnd"/>
-            <w:r>
-              <w:t>64)</w:t>
+            <w:r>
+              <w:t>STRING(64)</w:t>
             </w:r>
           </w:p>
         </w:tc>
@@ -20627,11 +18505,9 @@
             <w:vAlign w:val="center"/>
           </w:tcPr>
           <w:p>
-            <w:proofErr w:type="spellStart"/>
             <w:r>
               <w:t>flowProcedure</w:t>
             </w:r>
-            <w:proofErr w:type="spellEnd"/>
           </w:p>
         </w:tc>
         <w:tc>
@@ -20640,13 +18516,8 @@
             <w:vAlign w:val="center"/>
           </w:tcPr>
           <w:p>
-            <w:proofErr w:type="gramStart"/>
-            <w:r>
-              <w:t>STRING(</w:t>
-            </w:r>
-            <w:proofErr w:type="gramEnd"/>
-            <w:r>
-              <w:t>16)</w:t>
+            <w:r>
+              <w:t>STRING(16)</w:t>
             </w:r>
           </w:p>
         </w:tc>
@@ -20672,11 +18543,9 @@
             <w:vAlign w:val="center"/>
           </w:tcPr>
           <w:p>
-            <w:proofErr w:type="spellStart"/>
             <w:r>
               <w:t>errorCode</w:t>
             </w:r>
-            <w:proofErr w:type="spellEnd"/>
           </w:p>
         </w:tc>
         <w:tc>
@@ -20723,15 +18592,7 @@
               <w:jc w:val="left"/>
             </w:pPr>
             <w:r>
-              <w:t xml:space="preserve">1 - 4 = KO (Verificare </w:t>
-            </w:r>
-            <w:proofErr w:type="spellStart"/>
-            <w:r>
-              <w:t>errorDescription</w:t>
-            </w:r>
-            <w:proofErr w:type="spellEnd"/>
-            <w:r>
-              <w:t xml:space="preserve"> per la descrizione della causa)</w:t>
+              <w:t>1 - 4 = KO (Verificare errorDescription per la descrizione della causa)</w:t>
             </w:r>
           </w:p>
         </w:tc>
@@ -20743,11 +18604,9 @@
             <w:vAlign w:val="center"/>
           </w:tcPr>
           <w:p>
-            <w:proofErr w:type="spellStart"/>
             <w:r>
               <w:t>errorDescription</w:t>
             </w:r>
-            <w:proofErr w:type="spellEnd"/>
           </w:p>
         </w:tc>
         <w:tc>
@@ -20756,13 +18615,8 @@
             <w:vAlign w:val="center"/>
           </w:tcPr>
           <w:p>
-            <w:proofErr w:type="gramStart"/>
-            <w:r>
-              <w:t>STRING(</w:t>
-            </w:r>
-            <w:proofErr w:type="gramEnd"/>
-            <w:r>
-              <w:t>512)</w:t>
+            <w:r>
+              <w:t>STRING(512)</w:t>
             </w:r>
           </w:p>
         </w:tc>
@@ -20787,23 +18641,7 @@
               <w:jc w:val="left"/>
             </w:pPr>
             <w:r>
-              <w:t xml:space="preserve">In caso di HASH errato il sistema che sta scaricando esegue </w:t>
-            </w:r>
-            <w:proofErr w:type="gramStart"/>
-            <w:r>
-              <w:t>10</w:t>
-            </w:r>
-            <w:proofErr w:type="gramEnd"/>
-            <w:r>
-              <w:t xml:space="preserve"> tentativi dopodiché invia un KO "ko </w:t>
-            </w:r>
-            <w:proofErr w:type="spellStart"/>
-            <w:r>
-              <w:t>hash</w:t>
-            </w:r>
-            <w:proofErr w:type="spellEnd"/>
-            <w:r>
-              <w:t xml:space="preserve"> errato"</w:t>
+              <w:t>In caso di HASH errato il sistema che sta scaricando esegue 10 tentativi dopodiché invia un KO "ko hash errato"</w:t>
             </w:r>
           </w:p>
           <w:p>
@@ -20867,76 +18705,52 @@
         <w:t xml:space="preserve">IFA (10) – </w:t>
       </w:r>
       <w:bookmarkEnd w:id="42"/>
-      <w:proofErr w:type="spellStart"/>
       <w:r>
         <w:rPr>
           <w:lang w:val="en-US"/>
         </w:rPr>
-        <w:t>Esiti</w:t>
-      </w:r>
-      <w:proofErr w:type="spellEnd"/>
+        <w:t xml:space="preserve">Esiti/Ritorni RHM – WS </w:t>
+      </w:r>
       <w:r>
         <w:rPr>
           <w:lang w:val="en-US"/>
         </w:rPr>
-        <w:t>/</w:t>
-      </w:r>
-      <w:proofErr w:type="spellStart"/>
+        <w:t xml:space="preserve">REST </w:t>
+      </w:r>
       <w:r>
         <w:rPr>
           <w:lang w:val="en-US"/>
         </w:rPr>
-        <w:t>Ritorni</w:t>
-      </w:r>
-      <w:proofErr w:type="spellEnd"/>
+        <w:t>+</w:t>
+      </w:r>
       <w:r>
         <w:rPr>
           <w:lang w:val="en-US"/>
         </w:rPr>
-        <w:t xml:space="preserve"> RHM – WS </w:t>
+        <w:t xml:space="preserve"> </w:t>
       </w:r>
       <w:r>
         <w:rPr>
           <w:lang w:val="en-US"/>
         </w:rPr>
-        <w:t xml:space="preserve">REST </w:t>
-      </w:r>
-      <w:r>
+        <w:t>AWS Object Storage</w:t>
+      </w:r>
+      <w:bookmarkEnd w:id="43"/>
+    </w:p>
+    <w:p>
+      <w:pPr>
         <w:rPr>
           <w:lang w:val="en-US"/>
         </w:rPr>
-        <w:t>+</w:t>
-      </w:r>
-      <w:r>
-        <w:rPr>
-          <w:lang w:val="en-US"/>
-        </w:rPr>
-        <w:t xml:space="preserve"> </w:t>
-      </w:r>
-      <w:r>
-        <w:rPr>
-          <w:lang w:val="en-US"/>
-        </w:rPr>
-        <w:t>AWS Object Storage</w:t>
-      </w:r>
-      <w:bookmarkEnd w:id="43"/>
-    </w:p>
-    <w:p>
-      <w:pPr>
-        <w:rPr>
-          <w:lang w:val="en-US"/>
-        </w:rPr>
       </w:pPr>
     </w:p>
     <w:p>
       <w:r>
         <w:t xml:space="preserve">Per ogni affido oggetto di recapito il </w:t>
       </w:r>
-      <w:proofErr w:type="spellStart"/>
       <w:r>
         <w:t>Recapitista</w:t>
       </w:r>
-      <w:proofErr w:type="spellEnd"/>
       <w:r>
         <w:t xml:space="preserve"> restituirà all’orchestratore una serie di eventi inerenti allo stato di recapito e, qualora disponibile, il prodotto della dematerializzazione delle comunicazioni di ritorno. </w:t>
       </w:r>
@@ -20945,11 +18759,9 @@
       <w:r>
         <w:t xml:space="preserve">Il </w:t>
       </w:r>
-      <w:proofErr w:type="spellStart"/>
       <w:r>
         <w:t>Recapitista</w:t>
       </w:r>
-      <w:proofErr w:type="spellEnd"/>
       <w:r>
         <w:t xml:space="preserve"> restituirà i metadati e le immagini in un archivio in formato ZIP dove inserirà, qualora disponibili, i </w:t>
       </w:r>
@@ -20963,15 +18775,7 @@
         <w:t>e</w:t>
       </w:r>
       <w:r>
-        <w:t xml:space="preserve"> alle scansioni delle cartoline/buste dell’esito/</w:t>
-      </w:r>
-      <w:proofErr w:type="spellStart"/>
-      <w:r>
-        <w:t>inesito</w:t>
-      </w:r>
-      <w:proofErr w:type="spellEnd"/>
-      <w:r>
-        <w:t xml:space="preserve"> corredato da un file in formato JSON contenente i metadati associati agli esiti che intende comunicare. </w:t>
+        <w:t xml:space="preserve"> alle scansioni delle cartoline/buste dell’esito/inesito corredato da un file in formato JSON contenente i metadati associati agli esiti che intende comunicare. </w:t>
       </w:r>
     </w:p>
     <w:p>
@@ -21037,23 +18841,7 @@
                 <w:i/>
                 <w:iCs/>
               </w:rPr>
-              <w:t xml:space="preserve">Il numero massimo di oggetti contenuti nel file </w:t>
-            </w:r>
-            <w:proofErr w:type="spellStart"/>
-            <w:r>
-              <w:rPr>
-                <w:i/>
-                <w:iCs/>
-              </w:rPr>
-              <w:t>json</w:t>
-            </w:r>
-            <w:proofErr w:type="spellEnd"/>
-            <w:r>
-              <w:rPr>
-                <w:i/>
-                <w:iCs/>
-              </w:rPr>
-              <w:t xml:space="preserve"> è pari a </w:t>
+              <w:t xml:space="preserve">Il numero massimo di oggetti contenuti nel file json è pari a </w:t>
             </w:r>
             <w:r>
               <w:rPr>
@@ -21198,15 +18986,7 @@
         <w:t xml:space="preserve"> </w:t>
       </w:r>
       <w:r>
-        <w:t xml:space="preserve">stesso valore del </w:t>
-      </w:r>
-      <w:proofErr w:type="spellStart"/>
-      <w:r>
-        <w:t>timestamp</w:t>
-      </w:r>
-      <w:proofErr w:type="spellEnd"/>
-      <w:r>
-        <w:t xml:space="preserve"> </w:t>
+        <w:t xml:space="preserve">stesso valore del timestamp </w:t>
       </w:r>
       <w:r>
         <w:t>&lt;YYYYMMDDHHMMSS&gt;</w:t>
@@ -21227,32 +19007,14 @@
       <w:r>
         <w:t xml:space="preserve">” prodotto dal </w:t>
       </w:r>
-      <w:proofErr w:type="spellStart"/>
       <w:r>
         <w:t>Recapitista</w:t>
       </w:r>
-      <w:proofErr w:type="spellEnd"/>
       <w:r>
         <w:t xml:space="preserve"> dovrà essere </w:t>
       </w:r>
       <w:r>
-        <w:t>caricato su AWS Object Storage invocando preventivamente il servizio REST dell’IFA (14) per acquisire la “</w:t>
-      </w:r>
-      <w:proofErr w:type="spellStart"/>
-      <w:r>
-        <w:t>presignedUrl</w:t>
-      </w:r>
-      <w:proofErr w:type="spellEnd"/>
-      <w:r>
-        <w:t>” ed il “</w:t>
-      </w:r>
-      <w:proofErr w:type="spellStart"/>
-      <w:r>
-        <w:t>fileObjectId</w:t>
-      </w:r>
-      <w:proofErr w:type="spellEnd"/>
-      <w:r>
-        <w:t>”</w:t>
+        <w:t>caricato su AWS Object Storage invocando preventivamente il servizio REST dell’IFA (14) per acquisire la “presignedUrl” ed il “fileObjectId”</w:t>
       </w:r>
       <w:r>
         <w:t>. La prima consente di eseguire l’upload del file mentre il secondo di referenziare il file appena caricato nella chiamata all’IFA (10).</w:t>
@@ -21353,11 +19115,9 @@
             <w:vAlign w:val="center"/>
           </w:tcPr>
           <w:p>
-            <w:proofErr w:type="spellStart"/>
             <w:r>
               <w:t>requestId</w:t>
             </w:r>
-            <w:proofErr w:type="spellEnd"/>
           </w:p>
         </w:tc>
         <w:tc>
@@ -21369,13 +19129,8 @@
             <w:pPr>
               <w:jc w:val="center"/>
             </w:pPr>
-            <w:proofErr w:type="gramStart"/>
-            <w:r>
-              <w:t>STRING(</w:t>
-            </w:r>
-            <w:proofErr w:type="gramEnd"/>
-            <w:r>
-              <w:t>64)</w:t>
+            <w:r>
+              <w:t>STRING(64)</w:t>
             </w:r>
           </w:p>
         </w:tc>
@@ -21395,13 +19150,8 @@
               <w:t>receduto dal prefisso</w:t>
             </w:r>
             <w:r>
-              <w:t xml:space="preserve"> del </w:t>
-            </w:r>
-            <w:proofErr w:type="spellStart"/>
-            <w:r>
-              <w:t>Recapitista</w:t>
-            </w:r>
-            <w:proofErr w:type="spellEnd"/>
+              <w:t xml:space="preserve"> del Recapitista</w:t>
+            </w:r>
           </w:p>
         </w:tc>
       </w:tr>
@@ -21412,11 +19162,9 @@
             <w:vAlign w:val="center"/>
           </w:tcPr>
           <w:p>
-            <w:proofErr w:type="spellStart"/>
             <w:r>
               <w:t>requestDate</w:t>
             </w:r>
-            <w:proofErr w:type="spellEnd"/>
           </w:p>
         </w:tc>
         <w:tc>
@@ -21428,13 +19176,8 @@
             <w:pPr>
               <w:jc w:val="center"/>
             </w:pPr>
-            <w:proofErr w:type="gramStart"/>
-            <w:r>
-              <w:t>STRING(</w:t>
-            </w:r>
-            <w:proofErr w:type="gramEnd"/>
-            <w:r>
-              <w:t>32)</w:t>
+            <w:r>
+              <w:t>STRING(32)</w:t>
             </w:r>
           </w:p>
         </w:tc>
@@ -21463,11 +19206,9 @@
             <w:vAlign w:val="center"/>
           </w:tcPr>
           <w:p>
-            <w:proofErr w:type="spellStart"/>
             <w:r>
               <w:t>fileHash</w:t>
             </w:r>
-            <w:proofErr w:type="spellEnd"/>
           </w:p>
         </w:tc>
         <w:tc>
@@ -21479,13 +19220,8 @@
             <w:pPr>
               <w:jc w:val="center"/>
             </w:pPr>
-            <w:proofErr w:type="gramStart"/>
-            <w:r>
-              <w:t>STRING(</w:t>
-            </w:r>
-            <w:proofErr w:type="gramEnd"/>
-            <w:r>
-              <w:t>64)</w:t>
+            <w:r>
+              <w:t>STRING(64)</w:t>
             </w:r>
           </w:p>
         </w:tc>
@@ -21495,13 +19231,8 @@
             <w:vAlign w:val="center"/>
           </w:tcPr>
           <w:p>
-            <w:proofErr w:type="spellStart"/>
-            <w:r>
-              <w:t>Hash</w:t>
-            </w:r>
-            <w:proofErr w:type="spellEnd"/>
-            <w:r>
-              <w:t xml:space="preserve"> del flusso “Esito di recapito” in base all’algoritmo SHA256.</w:t>
+            <w:r>
+              <w:t>Hash del flusso “Esito di recapito” in base all’algoritmo SHA256.</w:t>
             </w:r>
           </w:p>
         </w:tc>
@@ -21513,11 +19244,9 @@
             <w:vAlign w:val="center"/>
           </w:tcPr>
           <w:p>
-            <w:proofErr w:type="spellStart"/>
             <w:r>
               <w:t>fileObjectId</w:t>
             </w:r>
-            <w:proofErr w:type="spellEnd"/>
           </w:p>
         </w:tc>
         <w:tc>
@@ -21529,13 +19258,8 @@
             <w:pPr>
               <w:jc w:val="center"/>
             </w:pPr>
-            <w:proofErr w:type="gramStart"/>
-            <w:r>
-              <w:t>STRING(</w:t>
-            </w:r>
-            <w:proofErr w:type="gramEnd"/>
-            <w:r>
-              <w:t>128)</w:t>
+            <w:r>
+              <w:t>STRING(128)</w:t>
             </w:r>
           </w:p>
         </w:tc>
@@ -21546,15 +19270,7 @@
           </w:tcPr>
           <w:p>
             <w:r>
-              <w:t>Identificativo univoco file storage (</w:t>
-            </w:r>
-            <w:proofErr w:type="spellStart"/>
-            <w:r>
-              <w:t>GetUpload.fileObjectId</w:t>
-            </w:r>
-            <w:proofErr w:type="spellEnd"/>
-            <w:r>
-              <w:t>)</w:t>
+              <w:t>Identificativo univoco file storage (GetUpload.fileObjectId)</w:t>
             </w:r>
           </w:p>
         </w:tc>
@@ -21566,11 +19282,9 @@
             <w:vAlign w:val="center"/>
           </w:tcPr>
           <w:p>
-            <w:proofErr w:type="spellStart"/>
             <w:r>
               <w:t>fileName</w:t>
             </w:r>
-            <w:proofErr w:type="spellEnd"/>
           </w:p>
         </w:tc>
         <w:tc>
@@ -21582,13 +19296,8 @@
             <w:pPr>
               <w:jc w:val="center"/>
             </w:pPr>
-            <w:proofErr w:type="gramStart"/>
-            <w:r>
-              <w:t>STRING(</w:t>
-            </w:r>
-            <w:proofErr w:type="gramEnd"/>
-            <w:r>
-              <w:t>128)</w:t>
+            <w:r>
+              <w:t>STRING(128)</w:t>
             </w:r>
           </w:p>
         </w:tc>
@@ -21616,11 +19325,9 @@
             <w:vAlign w:val="center"/>
           </w:tcPr>
           <w:p>
-            <w:proofErr w:type="spellStart"/>
             <w:r>
               <w:t>flowName</w:t>
             </w:r>
-            <w:proofErr w:type="spellEnd"/>
           </w:p>
         </w:tc>
         <w:tc>
@@ -21632,13 +19339,8 @@
             <w:pPr>
               <w:jc w:val="center"/>
             </w:pPr>
-            <w:proofErr w:type="gramStart"/>
-            <w:r>
-              <w:t>STRING(</w:t>
-            </w:r>
-            <w:proofErr w:type="gramEnd"/>
-            <w:r>
-              <w:t>64)</w:t>
+            <w:r>
+              <w:t>STRING(64)</w:t>
             </w:r>
           </w:p>
         </w:tc>
@@ -21649,31 +19351,7 @@
           </w:tcPr>
           <w:p>
             <w:r>
-              <w:t xml:space="preserve">Nome univoco del Flusso di Ritorni RHM da </w:t>
-            </w:r>
-            <w:proofErr w:type="spellStart"/>
-            <w:r>
-              <w:t>Recapitista</w:t>
-            </w:r>
-            <w:proofErr w:type="spellEnd"/>
-            <w:r>
-              <w:t xml:space="preserve"> </w:t>
-            </w:r>
-            <w:proofErr w:type="spellStart"/>
-            <w:r>
-              <w:t>lla</w:t>
-            </w:r>
-            <w:proofErr w:type="spellEnd"/>
-            <w:r>
-              <w:t xml:space="preserve"> piattaforma di recapito. Nel caso tale identificativo non fosse assegnato potrebbe essere utilizzato il “</w:t>
-            </w:r>
-            <w:proofErr w:type="spellStart"/>
-            <w:r>
-              <w:t>requestId</w:t>
-            </w:r>
-            <w:proofErr w:type="spellEnd"/>
-            <w:r>
-              <w:t>”</w:t>
+              <w:t>Nome univoco del Flusso di Ritorni RHM da Recapitista lla piattaforma di recapito. Nel caso tale identificativo non fosse assegnato potrebbe essere utilizzato il “requestId”</w:t>
             </w:r>
           </w:p>
         </w:tc>
@@ -21685,11 +19363,9 @@
             <w:vAlign w:val="center"/>
           </w:tcPr>
           <w:p>
-            <w:proofErr w:type="spellStart"/>
             <w:r>
               <w:t>flowProcedure</w:t>
             </w:r>
-            <w:proofErr w:type="spellEnd"/>
           </w:p>
         </w:tc>
         <w:tc>
@@ -21701,13 +19377,8 @@
             <w:pPr>
               <w:jc w:val="center"/>
             </w:pPr>
-            <w:proofErr w:type="gramStart"/>
-            <w:r>
-              <w:t>STRING(</w:t>
-            </w:r>
-            <w:proofErr w:type="gramEnd"/>
-            <w:r>
-              <w:t>32)</w:t>
+            <w:r>
+              <w:t>STRING(32)</w:t>
             </w:r>
           </w:p>
         </w:tc>
@@ -21730,11 +19401,9 @@
             <w:vAlign w:val="center"/>
           </w:tcPr>
           <w:p>
-            <w:proofErr w:type="spellStart"/>
             <w:r>
               <w:t>flowType</w:t>
             </w:r>
-            <w:proofErr w:type="spellEnd"/>
           </w:p>
         </w:tc>
         <w:tc>
@@ -21746,13 +19415,8 @@
             <w:pPr>
               <w:jc w:val="center"/>
             </w:pPr>
-            <w:proofErr w:type="gramStart"/>
-            <w:r>
-              <w:t>STRING(</w:t>
-            </w:r>
-            <w:proofErr w:type="gramEnd"/>
-            <w:r>
-              <w:t>32)</w:t>
+            <w:r>
+              <w:t>STRING(32)</w:t>
             </w:r>
           </w:p>
         </w:tc>
@@ -21775,11 +19439,9 @@
             <w:vAlign w:val="center"/>
           </w:tcPr>
           <w:p>
-            <w:proofErr w:type="spellStart"/>
             <w:r>
               <w:t>zCode</w:t>
             </w:r>
-            <w:proofErr w:type="spellEnd"/>
           </w:p>
         </w:tc>
         <w:tc>
@@ -21791,13 +19453,8 @@
             <w:pPr>
               <w:jc w:val="center"/>
             </w:pPr>
-            <w:proofErr w:type="gramStart"/>
-            <w:r>
-              <w:t>STRING(</w:t>
-            </w:r>
-            <w:proofErr w:type="gramEnd"/>
-            <w:r>
-              <w:t>16)</w:t>
+            <w:r>
+              <w:t>STRING(16)</w:t>
             </w:r>
           </w:p>
         </w:tc>
@@ -21835,31 +19492,25 @@
             <w:vAlign w:val="center"/>
           </w:tcPr>
           <w:p>
-            <w:proofErr w:type="spellStart"/>
             <w:r>
               <w:t>sourceSystem</w:t>
             </w:r>
-            <w:proofErr w:type="spellEnd"/>
           </w:p>
           <w:p>
             <w:pPr>
               <w:jc w:val="right"/>
             </w:pPr>
-            <w:proofErr w:type="spellStart"/>
             <w:r>
               <w:t>systemId</w:t>
             </w:r>
-            <w:proofErr w:type="spellEnd"/>
           </w:p>
           <w:p>
             <w:pPr>
               <w:jc w:val="right"/>
             </w:pPr>
-            <w:proofErr w:type="spellStart"/>
             <w:r>
               <w:t>systemName</w:t>
             </w:r>
-            <w:proofErr w:type="spellEnd"/>
           </w:p>
         </w:tc>
         <w:tc>
@@ -21876,26 +19527,16 @@
             <w:pPr>
               <w:jc w:val="center"/>
             </w:pPr>
-            <w:proofErr w:type="gramStart"/>
-            <w:r>
-              <w:t>STRING(</w:t>
-            </w:r>
-            <w:proofErr w:type="gramEnd"/>
-            <w:r>
-              <w:t>32)</w:t>
+            <w:r>
+              <w:t>STRING(32)</w:t>
             </w:r>
           </w:p>
           <w:p>
             <w:pPr>
               <w:jc w:val="center"/>
             </w:pPr>
-            <w:proofErr w:type="gramStart"/>
-            <w:r>
-              <w:t>STRING(</w:t>
-            </w:r>
-            <w:proofErr w:type="gramEnd"/>
-            <w:r>
-              <w:t>32)</w:t>
+            <w:r>
+              <w:t>STRING(32)</w:t>
             </w:r>
           </w:p>
         </w:tc>
@@ -21912,15 +19553,7 @@
           </w:p>
           <w:p>
             <w:r>
-              <w:t>Valore fisso a “</w:t>
-            </w:r>
-            <w:proofErr w:type="spellStart"/>
-            <w:r>
-              <w:t>Recapitista</w:t>
-            </w:r>
-            <w:proofErr w:type="spellEnd"/>
-            <w:r>
-              <w:t>”</w:t>
+              <w:t>Valore fisso a “Recapitista”</w:t>
             </w:r>
           </w:p>
         </w:tc>
@@ -21932,11 +19565,9 @@
             <w:vAlign w:val="center"/>
           </w:tcPr>
           <w:p>
-            <w:proofErr w:type="spellStart"/>
             <w:r>
               <w:t>recapitistaId</w:t>
             </w:r>
-            <w:proofErr w:type="spellEnd"/>
           </w:p>
         </w:tc>
         <w:tc>
@@ -21948,13 +19579,8 @@
             <w:pPr>
               <w:jc w:val="center"/>
             </w:pPr>
-            <w:proofErr w:type="gramStart"/>
-            <w:r>
-              <w:t>STRING(</w:t>
-            </w:r>
-            <w:proofErr w:type="gramEnd"/>
-            <w:r>
-              <w:t>32)</w:t>
+            <w:r>
+              <w:t>STRING(32)</w:t>
             </w:r>
           </w:p>
         </w:tc>
@@ -21965,13 +19591,8 @@
           </w:tcPr>
           <w:p>
             <w:r>
-              <w:t xml:space="preserve">Identificativo univoco associato al </w:t>
-            </w:r>
-            <w:proofErr w:type="spellStart"/>
-            <w:r>
-              <w:t>Recapitista</w:t>
-            </w:r>
-            <w:proofErr w:type="spellEnd"/>
+              <w:t>Identificativo univoco associato al Recapitista</w:t>
+            </w:r>
           </w:p>
         </w:tc>
       </w:tr>
@@ -21996,13 +19617,8 @@
             <w:pPr>
               <w:jc w:val="center"/>
             </w:pPr>
-            <w:proofErr w:type="gramStart"/>
-            <w:r>
-              <w:t>STRING(</w:t>
-            </w:r>
-            <w:proofErr w:type="gramEnd"/>
-            <w:r>
-              <w:t>32)</w:t>
+            <w:r>
+              <w:t>STRING(32)</w:t>
             </w:r>
           </w:p>
         </w:tc>
@@ -22025,11 +19641,9 @@
             <w:vAlign w:val="center"/>
           </w:tcPr>
           <w:p>
-            <w:proofErr w:type="spellStart"/>
             <w:r>
               <w:t>eventDate</w:t>
             </w:r>
-            <w:proofErr w:type="spellEnd"/>
           </w:p>
         </w:tc>
         <w:tc>
@@ -22041,13 +19655,8 @@
             <w:pPr>
               <w:jc w:val="center"/>
             </w:pPr>
-            <w:proofErr w:type="gramStart"/>
-            <w:r>
-              <w:t>STRING(</w:t>
-            </w:r>
-            <w:proofErr w:type="gramEnd"/>
-            <w:r>
-              <w:t>32)</w:t>
+            <w:r>
+              <w:t>STRING(32)</w:t>
             </w:r>
           </w:p>
         </w:tc>
@@ -22097,13 +19706,8 @@
         <w:t xml:space="preserve">call-back affinché Orchestratore </w:t>
       </w:r>
       <w:r>
-        <w:t xml:space="preserve">riporti al </w:t>
-      </w:r>
-      <w:proofErr w:type="spellStart"/>
-      <w:r>
-        <w:t>Recapitista</w:t>
-      </w:r>
-      <w:proofErr w:type="spellEnd"/>
+        <w:t>riporti al Recapitista</w:t>
+      </w:r>
       <w:r>
         <w:t xml:space="preserve"> </w:t>
       </w:r>
@@ -22114,15 +19718,7 @@
     <w:p/>
     <w:p>
       <w:r>
-        <w:t xml:space="preserve">In particolare, Orchestratore esegue la </w:t>
-      </w:r>
-      <w:proofErr w:type="spellStart"/>
-      <w:r>
-        <w:t>calback</w:t>
-      </w:r>
-      <w:proofErr w:type="spellEnd"/>
-      <w:r>
-        <w:t xml:space="preserve"> seguendo la seguente logica:</w:t>
+        <w:t>In particolare, Orchestratore esegue la calback seguendo la seguente logica:</w:t>
       </w:r>
     </w:p>
     <w:p>
@@ -22143,47 +19739,7 @@
         <w:t>sezioni</w:t>
       </w:r>
       <w:r>
-        <w:t xml:space="preserve"> del </w:t>
-      </w:r>
-      <w:proofErr w:type="spellStart"/>
-      <w:r>
-        <w:t>json</w:t>
-      </w:r>
-      <w:proofErr w:type="spellEnd"/>
-      <w:r>
-        <w:t xml:space="preserve"> “</w:t>
-      </w:r>
-      <w:proofErr w:type="spellStart"/>
-      <w:r>
-        <w:t>analytic</w:t>
-      </w:r>
-      <w:proofErr w:type="spellEnd"/>
-      <w:r>
-        <w:t>”, “</w:t>
-      </w:r>
-      <w:proofErr w:type="spellStart"/>
-      <w:r>
-        <w:t>DiscoveredAddress</w:t>
-      </w:r>
-      <w:proofErr w:type="spellEnd"/>
-      <w:r>
-        <w:t>”, “</w:t>
-      </w:r>
-      <w:proofErr w:type="spellStart"/>
-      <w:r>
-        <w:t>ReturObjects</w:t>
-      </w:r>
-      <w:proofErr w:type="spellEnd"/>
-      <w:r>
-        <w:t>” “</w:t>
-      </w:r>
-      <w:proofErr w:type="spellStart"/>
-      <w:r>
-        <w:t>RelatedObjects</w:t>
-      </w:r>
-      <w:proofErr w:type="spellEnd"/>
-      <w:r>
-        <w:t>”).</w:t>
+        <w:t xml:space="preserve"> del json “analytic”, “DiscoveredAddress”, “ReturObjects” “RelatedObjects”).</w:t>
       </w:r>
     </w:p>
     <w:p>
@@ -22191,15 +19747,7 @@
         <w:pStyle w:val="ListParagraph"/>
       </w:pPr>
       <w:r>
-        <w:t xml:space="preserve">Nel caso in cui l’esito di questi controlli fosse negativo, esegue la </w:t>
-      </w:r>
-      <w:proofErr w:type="spellStart"/>
-      <w:r>
-        <w:t>callback</w:t>
-      </w:r>
-      <w:proofErr w:type="spellEnd"/>
-      <w:r>
-        <w:t xml:space="preserve"> scartando tutto il pacchetto. Tale esito implicitamente scarta tutti gli oggetti inclusi nel pacchetto.</w:t>
+        <w:t>Nel caso in cui l’esito di questi controlli fosse negativo, esegue la callback scartando tutto il pacchetto. Tale esito implicitamente scarta tutti gli oggetti inclusi nel pacchetto.</w:t>
       </w:r>
     </w:p>
     <w:p>
@@ -22207,15 +19755,7 @@
         <w:pStyle w:val="ListParagraph"/>
       </w:pPr>
       <w:r>
-        <w:t xml:space="preserve">Nel caso in cui l’esito di questi controlli fosse positivo non esegue la </w:t>
-      </w:r>
-      <w:proofErr w:type="spellStart"/>
-      <w:r>
-        <w:t>callback</w:t>
-      </w:r>
-      <w:proofErr w:type="spellEnd"/>
-      <w:r>
-        <w:t>.</w:t>
+        <w:t>Nel caso in cui l’esito di questi controlli fosse positivo non esegue la callback.</w:t>
       </w:r>
     </w:p>
     <w:p>
@@ -22236,34 +19776,10 @@
         <w:t xml:space="preserve"> contr</w:t>
       </w:r>
       <w:r>
-        <w:t xml:space="preserve">olli sommari fosse positivo esegue una chiamata per ognuno degli oggetti inclusi nel pacchetto verso </w:t>
-      </w:r>
-      <w:proofErr w:type="spellStart"/>
-      <w:r>
-        <w:t>External</w:t>
-      </w:r>
-      <w:proofErr w:type="spellEnd"/>
-      <w:r>
-        <w:t xml:space="preserve"> Channel (PN-PagoPA) notificandoli. Acquisisce l’esito di ogni singola chiamata e una volta </w:t>
-      </w:r>
-      <w:r>
-        <w:t xml:space="preserve">completate tutte le chiamate relative agli oggetti inclusi nel pacchetto esegue la </w:t>
-      </w:r>
-      <w:proofErr w:type="spellStart"/>
-      <w:r>
-        <w:t>callback</w:t>
-      </w:r>
-      <w:proofErr w:type="spellEnd"/>
-      <w:r>
-        <w:t xml:space="preserve"> verso il </w:t>
-      </w:r>
-      <w:proofErr w:type="spellStart"/>
-      <w:r>
-        <w:t>recapitista</w:t>
-      </w:r>
-      <w:proofErr w:type="spellEnd"/>
-      <w:r>
-        <w:t xml:space="preserve"> </w:t>
+        <w:t xml:space="preserve">olli sommari fosse positivo esegue una chiamata per ognuno degli oggetti inclusi nel pacchetto verso External Channel (PN-PagoPA) notificandoli. Acquisisce l’esito di ogni singola chiamata e una volta </w:t>
+      </w:r>
+      <w:r>
+        <w:t xml:space="preserve">completate tutte le chiamate relative agli oggetti inclusi nel pacchetto esegue la callback verso il recapitista </w:t>
       </w:r>
       <w:r>
         <w:t>notificando</w:t>
@@ -22378,11 +19894,9 @@
             <w:vAlign w:val="center"/>
           </w:tcPr>
           <w:p>
-            <w:proofErr w:type="spellStart"/>
             <w:r>
               <w:t>requestId</w:t>
             </w:r>
-            <w:proofErr w:type="spellEnd"/>
           </w:p>
         </w:tc>
         <w:tc>
@@ -22391,13 +19905,8 @@
             <w:vAlign w:val="center"/>
           </w:tcPr>
           <w:p>
-            <w:proofErr w:type="gramStart"/>
-            <w:r>
-              <w:t>STRING(</w:t>
-            </w:r>
-            <w:proofErr w:type="gramEnd"/>
-            <w:r>
-              <w:t>64)</w:t>
+            <w:r>
+              <w:t>STRING(64)</w:t>
             </w:r>
           </w:p>
         </w:tc>
@@ -22426,11 +19935,9 @@
             <w:vAlign w:val="center"/>
           </w:tcPr>
           <w:p>
-            <w:proofErr w:type="spellStart"/>
             <w:r>
               <w:t>requestDate</w:t>
             </w:r>
-            <w:proofErr w:type="spellEnd"/>
           </w:p>
         </w:tc>
         <w:tc>
@@ -22463,11 +19970,9 @@
             <w:vAlign w:val="center"/>
           </w:tcPr>
           <w:p>
-            <w:proofErr w:type="spellStart"/>
             <w:r>
               <w:t>flowName</w:t>
             </w:r>
-            <w:proofErr w:type="spellEnd"/>
           </w:p>
         </w:tc>
         <w:tc>
@@ -22476,13 +19981,8 @@
             <w:vAlign w:val="center"/>
           </w:tcPr>
           <w:p>
-            <w:proofErr w:type="gramStart"/>
-            <w:r>
-              <w:t>STRING(</w:t>
-            </w:r>
-            <w:proofErr w:type="gramEnd"/>
-            <w:r>
-              <w:t>64)</w:t>
+            <w:r>
+              <w:t>STRING(64)</w:t>
             </w:r>
           </w:p>
         </w:tc>
@@ -22493,31 +19993,7 @@
           </w:tcPr>
           <w:p>
             <w:r>
-              <w:t xml:space="preserve">Nome univoco del Flusso di Ritorni RHM da </w:t>
-            </w:r>
-            <w:proofErr w:type="spellStart"/>
-            <w:r>
-              <w:t>Recapitista</w:t>
-            </w:r>
-            <w:proofErr w:type="spellEnd"/>
-            <w:r>
-              <w:t xml:space="preserve"> </w:t>
-            </w:r>
-            <w:proofErr w:type="spellStart"/>
-            <w:r>
-              <w:t>lla</w:t>
-            </w:r>
-            <w:proofErr w:type="spellEnd"/>
-            <w:r>
-              <w:t xml:space="preserve"> piattaforma di recapito. Nel caso tale identificativo non fosse assegnato potrebbe essere utilizzato il “</w:t>
-            </w:r>
-            <w:proofErr w:type="spellStart"/>
-            <w:r>
-              <w:t>requestId</w:t>
-            </w:r>
-            <w:proofErr w:type="spellEnd"/>
-            <w:r>
-              <w:t>”</w:t>
+              <w:t>Nome univoco del Flusso di Ritorni RHM da Recapitista lla piattaforma di recapito. Nel caso tale identificativo non fosse assegnato potrebbe essere utilizzato il “requestId”</w:t>
             </w:r>
           </w:p>
         </w:tc>
@@ -22529,11 +20005,9 @@
             <w:vAlign w:val="center"/>
           </w:tcPr>
           <w:p>
-            <w:proofErr w:type="spellStart"/>
             <w:r>
               <w:t>fileObjectId</w:t>
             </w:r>
-            <w:proofErr w:type="spellEnd"/>
           </w:p>
         </w:tc>
         <w:tc>
@@ -22542,13 +20016,8 @@
             <w:vAlign w:val="center"/>
           </w:tcPr>
           <w:p>
-            <w:proofErr w:type="gramStart"/>
-            <w:r>
-              <w:t>STRING(</w:t>
-            </w:r>
-            <w:proofErr w:type="gramEnd"/>
-            <w:r>
-              <w:t>128)</w:t>
+            <w:r>
+              <w:t>STRING(128)</w:t>
             </w:r>
           </w:p>
         </w:tc>
@@ -22559,15 +20028,7 @@
           </w:tcPr>
           <w:p>
             <w:r>
-              <w:t>Identificativo univoco file storage (</w:t>
-            </w:r>
-            <w:proofErr w:type="spellStart"/>
-            <w:r>
-              <w:t>GetUpload.fileObjectId</w:t>
-            </w:r>
-            <w:proofErr w:type="spellEnd"/>
-            <w:r>
-              <w:t>)</w:t>
+              <w:t>Identificativo univoco file storage (GetUpload.fileObjectId)</w:t>
             </w:r>
           </w:p>
         </w:tc>
@@ -22579,11 +20040,9 @@
             <w:vAlign w:val="center"/>
           </w:tcPr>
           <w:p>
-            <w:proofErr w:type="spellStart"/>
             <w:r>
               <w:t>originalRequestId</w:t>
             </w:r>
-            <w:proofErr w:type="spellEnd"/>
           </w:p>
         </w:tc>
         <w:tc>
@@ -22592,13 +20051,8 @@
             <w:vAlign w:val="center"/>
           </w:tcPr>
           <w:p>
-            <w:proofErr w:type="gramStart"/>
-            <w:r>
-              <w:t>STRING(</w:t>
-            </w:r>
-            <w:proofErr w:type="gramEnd"/>
-            <w:r>
-              <w:t>64)</w:t>
+            <w:r>
+              <w:t>STRING(64)</w:t>
             </w:r>
           </w:p>
         </w:tc>
@@ -22621,11 +20075,9 @@
             <w:vAlign w:val="center"/>
           </w:tcPr>
           <w:p>
-            <w:proofErr w:type="spellStart"/>
             <w:r>
               <w:t>errorCode</w:t>
             </w:r>
-            <w:proofErr w:type="spellEnd"/>
           </w:p>
         </w:tc>
         <w:tc>
@@ -22634,13 +20086,8 @@
             <w:vAlign w:val="center"/>
           </w:tcPr>
           <w:p>
-            <w:proofErr w:type="gramStart"/>
-            <w:r>
-              <w:t>STRING(</w:t>
-            </w:r>
-            <w:proofErr w:type="gramEnd"/>
-            <w:r>
-              <w:t>32)</w:t>
+            <w:r>
+              <w:t>STRING(32)</w:t>
             </w:r>
           </w:p>
         </w:tc>
@@ -22663,11 +20110,9 @@
             <w:vAlign w:val="center"/>
           </w:tcPr>
           <w:p>
-            <w:proofErr w:type="spellStart"/>
             <w:r>
               <w:t>errorDescription</w:t>
             </w:r>
-            <w:proofErr w:type="spellEnd"/>
           </w:p>
         </w:tc>
         <w:tc>
@@ -22676,13 +20121,8 @@
             <w:vAlign w:val="center"/>
           </w:tcPr>
           <w:p>
-            <w:proofErr w:type="gramStart"/>
-            <w:r>
-              <w:t>STRING(</w:t>
-            </w:r>
-            <w:proofErr w:type="gramEnd"/>
-            <w:r>
-              <w:t>512)</w:t>
+            <w:r>
+              <w:t>STRING(512)</w:t>
             </w:r>
           </w:p>
         </w:tc>
@@ -22705,14 +20145,12 @@
             <w:vAlign w:val="center"/>
           </w:tcPr>
           <w:p>
-            <w:proofErr w:type="spellStart"/>
             <w:r>
               <w:t>errorD</w:t>
             </w:r>
             <w:r>
               <w:t>etails</w:t>
             </w:r>
-            <w:proofErr w:type="spellEnd"/>
           </w:p>
         </w:tc>
         <w:tc>
@@ -22747,11 +20185,9 @@
             <w:pPr>
               <w:jc w:val="right"/>
             </w:pPr>
-            <w:proofErr w:type="spellStart"/>
             <w:r>
               <w:t>requestIdPA</w:t>
             </w:r>
-            <w:proofErr w:type="spellEnd"/>
           </w:p>
         </w:tc>
         <w:tc>
@@ -22760,11 +20196,9 @@
             <w:vAlign w:val="center"/>
           </w:tcPr>
           <w:p>
-            <w:proofErr w:type="gramStart"/>
             <w:r>
               <w:t>STRING(</w:t>
             </w:r>
-            <w:proofErr w:type="gramEnd"/>
             <w:r>
               <w:t>256</w:t>
             </w:r>
@@ -22778,13 +20212,8 @@
             <w:tcW w:w="5927" w:type="dxa"/>
           </w:tcPr>
           <w:p>
-            <w:proofErr w:type="spellStart"/>
-            <w:r>
-              <w:t>Request</w:t>
-            </w:r>
-            <w:proofErr w:type="spellEnd"/>
-            <w:r>
-              <w:t xml:space="preserve"> ID dell’oggetto ricevuto da PagoPA</w:t>
+            <w:r>
+              <w:t>Request ID dell’oggetto ricevuto da PagoPA</w:t>
             </w:r>
           </w:p>
         </w:tc>
@@ -22798,11 +20227,9 @@
             <w:pPr>
               <w:jc w:val="right"/>
             </w:pPr>
-            <w:proofErr w:type="spellStart"/>
             <w:r>
               <w:t>errorCodeDet</w:t>
             </w:r>
-            <w:proofErr w:type="spellEnd"/>
           </w:p>
         </w:tc>
         <w:tc>
@@ -22811,13 +20238,8 @@
             <w:vAlign w:val="center"/>
           </w:tcPr>
           <w:p>
-            <w:proofErr w:type="gramStart"/>
-            <w:r>
-              <w:t>STRING(</w:t>
-            </w:r>
-            <w:proofErr w:type="gramEnd"/>
-            <w:r>
-              <w:t>32)</w:t>
+            <w:r>
+              <w:t>STRING(32)</w:t>
             </w:r>
           </w:p>
         </w:tc>
@@ -22846,11 +20268,9 @@
             <w:pPr>
               <w:jc w:val="right"/>
             </w:pPr>
-            <w:proofErr w:type="spellStart"/>
             <w:r>
               <w:t>errorDescriptionDet</w:t>
             </w:r>
-            <w:proofErr w:type="spellEnd"/>
           </w:p>
         </w:tc>
         <w:tc>
@@ -22859,13 +20279,8 @@
             <w:vAlign w:val="center"/>
           </w:tcPr>
           <w:p>
-            <w:proofErr w:type="gramStart"/>
-            <w:r>
-              <w:t>STRING(</w:t>
-            </w:r>
-            <w:proofErr w:type="gramEnd"/>
-            <w:r>
-              <w:t>512)</w:t>
+            <w:r>
+              <w:t>STRING(512)</w:t>
             </w:r>
           </w:p>
         </w:tc>
@@ -22985,55 +20400,39 @@
                 <w:i/>
                 <w:iCs/>
               </w:rPr>
-              <w:t xml:space="preserve"> deve essere assicurata dai </w:t>
-            </w:r>
-            <w:proofErr w:type="spellStart"/>
-            <w:r>
+              <w:t xml:space="preserve"> deve essere assicurata dai Recapitisti/PN.</w:t>
+            </w:r>
+          </w:p>
+          <w:p>
+            <w:pPr>
+              <w:widowControl/>
               <w:rPr>
                 <w:i/>
                 <w:iCs/>
               </w:rPr>
-              <w:t>Recapitisti</w:t>
-            </w:r>
-            <w:proofErr w:type="spellEnd"/>
+            </w:pPr>
             <w:r>
               <w:rPr>
                 <w:i/>
                 <w:iCs/>
               </w:rPr>
-              <w:t>/PN.</w:t>
-            </w:r>
-          </w:p>
-          <w:p>
-            <w:pPr>
-              <w:widowControl/>
+              <w:t>Con riferimento a quanto riportato sopra, l’Orchestratore continuerà ad accettare Stati di lavorazioni per le comunicazioni anche dopo aver ricevuto uno stato che prevede la “Chiusura Fascicolo”</w:t>
+            </w:r>
+            <w:r>
               <w:rPr>
                 <w:i/>
                 <w:iCs/>
               </w:rPr>
-            </w:pPr>
-            <w:r>
+              <w:t>.</w:t>
+            </w:r>
+          </w:p>
+          <w:p>
+            <w:pPr>
+              <w:widowControl/>
               <w:rPr>
                 <w:i/>
                 <w:iCs/>
               </w:rPr>
-              <w:t>Con riferimento a quanto riportato sopra, l’Orchestratore continuerà ad accettare Stati di lavorazioni per le comunicazioni anche dopo aver ricevuto uno stato che prevede la “Chiusura Fascicolo”</w:t>
-            </w:r>
-            <w:r>
-              <w:rPr>
-                <w:i/>
-                <w:iCs/>
-              </w:rPr>
-              <w:t>.</w:t>
-            </w:r>
-          </w:p>
-          <w:p>
-            <w:pPr>
-              <w:widowControl/>
-              <w:rPr>
-                <w:i/>
-                <w:iCs/>
-              </w:rPr>
             </w:pPr>
           </w:p>
         </w:tc>
@@ -23056,41 +20455,7 @@
         <w:widowControl/>
       </w:pPr>
       <w:r>
-        <w:t>File che contiene i valori che potranno assumere i campi “</w:t>
-      </w:r>
-      <w:proofErr w:type="spellStart"/>
-      <w:r>
-        <w:t>errorcode</w:t>
-      </w:r>
-      <w:proofErr w:type="spellEnd"/>
-      <w:r>
-        <w:t>” “</w:t>
-      </w:r>
-      <w:proofErr w:type="spellStart"/>
-      <w:r>
-        <w:t>errorDescrition</w:t>
-      </w:r>
-      <w:proofErr w:type="spellEnd"/>
-      <w:r>
-        <w:t>” “</w:t>
-      </w:r>
-      <w:proofErr w:type="spellStart"/>
-      <w:r>
-        <w:t>errorCodeDett</w:t>
-      </w:r>
-      <w:proofErr w:type="spellEnd"/>
-      <w:r>
-        <w:t>” “</w:t>
-      </w:r>
-      <w:proofErr w:type="spellStart"/>
-      <w:proofErr w:type="gramStart"/>
-      <w:r>
-        <w:t>errorDescriptionDett”che</w:t>
-      </w:r>
-      <w:proofErr w:type="spellEnd"/>
-      <w:proofErr w:type="gramEnd"/>
-      <w:r>
-        <w:t xml:space="preserve"> riportano lo stato nella CALLBACK</w:t>
+        <w:t>File che contiene i valori che potranno assumere i campi “errorcode” “errorDescrition” “errorCodeDett” “errorDescriptionDett”che riportano lo stato nella CALLBACK</w:t>
       </w:r>
     </w:p>
     <w:p>
@@ -23187,7 +20552,6 @@
                 <w:szCs w:val="20"/>
               </w:rPr>
             </w:pPr>
-            <w:proofErr w:type="spellStart"/>
             <w:r>
               <w:rPr>
                 <w:rFonts w:cs="Calibri"/>
@@ -23208,7 +20572,6 @@
               </w:rPr>
               <w:t>Code</w:t>
             </w:r>
-            <w:proofErr w:type="spellEnd"/>
           </w:p>
         </w:tc>
         <w:tc>
@@ -23236,7 +20599,6 @@
                 <w:szCs w:val="20"/>
               </w:rPr>
             </w:pPr>
-            <w:proofErr w:type="spellStart"/>
             <w:r>
               <w:rPr>
                 <w:rFonts w:cs="Calibri"/>
@@ -23247,7 +20609,6 @@
               </w:rPr>
               <w:t>ErrorDescription</w:t>
             </w:r>
-            <w:proofErr w:type="spellEnd"/>
           </w:p>
         </w:tc>
         <w:tc>
@@ -23792,25 +21153,7 @@
                 <w:color w:val="000000"/>
                 <w:szCs w:val="20"/>
               </w:rPr>
-              <w:t xml:space="preserve">File zip corrotto oppure controllo </w:t>
-            </w:r>
-            <w:proofErr w:type="spellStart"/>
-            <w:r>
-              <w:rPr>
-                <w:rFonts w:cs="Calibri"/>
-                <w:color w:val="000000"/>
-                <w:szCs w:val="20"/>
-              </w:rPr>
-              <w:t>sha</w:t>
-            </w:r>
-            <w:proofErr w:type="spellEnd"/>
-            <w:r>
-              <w:rPr>
-                <w:rFonts w:cs="Calibri"/>
-                <w:color w:val="000000"/>
-                <w:szCs w:val="20"/>
-              </w:rPr>
-              <w:t xml:space="preserve"> errato</w:t>
+              <w:t>File zip corrotto oppure controllo sha errato</w:t>
             </w:r>
           </w:p>
         </w:tc>
@@ -23944,25 +21287,7 @@
                 <w:color w:val="000000"/>
                 <w:szCs w:val="20"/>
               </w:rPr>
-              <w:t xml:space="preserve">Nome file zip non valido e Id </w:t>
-            </w:r>
-            <w:proofErr w:type="spellStart"/>
-            <w:r>
-              <w:rPr>
-                <w:rFonts w:cs="Calibri"/>
-                <w:color w:val="000000"/>
-                <w:szCs w:val="20"/>
-              </w:rPr>
-              <w:t>recapitista</w:t>
-            </w:r>
-            <w:proofErr w:type="spellEnd"/>
-            <w:r>
-              <w:rPr>
-                <w:rFonts w:cs="Calibri"/>
-                <w:color w:val="000000"/>
-                <w:szCs w:val="20"/>
-              </w:rPr>
-              <w:t xml:space="preserve"> non conosciuto</w:t>
+              <w:t>Nome file zip non valido e Id recapitista non conosciuto</w:t>
             </w:r>
           </w:p>
         </w:tc>
@@ -24096,18 +21421,8 @@
                 <w:color w:val="000000"/>
                 <w:szCs w:val="20"/>
               </w:rPr>
-              <w:t xml:space="preserve">Nome file zip non valido e data </w:t>
-            </w:r>
-            <w:proofErr w:type="spellStart"/>
-            <w:r>
-              <w:rPr>
-                <w:rFonts w:cs="Calibri"/>
-                <w:color w:val="000000"/>
-                <w:szCs w:val="20"/>
-              </w:rPr>
-              <w:t>malformattata</w:t>
-            </w:r>
-            <w:proofErr w:type="spellEnd"/>
+              <w:t>Nome file zip non valido e data malformattata</w:t>
+            </w:r>
           </w:p>
         </w:tc>
         <w:tc>
@@ -24218,6 +21533,7 @@
                 <w:color w:val="000000"/>
                 <w:szCs w:val="20"/>
               </w:rPr>
+              <w:lastRenderedPageBreak/>
               <w:t>300.41</w:t>
             </w:r>
           </w:p>
@@ -24250,25 +21566,7 @@
                 <w:color w:val="000000"/>
                 <w:szCs w:val="20"/>
               </w:rPr>
-              <w:t>File Indice (</w:t>
-            </w:r>
-            <w:proofErr w:type="spellStart"/>
-            <w:r>
-              <w:rPr>
-                <w:rFonts w:cs="Calibri"/>
-                <w:color w:val="000000"/>
-                <w:szCs w:val="20"/>
-              </w:rPr>
-              <w:t>json</w:t>
-            </w:r>
-            <w:proofErr w:type="spellEnd"/>
-            <w:r>
-              <w:rPr>
-                <w:rFonts w:cs="Calibri"/>
-                <w:color w:val="000000"/>
-                <w:szCs w:val="20"/>
-              </w:rPr>
-              <w:t>) non presente</w:t>
+              <w:t>File Indice (json) non presente</w:t>
             </w:r>
           </w:p>
         </w:tc>
@@ -24402,91 +21700,27 @@
                 <w:color w:val="000000"/>
                 <w:szCs w:val="20"/>
               </w:rPr>
-              <w:t>File Indice (</w:t>
-            </w:r>
-            <w:proofErr w:type="spellStart"/>
-            <w:r>
+              <w:t xml:space="preserve">File Indice (json) malformattato </w:t>
+            </w:r>
+          </w:p>
+          <w:p>
+            <w:pPr>
+              <w:widowControl/>
+              <w:jc w:val="left"/>
               <w:rPr>
                 <w:rFonts w:cs="Calibri"/>
                 <w:color w:val="000000"/>
                 <w:szCs w:val="20"/>
               </w:rPr>
-              <w:t>json</w:t>
-            </w:r>
-            <w:proofErr w:type="spellEnd"/>
+            </w:pPr>
             <w:r>
               <w:rPr>
                 <w:rFonts w:cs="Calibri"/>
                 <w:color w:val="000000"/>
                 <w:szCs w:val="20"/>
               </w:rPr>
-              <w:t xml:space="preserve">) </w:t>
-            </w:r>
-            <w:proofErr w:type="spellStart"/>
-            <w:r>
-              <w:rPr>
-                <w:rFonts w:cs="Calibri"/>
-                <w:color w:val="000000"/>
-                <w:szCs w:val="20"/>
-              </w:rPr>
-              <w:t>malformattato</w:t>
-            </w:r>
-            <w:proofErr w:type="spellEnd"/>
-            <w:r>
-              <w:rPr>
-                <w:rFonts w:cs="Calibri"/>
-                <w:color w:val="000000"/>
-                <w:szCs w:val="20"/>
-              </w:rPr>
-              <w:t xml:space="preserve"> </w:t>
-            </w:r>
-          </w:p>
-          <w:p>
-            <w:pPr>
-              <w:widowControl/>
-              <w:jc w:val="left"/>
-              <w:rPr>
-                <w:rFonts w:cs="Calibri"/>
-                <w:color w:val="000000"/>
-                <w:szCs w:val="20"/>
-              </w:rPr>
-            </w:pPr>
-            <w:r>
-              <w:rPr>
-                <w:rFonts w:cs="Calibri"/>
-                <w:color w:val="000000"/>
-                <w:szCs w:val="20"/>
-              </w:rPr>
-              <w:t xml:space="preserve">Controllo files su storage nominati nelle sottosezioni </w:t>
-            </w:r>
-            <w:proofErr w:type="spellStart"/>
-            <w:r>
-              <w:rPr>
-                <w:rFonts w:cs="Calibri"/>
-                <w:color w:val="000000"/>
-                <w:szCs w:val="20"/>
-              </w:rPr>
-              <w:t>return</w:t>
-            </w:r>
-            <w:proofErr w:type="spellEnd"/>
-            <w:r>
-              <w:rPr>
-                <w:rFonts w:cs="Calibri"/>
-                <w:color w:val="000000"/>
-                <w:szCs w:val="20"/>
-              </w:rPr>
-              <w:t xml:space="preserve"> </w:t>
-            </w:r>
-            <w:proofErr w:type="spellStart"/>
-            <w:r>
-              <w:rPr>
-                <w:rFonts w:cs="Calibri"/>
-                <w:color w:val="000000"/>
-                <w:szCs w:val="20"/>
-              </w:rPr>
-              <w:t>object</w:t>
-            </w:r>
-            <w:proofErr w:type="spellEnd"/>
+              <w:t>Controllo files su storage nominati nelle sottosezioni return object</w:t>
+            </w:r>
           </w:p>
         </w:tc>
         <w:tc>
@@ -24618,36 +21852,8 @@
                 <w:color w:val="000000"/>
                 <w:szCs w:val="20"/>
               </w:rPr>
-              <w:t xml:space="preserve">Numero </w:t>
-            </w:r>
-            <w:proofErr w:type="spellStart"/>
-            <w:r>
-              <w:rPr>
-                <w:rFonts w:cs="Calibri"/>
-                <w:color w:val="000000"/>
-                <w:szCs w:val="20"/>
-              </w:rPr>
-              <w:t>Tot_rec</w:t>
-            </w:r>
-            <w:proofErr w:type="spellEnd"/>
-            <w:r>
-              <w:rPr>
-                <w:rFonts w:cs="Calibri"/>
-                <w:color w:val="000000"/>
-                <w:szCs w:val="20"/>
-              </w:rPr>
-              <w:t xml:space="preserve"> non coerente con il numero di </w:t>
-            </w:r>
-            <w:proofErr w:type="spellStart"/>
-            <w:r>
-              <w:rPr>
-                <w:rFonts w:cs="Calibri"/>
-                <w:color w:val="000000"/>
-                <w:szCs w:val="20"/>
-              </w:rPr>
-              <w:t>analytic</w:t>
-            </w:r>
-            <w:proofErr w:type="spellEnd"/>
+              <w:t>Numero Tot_rec non coerente con il numero di analytic</w:t>
+            </w:r>
           </w:p>
         </w:tc>
         <w:tc>
@@ -24779,36 +21985,8 @@
                 <w:color w:val="000000"/>
                 <w:szCs w:val="20"/>
               </w:rPr>
-              <w:t xml:space="preserve">Campo </w:t>
-            </w:r>
-            <w:proofErr w:type="spellStart"/>
-            <w:r>
-              <w:rPr>
-                <w:rFonts w:cs="Calibri"/>
-                <w:color w:val="000000"/>
-                <w:szCs w:val="20"/>
-              </w:rPr>
-              <w:t>RequestTimestamp</w:t>
-            </w:r>
-            <w:proofErr w:type="spellEnd"/>
-            <w:r>
-              <w:rPr>
-                <w:rFonts w:cs="Calibri"/>
-                <w:color w:val="000000"/>
-                <w:szCs w:val="20"/>
-              </w:rPr>
-              <w:t xml:space="preserve"> </w:t>
-            </w:r>
-            <w:proofErr w:type="spellStart"/>
-            <w:r>
-              <w:rPr>
-                <w:rFonts w:cs="Calibri"/>
-                <w:color w:val="000000"/>
-                <w:szCs w:val="20"/>
-              </w:rPr>
-              <w:t>malformattato</w:t>
-            </w:r>
-            <w:proofErr w:type="spellEnd"/>
+              <w:t>Campo RequestTimestamp malformattato</w:t>
+            </w:r>
           </w:p>
         </w:tc>
         <w:tc>
@@ -24941,25 +22119,7 @@
                 <w:color w:val="000000"/>
                 <w:szCs w:val="20"/>
               </w:rPr>
-              <w:t xml:space="preserve">Campo </w:t>
-            </w:r>
-            <w:proofErr w:type="spellStart"/>
-            <w:r>
-              <w:rPr>
-                <w:rFonts w:cs="Calibri"/>
-                <w:color w:val="000000"/>
-                <w:szCs w:val="20"/>
-              </w:rPr>
-              <w:t>Recapitista</w:t>
-            </w:r>
-            <w:proofErr w:type="spellEnd"/>
-            <w:r>
-              <w:rPr>
-                <w:rFonts w:cs="Calibri"/>
-                <w:color w:val="000000"/>
-                <w:szCs w:val="20"/>
-              </w:rPr>
-              <w:t xml:space="preserve"> Sconosciuto</w:t>
+              <w:t>Campo Recapitista Sconosciuto</w:t>
             </w:r>
           </w:p>
         </w:tc>
@@ -25099,7 +22259,6 @@
                 <w:szCs w:val="20"/>
               </w:rPr>
             </w:pPr>
-            <w:proofErr w:type="spellStart"/>
             <w:r>
               <w:rPr>
                 <w:rFonts w:cs="Calibri"/>
@@ -25110,7 +22269,6 @@
               </w:rPr>
               <w:t>errorCodeDet</w:t>
             </w:r>
-            <w:proofErr w:type="spellEnd"/>
           </w:p>
         </w:tc>
         <w:tc>
@@ -25138,7 +22296,6 @@
                 <w:szCs w:val="20"/>
               </w:rPr>
             </w:pPr>
-            <w:proofErr w:type="spellStart"/>
             <w:r>
               <w:rPr>
                 <w:rFonts w:cs="Calibri"/>
@@ -25149,7 +22306,6 @@
               </w:rPr>
               <w:t>ErrorDescriptionDet</w:t>
             </w:r>
-            <w:proofErr w:type="spellEnd"/>
           </w:p>
         </w:tc>
         <w:tc>
@@ -25284,34 +22440,14 @@
                 <w:szCs w:val="20"/>
               </w:rPr>
             </w:pPr>
-            <w:proofErr w:type="spellStart"/>
             <w:r>
               <w:rPr>
                 <w:rFonts w:cs="Calibri"/>
                 <w:color w:val="000000"/>
                 <w:szCs w:val="20"/>
               </w:rPr>
-              <w:t>Bad</w:t>
-            </w:r>
-            <w:proofErr w:type="spellEnd"/>
-            <w:r>
-              <w:rPr>
-                <w:rFonts w:cs="Calibri"/>
-                <w:color w:val="000000"/>
-                <w:szCs w:val="20"/>
-              </w:rPr>
-              <w:t xml:space="preserve"> </w:t>
-            </w:r>
-            <w:proofErr w:type="spellStart"/>
-            <w:r>
-              <w:rPr>
-                <w:rFonts w:cs="Calibri"/>
-                <w:color w:val="000000"/>
-                <w:szCs w:val="20"/>
-              </w:rPr>
-              <w:t>request</w:t>
-            </w:r>
-            <w:proofErr w:type="spellEnd"/>
+              <w:t>Bad request</w:t>
+            </w:r>
           </w:p>
         </w:tc>
         <w:tc>
@@ -25830,13 +22966,8 @@
         <w:t xml:space="preserve">call-back affinché Orchestratore </w:t>
       </w:r>
       <w:r>
-        <w:t xml:space="preserve">riporti al </w:t>
-      </w:r>
-      <w:proofErr w:type="spellStart"/>
-      <w:r>
-        <w:t>Recapitista</w:t>
-      </w:r>
-      <w:proofErr w:type="spellEnd"/>
+        <w:t>riporti al Recapitista</w:t>
+      </w:r>
       <w:r>
         <w:t xml:space="preserve"> </w:t>
       </w:r>
@@ -25850,13 +22981,8 @@
         <w:t xml:space="preserve">Ciò avviene invocando il servizio </w:t>
       </w:r>
       <w:r>
-        <w:t xml:space="preserve">esposto dal </w:t>
-      </w:r>
-      <w:proofErr w:type="spellStart"/>
-      <w:r>
-        <w:t>Recapitista</w:t>
-      </w:r>
-      <w:proofErr w:type="spellEnd"/>
+        <w:t>esposto dal Recapitista</w:t>
+      </w:r>
       <w:r>
         <w:t xml:space="preserve"> che consente di definire </w:t>
       </w:r>
@@ -26043,11 +23169,9 @@
             <w:tcW w:w="2244" w:type="dxa"/>
           </w:tcPr>
           <w:p>
-            <w:proofErr w:type="spellStart"/>
             <w:r>
               <w:t>SysCaller</w:t>
             </w:r>
-            <w:proofErr w:type="spellEnd"/>
           </w:p>
         </w:tc>
         <w:tc>
@@ -26079,11 +23203,9 @@
             <w:tcW w:w="2244" w:type="dxa"/>
           </w:tcPr>
           <w:p>
-            <w:proofErr w:type="spellStart"/>
             <w:r>
               <w:t>ObjectId</w:t>
             </w:r>
-            <w:proofErr w:type="spellEnd"/>
           </w:p>
         </w:tc>
         <w:tc>
@@ -26097,7 +23219,6 @@
             <w:r>
               <w:t>''</w:t>
             </w:r>
-            <w:proofErr w:type="spellStart"/>
             <w:r>
               <w:t>O</w:t>
             </w:r>
@@ -26105,11 +23226,7 @@
               <w:t>bj</w:t>
             </w:r>
             <w:r>
-              <w:t>ectID</w:t>
-            </w:r>
-            <w:proofErr w:type="spellEnd"/>
-            <w:r>
-              <w:t>”</w:t>
+              <w:t>ectID”</w:t>
             </w:r>
             <w:r>
               <w:t>"</w:t>
@@ -26125,41 +23242,12 @@
               <w:pStyle w:val="HTMLPreformatted"/>
             </w:pPr>
             <w:r>
-              <w:t xml:space="preserve">Ticket ricevuto da NFEA nella </w:t>
-            </w:r>
-            <w:proofErr w:type="spellStart"/>
-            <w:r>
-              <w:t>response</w:t>
-            </w:r>
-            <w:proofErr w:type="spellEnd"/>
-            <w:r>
-              <w:t xml:space="preserve"> </w:t>
-            </w:r>
-            <w:proofErr w:type="gramStart"/>
-            <w:r>
-              <w:t>nei parametro</w:t>
-            </w:r>
-            <w:proofErr w:type="gramEnd"/>
-            <w:r>
-              <w:t xml:space="preserve"> </w:t>
-            </w:r>
-            <w:proofErr w:type="spellStart"/>
-            <w:r>
-              <w:t>ObjectId</w:t>
-            </w:r>
-            <w:proofErr w:type="spellEnd"/>
-          </w:p>
-          <w:p>
-            <w:r>
-              <w:t xml:space="preserve">Relativo alla </w:t>
-            </w:r>
-            <w:proofErr w:type="spellStart"/>
-            <w:r>
-              <w:t>striìuttura</w:t>
-            </w:r>
-            <w:proofErr w:type="spellEnd"/>
-            <w:r>
-              <w:t xml:space="preserve"> PRTYPE=ZTIC</w:t>
+              <w:t>Ticket ricevuto da NFEA nella response nei parametro ObjectId</w:t>
+            </w:r>
+          </w:p>
+          <w:p>
+            <w:r>
+              <w:t>Relativo alla striìuttura PRTYPE=ZTIC</w:t>
             </w:r>
           </w:p>
         </w:tc>
@@ -26170,11 +23258,9 @@
             <w:tcW w:w="2244" w:type="dxa"/>
           </w:tcPr>
           <w:p>
-            <w:proofErr w:type="spellStart"/>
             <w:r>
               <w:t>NoteType</w:t>
             </w:r>
-            <w:proofErr w:type="spellEnd"/>
           </w:p>
         </w:tc>
         <w:tc>
@@ -26251,13 +23337,8 @@
               <w:t>Da popolare con: una stringa descrittiva dell’esito”</w:t>
             </w:r>
             <w:r>
-              <w:t xml:space="preserve"> Fisso al valore riportato nella cella a </w:t>
-            </w:r>
-            <w:proofErr w:type="spellStart"/>
-            <w:r>
-              <w:t>sisnistra</w:t>
-            </w:r>
-            <w:proofErr w:type="spellEnd"/>
+              <w:t xml:space="preserve"> Fisso al valore riportato nella cella a sisnistra</w:t>
+            </w:r>
           </w:p>
         </w:tc>
       </w:tr>
@@ -26302,11 +23383,9 @@
             <w:tcW w:w="2244" w:type="dxa"/>
           </w:tcPr>
           <w:p>
-            <w:proofErr w:type="spellStart"/>
             <w:r>
               <w:t>DettaglioStato</w:t>
             </w:r>
-            <w:proofErr w:type="spellEnd"/>
           </w:p>
         </w:tc>
         <w:tc>
@@ -26339,11 +23418,9 @@
             <w:tcW w:w="2244" w:type="dxa"/>
           </w:tcPr>
           <w:p>
-            <w:proofErr w:type="spellStart"/>
             <w:r>
               <w:t>DettaglioStatoDesc</w:t>
             </w:r>
-            <w:proofErr w:type="spellEnd"/>
           </w:p>
         </w:tc>
         <w:tc>
@@ -26380,23 +23457,7 @@
     <w:p/>
     <w:p>
       <w:r>
-        <w:t xml:space="preserve">In caso di </w:t>
-      </w:r>
-      <w:proofErr w:type="spellStart"/>
-      <w:r>
-        <w:t>callback</w:t>
-      </w:r>
-      <w:proofErr w:type="spellEnd"/>
-      <w:r>
-        <w:t xml:space="preserve"> negativa il sistema del </w:t>
-      </w:r>
-      <w:proofErr w:type="spellStart"/>
-      <w:r>
-        <w:t>Recapitista</w:t>
-      </w:r>
-      <w:proofErr w:type="spellEnd"/>
-      <w:r>
-        <w:t xml:space="preserve"> provvederà a quanto segue:</w:t>
+        <w:t>In caso di callback negativa il sistema del Recapitista provvederà a quanto segue:</w:t>
       </w:r>
     </w:p>
     <w:p/>
@@ -26612,11 +23673,9 @@
             <w:tcW w:w="2244" w:type="dxa"/>
           </w:tcPr>
           <w:p>
-            <w:proofErr w:type="spellStart"/>
             <w:r>
               <w:t>SysCaller</w:t>
             </w:r>
-            <w:proofErr w:type="spellEnd"/>
           </w:p>
         </w:tc>
         <w:tc>
@@ -26652,11 +23711,9 @@
             <w:tcW w:w="2244" w:type="dxa"/>
           </w:tcPr>
           <w:p>
-            <w:proofErr w:type="spellStart"/>
             <w:r>
               <w:t>ObjectId</w:t>
             </w:r>
-            <w:proofErr w:type="spellEnd"/>
           </w:p>
         </w:tc>
         <w:tc>
@@ -26687,15 +23744,7 @@
           </w:tcPr>
           <w:p>
             <w:r>
-              <w:t xml:space="preserve">Da valorizzare con il Codice ticket NFEA (OBJECT_ID) nella </w:t>
-            </w:r>
-            <w:proofErr w:type="spellStart"/>
-            <w:r>
-              <w:t>response</w:t>
-            </w:r>
-            <w:proofErr w:type="spellEnd"/>
-            <w:r>
-              <w:t xml:space="preserve"> alla chiamata al servizio ZWS_CREATE_ORDER</w:t>
+              <w:t>Da valorizzare con il Codice ticket NFEA (OBJECT_ID) nella response alla chiamata al servizio ZWS_CREATE_ORDER</w:t>
             </w:r>
           </w:p>
         </w:tc>
@@ -26706,11 +23755,9 @@
             <w:tcW w:w="2244" w:type="dxa"/>
           </w:tcPr>
           <w:p>
-            <w:proofErr w:type="spellStart"/>
             <w:r>
               <w:t>NoteType</w:t>
             </w:r>
-            <w:proofErr w:type="spellEnd"/>
           </w:p>
         </w:tc>
         <w:tc>
@@ -26839,11 +23886,9 @@
             <w:tcW w:w="2244" w:type="dxa"/>
           </w:tcPr>
           <w:p>
-            <w:proofErr w:type="spellStart"/>
             <w:r>
               <w:t>DettaglioStato</w:t>
             </w:r>
-            <w:proofErr w:type="spellEnd"/>
           </w:p>
         </w:tc>
         <w:tc>
@@ -26882,11 +23927,9 @@
             <w:tcW w:w="2244" w:type="dxa"/>
           </w:tcPr>
           <w:p>
-            <w:proofErr w:type="spellStart"/>
             <w:r>
               <w:t>DettaglioStatoDesc</w:t>
             </w:r>
-            <w:proofErr w:type="spellEnd"/>
           </w:p>
         </w:tc>
         <w:tc>
@@ -27056,29 +24099,13 @@
         <w:t xml:space="preserve">sul </w:t>
       </w:r>
       <w:r>
-        <w:t>riferimento denominato “</w:t>
-      </w:r>
-      <w:proofErr w:type="spellStart"/>
-      <w:r>
-        <w:t>presignedURL</w:t>
-      </w:r>
-      <w:proofErr w:type="spellEnd"/>
-      <w:r>
-        <w:t>” alla base dell’accesso.</w:t>
+        <w:t>riferimento denominato “presignedURL” alla base dell’accesso.</w:t>
       </w:r>
     </w:p>
     <w:p/>
     <w:p>
       <w:r>
-        <w:t>Nei paragrafi seguenti vengono riportate le due chiamate che consentono di ottenere le “</w:t>
-      </w:r>
-      <w:proofErr w:type="spellStart"/>
-      <w:r>
-        <w:t>presignedURL</w:t>
-      </w:r>
-      <w:proofErr w:type="spellEnd"/>
-      <w:r>
-        <w:t>” per poter caricare e scaricare i file.</w:t>
+        <w:t>Nei paragrafi seguenti vengono riportate le due chiamate che consentono di ottenere le “presignedURL” per poter caricare e scaricare i file.</w:t>
       </w:r>
     </w:p>
     <w:p/>
@@ -27096,14 +24123,12 @@
       <w:r>
         <w:t>“</w:t>
       </w:r>
-      <w:proofErr w:type="spellStart"/>
       <w:r>
         <w:t>Get</w:t>
       </w:r>
       <w:r>
         <w:t>Upload</w:t>
       </w:r>
-      <w:proofErr w:type="spellEnd"/>
       <w:r>
         <w:t>”</w:t>
       </w:r>
@@ -27112,15 +24137,7 @@
     <w:p/>
     <w:p>
       <w:r>
-        <w:t xml:space="preserve">La funzione consente di richiedere una </w:t>
-      </w:r>
-      <w:proofErr w:type="spellStart"/>
-      <w:r>
-        <w:t>presignedURL</w:t>
-      </w:r>
-      <w:proofErr w:type="spellEnd"/>
-      <w:r>
-        <w:t xml:space="preserve"> sulla quale poter caricare un file. Tale funzione viene richiamata dai sistemi esterni alla Cloud </w:t>
+        <w:t xml:space="preserve">La funzione consente di richiedere una presignedURL sulla quale poter caricare un file. Tale funzione viene richiamata dai sistemi esterni alla Cloud </w:t>
       </w:r>
       <w:r>
         <w:t>di Orchestratore,</w:t>
@@ -27134,13 +24151,8 @@
       <w:pPr>
         <w:pStyle w:val="Rientro1"/>
       </w:pPr>
-      <w:proofErr w:type="spellStart"/>
-      <w:r>
-        <w:t>Formatting</w:t>
-      </w:r>
-      <w:proofErr w:type="spellEnd"/>
-      <w:r>
-        <w:t>;</w:t>
+      <w:r>
+        <w:t>Formatting;</w:t>
       </w:r>
     </w:p>
     <w:p>
@@ -27155,13 +24167,8 @@
       <w:pPr>
         <w:pStyle w:val="Rientro1"/>
       </w:pPr>
-      <w:proofErr w:type="spellStart"/>
-      <w:r>
-        <w:t>Recapitisti</w:t>
-      </w:r>
-      <w:proofErr w:type="spellEnd"/>
-      <w:r>
-        <w:t>;</w:t>
+      <w:r>
+        <w:t>Recapitisti;</w:t>
       </w:r>
     </w:p>
     <w:p/>
@@ -27259,11 +24266,9 @@
             <w:vAlign w:val="center"/>
           </w:tcPr>
           <w:p>
-            <w:proofErr w:type="spellStart"/>
             <w:r>
               <w:t>requestId</w:t>
             </w:r>
-            <w:proofErr w:type="spellEnd"/>
           </w:p>
         </w:tc>
         <w:tc>
@@ -27275,13 +24280,8 @@
             <w:pPr>
               <w:jc w:val="center"/>
             </w:pPr>
-            <w:proofErr w:type="gramStart"/>
-            <w:r>
-              <w:t>STRING(</w:t>
-            </w:r>
-            <w:proofErr w:type="gramEnd"/>
-            <w:r>
-              <w:t>64)</w:t>
+            <w:r>
+              <w:t>STRING(64)</w:t>
             </w:r>
           </w:p>
         </w:tc>
@@ -27295,13 +24295,8 @@
               <w:t>Identificativo univoco della richiesta</w:t>
             </w:r>
             <w:r>
-              <w:t xml:space="preserve">, preceduto dal prefisso di Stampatore o </w:t>
-            </w:r>
-            <w:proofErr w:type="spellStart"/>
-            <w:r>
-              <w:t>Recapitista</w:t>
-            </w:r>
-            <w:proofErr w:type="spellEnd"/>
+              <w:t>, preceduto dal prefisso di Stampatore o Recapitista</w:t>
+            </w:r>
           </w:p>
         </w:tc>
       </w:tr>
@@ -27312,11 +24307,9 @@
             <w:vAlign w:val="center"/>
           </w:tcPr>
           <w:p>
-            <w:proofErr w:type="spellStart"/>
             <w:r>
               <w:t>requestDate</w:t>
             </w:r>
-            <w:proofErr w:type="spellEnd"/>
           </w:p>
         </w:tc>
         <w:tc>
@@ -27359,11 +24352,9 @@
           </w:tcPr>
           <w:p>
             <w:bookmarkStart w:id="52" w:name="_Hlk132797281"/>
-            <w:proofErr w:type="spellStart"/>
             <w:r>
               <w:t>fileType</w:t>
             </w:r>
-            <w:proofErr w:type="spellEnd"/>
           </w:p>
         </w:tc>
         <w:tc>
@@ -27375,13 +24366,8 @@
             <w:pPr>
               <w:jc w:val="center"/>
             </w:pPr>
-            <w:proofErr w:type="gramStart"/>
-            <w:r>
-              <w:t>STRING(</w:t>
-            </w:r>
-            <w:proofErr w:type="gramEnd"/>
-            <w:r>
-              <w:t>64)</w:t>
+            <w:r>
+              <w:t>STRING(64)</w:t>
             </w:r>
           </w:p>
         </w:tc>
@@ -27400,15 +24386,7 @@
               <w:ind w:left="360"/>
             </w:pPr>
             <w:r>
-              <w:t xml:space="preserve">Da </w:t>
-            </w:r>
-            <w:proofErr w:type="spellStart"/>
-            <w:r>
-              <w:t>Formatting</w:t>
-            </w:r>
-            <w:proofErr w:type="spellEnd"/>
-            <w:r>
-              <w:t>:</w:t>
+              <w:t>Da Formatting:</w:t>
             </w:r>
           </w:p>
           <w:p>
@@ -27528,15 +24506,7 @@
               <w:ind w:left="360"/>
             </w:pPr>
             <w:r>
-              <w:t xml:space="preserve">Da </w:t>
-            </w:r>
-            <w:proofErr w:type="spellStart"/>
-            <w:r>
-              <w:t>recapitisti</w:t>
-            </w:r>
-            <w:proofErr w:type="spellEnd"/>
-            <w:r>
-              <w:t>:</w:t>
+              <w:t>Da recapitisti:</w:t>
             </w:r>
           </w:p>
           <w:p>
@@ -27597,11 +24567,9 @@
             <w:vAlign w:val="center"/>
           </w:tcPr>
           <w:p>
-            <w:proofErr w:type="spellStart"/>
             <w:r>
               <w:t>fileName</w:t>
             </w:r>
-            <w:proofErr w:type="spellEnd"/>
           </w:p>
         </w:tc>
         <w:tc>
@@ -27613,13 +24581,8 @@
             <w:pPr>
               <w:jc w:val="center"/>
             </w:pPr>
-            <w:proofErr w:type="gramStart"/>
-            <w:r>
-              <w:t>STRING(</w:t>
-            </w:r>
-            <w:proofErr w:type="gramEnd"/>
-            <w:r>
-              <w:t>128)</w:t>
+            <w:r>
+              <w:t>STRING(128)</w:t>
             </w:r>
           </w:p>
         </w:tc>
@@ -27642,11 +24605,9 @@
             <w:vAlign w:val="center"/>
           </w:tcPr>
           <w:p>
-            <w:proofErr w:type="spellStart"/>
             <w:r>
               <w:t>fileDate</w:t>
             </w:r>
-            <w:proofErr w:type="spellEnd"/>
           </w:p>
         </w:tc>
         <w:tc>
@@ -27682,11 +24643,9 @@
             <w:vAlign w:val="center"/>
           </w:tcPr>
           <w:p>
-            <w:proofErr w:type="spellStart"/>
             <w:r>
               <w:t>fileSize</w:t>
             </w:r>
-            <w:proofErr w:type="spellEnd"/>
           </w:p>
         </w:tc>
         <w:tc>
@@ -27719,13 +24678,8 @@
     <w:p/>
     <w:p/>
     <w:p>
-      <w:proofErr w:type="spellStart"/>
-      <w:r>
-        <w:t>Response</w:t>
-      </w:r>
-      <w:proofErr w:type="spellEnd"/>
-      <w:r>
-        <w:t>:</w:t>
+      <w:r>
+        <w:t>Response:</w:t>
       </w:r>
     </w:p>
     <w:p/>
@@ -27806,11 +24760,9 @@
             <w:tcW w:w="1850" w:type="dxa"/>
           </w:tcPr>
           <w:p>
-            <w:proofErr w:type="spellStart"/>
             <w:r>
               <w:t>requestId</w:t>
             </w:r>
-            <w:proofErr w:type="spellEnd"/>
           </w:p>
         </w:tc>
         <w:tc>
@@ -27821,13 +24773,8 @@
             <w:pPr>
               <w:jc w:val="center"/>
             </w:pPr>
-            <w:proofErr w:type="gramStart"/>
-            <w:r>
-              <w:t>STRING(</w:t>
-            </w:r>
-            <w:proofErr w:type="gramEnd"/>
-            <w:r>
-              <w:t>64)</w:t>
+            <w:r>
+              <w:t>STRING(64)</w:t>
             </w:r>
           </w:p>
         </w:tc>
@@ -27849,11 +24796,9 @@
             <w:tcW w:w="1850" w:type="dxa"/>
           </w:tcPr>
           <w:p>
-            <w:proofErr w:type="spellStart"/>
             <w:r>
               <w:t>responseDate</w:t>
             </w:r>
-            <w:proofErr w:type="spellEnd"/>
           </w:p>
         </w:tc>
         <w:tc>
@@ -27892,11 +24837,9 @@
             <w:tcW w:w="1850" w:type="dxa"/>
           </w:tcPr>
           <w:p>
-            <w:proofErr w:type="spellStart"/>
             <w:r>
               <w:t>presignedUrl</w:t>
             </w:r>
-            <w:proofErr w:type="spellEnd"/>
           </w:p>
         </w:tc>
         <w:tc>
@@ -27907,11 +24850,9 @@
             <w:pPr>
               <w:jc w:val="center"/>
             </w:pPr>
-            <w:proofErr w:type="gramStart"/>
             <w:r>
               <w:t>STRING(</w:t>
             </w:r>
-            <w:proofErr w:type="gramEnd"/>
             <w:r>
               <w:t>1024</w:t>
             </w:r>
@@ -27933,11 +24874,9 @@
             <w:tcW w:w="1850" w:type="dxa"/>
           </w:tcPr>
           <w:p>
-            <w:proofErr w:type="spellStart"/>
             <w:r>
               <w:t>fileObjectId</w:t>
             </w:r>
-            <w:proofErr w:type="spellEnd"/>
           </w:p>
         </w:tc>
         <w:tc>
@@ -27948,13 +24887,8 @@
             <w:pPr>
               <w:jc w:val="center"/>
             </w:pPr>
-            <w:proofErr w:type="gramStart"/>
-            <w:r>
-              <w:t>STRING(</w:t>
-            </w:r>
-            <w:proofErr w:type="gramEnd"/>
-            <w:r>
-              <w:t>128)</w:t>
+            <w:r>
+              <w:t>STRING(128)</w:t>
             </w:r>
           </w:p>
         </w:tc>
@@ -27975,11 +24909,9 @@
             <w:tcW w:w="1850" w:type="dxa"/>
           </w:tcPr>
           <w:p>
-            <w:proofErr w:type="spellStart"/>
             <w:r>
               <w:t>errorCode</w:t>
             </w:r>
-            <w:proofErr w:type="spellEnd"/>
           </w:p>
         </w:tc>
         <w:tc>
@@ -28009,11 +24941,9 @@
             <w:tcW w:w="1850" w:type="dxa"/>
           </w:tcPr>
           <w:p>
-            <w:proofErr w:type="spellStart"/>
             <w:r>
               <w:t>errorDescription</w:t>
             </w:r>
-            <w:proofErr w:type="spellEnd"/>
           </w:p>
         </w:tc>
         <w:tc>
@@ -28025,13 +24955,8 @@
             <w:pPr>
               <w:jc w:val="center"/>
             </w:pPr>
-            <w:proofErr w:type="gramStart"/>
-            <w:r>
-              <w:t>STRING(</w:t>
-            </w:r>
-            <w:proofErr w:type="gramEnd"/>
-            <w:r>
-              <w:t>512)</w:t>
+            <w:r>
+              <w:t>STRING(512)</w:t>
             </w:r>
           </w:p>
         </w:tc>
@@ -28115,14 +25040,9 @@
         </w:rPr>
       </w:pPr>
       <w:r>
-        <w:t xml:space="preserve">Diagramma Funzionale </w:t>
-      </w:r>
-      <w:proofErr w:type="spellStart"/>
-      <w:r>
-        <w:t>GetUpload</w:t>
+        <w:t>Diagramma Funzionale GetUpload</w:t>
       </w:r>
       <w:bookmarkEnd w:id="53"/>
-      <w:proofErr w:type="spellEnd"/>
     </w:p>
     <w:p/>
     <w:p>
@@ -28137,14 +25057,12 @@
       <w:r>
         <w:t>“</w:t>
       </w:r>
-      <w:proofErr w:type="spellStart"/>
       <w:r>
         <w:t>Get</w:t>
       </w:r>
       <w:r>
         <w:t>Download</w:t>
       </w:r>
-      <w:proofErr w:type="spellEnd"/>
       <w:r>
         <w:t>”</w:t>
       </w:r>
@@ -28156,23 +25074,7 @@
     <w:p/>
     <w:p>
       <w:r>
-        <w:t xml:space="preserve">La funzione consente di richiedere la generazione (quindi la sua acquisizione nella </w:t>
-      </w:r>
-      <w:proofErr w:type="spellStart"/>
-      <w:r>
-        <w:t>response</w:t>
-      </w:r>
-      <w:proofErr w:type="spellEnd"/>
-      <w:r>
-        <w:t xml:space="preserve">) di una </w:t>
-      </w:r>
-      <w:proofErr w:type="spellStart"/>
-      <w:r>
-        <w:t>presignedURL</w:t>
-      </w:r>
-      <w:proofErr w:type="spellEnd"/>
-      <w:r>
-        <w:t xml:space="preserve"> relativamente ad un “identificativo univoco File” fornito in precedenza dall’Orchestratore. Tale funzione viene richiamata dai sistemi esterni alla Cloud di </w:t>
+        <w:t xml:space="preserve">La funzione consente di richiedere la generazione (quindi la sua acquisizione nella response) di una presignedURL relativamente ad un “identificativo univoco File” fornito in precedenza dall’Orchestratore. Tale funzione viene richiamata dai sistemi esterni alla Cloud di </w:t>
       </w:r>
       <w:r>
         <w:t>Orchestratore, q</w:t>
@@ -28186,13 +25088,8 @@
       <w:pPr>
         <w:pStyle w:val="Rientro1"/>
       </w:pPr>
-      <w:proofErr w:type="spellStart"/>
-      <w:r>
-        <w:t>Formatting</w:t>
-      </w:r>
-      <w:proofErr w:type="spellEnd"/>
-      <w:r>
-        <w:t>;</w:t>
+      <w:r>
+        <w:t>Formatting;</w:t>
       </w:r>
     </w:p>
     <w:p>
@@ -28207,13 +25104,8 @@
       <w:pPr>
         <w:pStyle w:val="Rientro1"/>
       </w:pPr>
-      <w:proofErr w:type="spellStart"/>
-      <w:r>
-        <w:t>Recapitisti</w:t>
-      </w:r>
-      <w:proofErr w:type="spellEnd"/>
-      <w:r>
-        <w:t>;</w:t>
+      <w:r>
+        <w:t>Recapitisti;</w:t>
       </w:r>
     </w:p>
     <w:p/>
@@ -28235,11 +25127,9 @@
             <w:tcW w:w="3686" w:type="dxa"/>
           </w:tcPr>
           <w:p>
-            <w:proofErr w:type="spellStart"/>
             <w:r>
               <w:t>requestId</w:t>
             </w:r>
-            <w:proofErr w:type="spellEnd"/>
           </w:p>
         </w:tc>
         <w:tc>
@@ -28269,11 +25159,9 @@
             <w:tcW w:w="3686" w:type="dxa"/>
           </w:tcPr>
           <w:p>
-            <w:proofErr w:type="spellStart"/>
             <w:r>
               <w:t>requestDate</w:t>
             </w:r>
-            <w:proofErr w:type="spellEnd"/>
           </w:p>
         </w:tc>
         <w:tc>
@@ -28299,11 +25187,9 @@
             <w:tcW w:w="3686" w:type="dxa"/>
           </w:tcPr>
           <w:p>
-            <w:proofErr w:type="spellStart"/>
             <w:r>
               <w:t>fileObjectId</w:t>
             </w:r>
-            <w:proofErr w:type="spellEnd"/>
           </w:p>
         </w:tc>
         <w:tc>
@@ -28321,15 +25207,7 @@
     <w:p/>
     <w:p>
       <w:r>
-        <w:t xml:space="preserve">Di seguito il relativo </w:t>
-      </w:r>
-      <w:proofErr w:type="spellStart"/>
-      <w:r>
-        <w:t>swagger</w:t>
-      </w:r>
-      <w:proofErr w:type="spellEnd"/>
-      <w:r>
-        <w:t>:</w:t>
+        <w:t>Di seguito il relativo swagger:</w:t>
       </w:r>
     </w:p>
     <w:p/>
@@ -28367,16 +25245,11 @@
               <w:rPr>
                 <w:noProof/>
               </w:rPr>
-            </w:r>
-            <w:r>
-              <w:rPr>
-                <w:noProof/>
-              </w:rPr>
-              <w:object w:dxaOrig="1538" w:dyaOrig="994" w14:anchorId="3FA9B025">
-                <v:shape id="_x0000_i1027" type="#_x0000_t75" alt="" style="width:78.9pt;height:50.1pt;mso-width-percent:0;mso-height-percent:0;mso-width-percent:0;mso-height-percent:0" o:ole="">
+              <w:object w:dxaOrig="1538" w:dyaOrig="994" w14:anchorId="10196BB5">
+                <v:shape id="_x0000_i1027" type="#_x0000_t75" alt="" style="width:79.15pt;height:50.05pt;mso-width-percent:0;mso-height-percent:0;mso-width-percent:0;mso-height-percent:0" o:ole="">
                   <v:imagedata r:id="rId27" o:title=""/>
                 </v:shape>
-                <o:OLEObject Type="Embed" ProgID="Package" ShapeID="_x0000_i1027" DrawAspect="Icon" ObjectID="_1821328039" r:id="rId28"/>
+                <o:OLEObject Type="Embed" ProgID="Package" ShapeID="_x0000_i1027" DrawAspect="Icon" ObjectID="_1822021862" r:id="rId28"/>
               </w:object>
             </w:r>
           </w:p>
@@ -28397,16 +25270,11 @@
               <w:rPr>
                 <w:noProof/>
               </w:rPr>
-            </w:r>
-            <w:r>
-              <w:rPr>
-                <w:noProof/>
-              </w:rPr>
-              <w:object w:dxaOrig="1230" w:dyaOrig="795" w14:anchorId="1BD28FD9">
-                <v:shape id="_x0000_i1028" type="#_x0000_t75" alt="" style="width:58.25pt;height:43.2pt;mso-width-percent:0;mso-height-percent:0;mso-width-percent:0;mso-height-percent:0" o:ole="">
+              <w:object w:dxaOrig="1230" w:dyaOrig="795" w14:anchorId="21F16812">
+                <v:shape id="_x0000_i1026" type="#_x0000_t75" alt="" style="width:58.15pt;height:42.9pt;mso-width-percent:0;mso-height-percent:0;mso-width-percent:0;mso-height-percent:0" o:ole="">
                   <v:imagedata r:id="rId29" o:title=""/>
                 </v:shape>
-                <o:OLEObject Type="Embed" ProgID="Package" ShapeID="_x0000_i1028" DrawAspect="Icon" ObjectID="_1821328034" r:id="rId30"/>
+                <o:OLEObject Type="Embed" ProgID="Package" ShapeID="_x0000_i1026" DrawAspect="Icon" ObjectID="_1822021863" r:id="rId30"/>
               </w:object>
             </w:r>
           </w:p>
@@ -28415,13 +25283,8 @@
     </w:tbl>
     <w:p/>
     <w:p>
-      <w:proofErr w:type="spellStart"/>
-      <w:r>
-        <w:t>Response</w:t>
-      </w:r>
-      <w:proofErr w:type="spellEnd"/>
-      <w:r>
-        <w:t>:</w:t>
+      <w:r>
+        <w:t>Response:</w:t>
       </w:r>
     </w:p>
     <w:p/>
@@ -28442,11 +25305,9 @@
             <w:tcW w:w="3686" w:type="dxa"/>
           </w:tcPr>
           <w:p>
-            <w:proofErr w:type="spellStart"/>
             <w:r>
               <w:t>requestId</w:t>
             </w:r>
-            <w:proofErr w:type="spellEnd"/>
           </w:p>
         </w:tc>
         <w:tc>
@@ -28467,11 +25328,9 @@
             <w:tcW w:w="3686" w:type="dxa"/>
           </w:tcPr>
           <w:p>
-            <w:proofErr w:type="spellStart"/>
             <w:r>
               <w:t>responseDate</w:t>
             </w:r>
-            <w:proofErr w:type="spellEnd"/>
           </w:p>
         </w:tc>
         <w:tc>
@@ -28497,11 +25356,9 @@
             <w:tcW w:w="3686" w:type="dxa"/>
           </w:tcPr>
           <w:p>
-            <w:proofErr w:type="spellStart"/>
             <w:r>
               <w:t>presignedUrl</w:t>
             </w:r>
-            <w:proofErr w:type="spellEnd"/>
           </w:p>
         </w:tc>
         <w:tc>
@@ -28517,11 +25374,9 @@
             <w:tcW w:w="3686" w:type="dxa"/>
           </w:tcPr>
           <w:p>
-            <w:proofErr w:type="spellStart"/>
             <w:r>
               <w:t>fileObjectId</w:t>
             </w:r>
-            <w:proofErr w:type="spellEnd"/>
           </w:p>
         </w:tc>
         <w:tc>
@@ -28541,11 +25396,9 @@
             <w:tcW w:w="3686" w:type="dxa"/>
           </w:tcPr>
           <w:p>
-            <w:proofErr w:type="spellStart"/>
             <w:r>
               <w:t>errorCode</w:t>
             </w:r>
-            <w:proofErr w:type="spellEnd"/>
           </w:p>
         </w:tc>
         <w:tc>
@@ -28561,11 +25414,9 @@
             <w:tcW w:w="3686" w:type="dxa"/>
           </w:tcPr>
           <w:p>
-            <w:proofErr w:type="spellStart"/>
             <w:r>
               <w:t>errorDescription</w:t>
             </w:r>
-            <w:proofErr w:type="spellEnd"/>
           </w:p>
         </w:tc>
         <w:tc>
@@ -28579,15 +25430,7 @@
     <w:p/>
     <w:p>
       <w:r>
-        <w:t xml:space="preserve">Di seguito un </w:t>
-      </w:r>
-      <w:proofErr w:type="spellStart"/>
-      <w:r>
-        <w:t>json</w:t>
-      </w:r>
-      <w:proofErr w:type="spellEnd"/>
-      <w:r>
-        <w:t xml:space="preserve"> di esempio:</w:t>
+        <w:t>Di seguito un json di esempio:</w:t>
       </w:r>
     </w:p>
     <w:p/>
@@ -28599,16 +25442,11 @@
         <w:rPr>
           <w:noProof/>
         </w:rPr>
-      </w:r>
-      <w:r>
-        <w:rPr>
-          <w:noProof/>
-        </w:rPr>
-        <w:object w:dxaOrig="1538" w:dyaOrig="994" w14:anchorId="77E53B0A">
-          <v:shape id="_x0000_i1029" type="#_x0000_t75" alt="" style="width:78.9pt;height:50.1pt;mso-width-percent:0;mso-height-percent:0;mso-width-percent:0;mso-height-percent:0" o:ole="">
+        <w:object w:dxaOrig="1538" w:dyaOrig="994" w14:anchorId="67D3F533">
+          <v:shape id="_x0000_i1025" type="#_x0000_t75" alt="" style="width:79.15pt;height:50.05pt;mso-width-percent:0;mso-height-percent:0;mso-width-percent:0;mso-height-percent:0" o:ole="">
             <v:imagedata r:id="rId31" o:title=""/>
           </v:shape>
-          <o:OLEObject Type="Embed" ProgID="Package" ShapeID="_x0000_i1029" DrawAspect="Icon" ObjectID="_1821328035" r:id="rId32"/>
+          <o:OLEObject Type="Embed" ProgID="Package" ShapeID="_x0000_i1025" DrawAspect="Icon" ObjectID="_1822021864" r:id="rId32"/>
         </w:object>
       </w:r>
     </w:p>
@@ -28678,14 +25516,9 @@
       </w:pPr>
       <w:bookmarkStart w:id="55" w:name="_Toc139878784"/>
       <w:r>
-        <w:t xml:space="preserve">Diagramma funzionale </w:t>
-      </w:r>
-      <w:proofErr w:type="spellStart"/>
-      <w:r>
-        <w:t>GetDownload</w:t>
+        <w:t>Diagramma funzionale GetDownload</w:t>
       </w:r>
       <w:bookmarkEnd w:id="55"/>
-      <w:proofErr w:type="spellEnd"/>
     </w:p>
     <w:bookmarkEnd w:id="50"/>
     <w:p/>
@@ -28701,42 +25534,20 @@
         <w:rPr>
           <w:lang w:val="en-US"/>
         </w:rPr>
-        <w:t>IFA (15) Accesso AWS Object Storage (</w:t>
-      </w:r>
-      <w:proofErr w:type="spellStart"/>
-      <w:r>
+        <w:t>IFA (15) Accesso AWS Object Storage (presignedUrl)</w:t>
+      </w:r>
+      <w:bookmarkEnd w:id="56"/>
+    </w:p>
+    <w:p>
+      <w:pPr>
         <w:rPr>
           <w:lang w:val="en-US"/>
         </w:rPr>
-        <w:t>presignedUrl</w:t>
-      </w:r>
-      <w:proofErr w:type="spellEnd"/>
-      <w:r>
-        <w:rPr>
-          <w:lang w:val="en-US"/>
-        </w:rPr>
-        <w:t>)</w:t>
-      </w:r>
-      <w:bookmarkEnd w:id="56"/>
-    </w:p>
-    <w:p>
-      <w:pPr>
-        <w:rPr>
-          <w:lang w:val="en-US"/>
-        </w:rPr>
-      </w:pPr>
-    </w:p>
-    <w:p>
-      <w:r>
-        <w:t>Consiste nel servizio esposto da AWS e utilizzato da per poter eseguire l’upload e il download di file tramite “</w:t>
-      </w:r>
-      <w:proofErr w:type="spellStart"/>
-      <w:r>
-        <w:t>presignedUrl</w:t>
-      </w:r>
-      <w:proofErr w:type="spellEnd"/>
-      <w:r>
-        <w:t>”.</w:t>
+      </w:pPr>
+    </w:p>
+    <w:p>
+      <w:r>
+        <w:t>Consiste nel servizio esposto da AWS e utilizzato da per poter eseguire l’upload e il download di file tramite “presignedUrl”.</w:t>
       </w:r>
     </w:p>
     <w:p/>
@@ -28751,13 +25562,8 @@
       <w:pPr>
         <w:pStyle w:val="Rientro1"/>
       </w:pPr>
-      <w:proofErr w:type="spellStart"/>
-      <w:r>
-        <w:t>Formatting</w:t>
-      </w:r>
-      <w:proofErr w:type="spellEnd"/>
-      <w:r>
-        <w:t>;</w:t>
+      <w:r>
+        <w:t>Formatting;</w:t>
       </w:r>
     </w:p>
     <w:p>
@@ -28772,13 +25578,8 @@
       <w:pPr>
         <w:pStyle w:val="Rientro1"/>
       </w:pPr>
-      <w:proofErr w:type="spellStart"/>
-      <w:r>
-        <w:t>Recapitisti</w:t>
-      </w:r>
-      <w:proofErr w:type="spellEnd"/>
-      <w:r>
-        <w:t>;</w:t>
+      <w:r>
+        <w:t>Recapitisti;</w:t>
       </w:r>
     </w:p>
     <w:p>
@@ -28830,15 +25631,7 @@
     </w:p>
     <w:p>
       <w:r>
-        <w:t xml:space="preserve">Consiste nel servizio AWS Object Storage con accesso mediante protocollo S3 per eseguire l’upload o il download. L’IFA inoltre consente di richiedere </w:t>
-      </w:r>
-      <w:proofErr w:type="spellStart"/>
-      <w:r>
-        <w:t>presignedUrl</w:t>
-      </w:r>
-      <w:proofErr w:type="spellEnd"/>
-      <w:r>
-        <w:t xml:space="preserve"> da fornire a Sistemi terzi per eseguire upload e download tramite IFA 15.</w:t>
+        <w:t>Consiste nel servizio AWS Object Storage con accesso mediante protocollo S3 per eseguire l’upload o il download. L’IFA inoltre consente di richiedere presignedUrl da fornire a Sistemi terzi per eseguire upload e download tramite IFA 15.</w:t>
       </w:r>
     </w:p>
     <w:p/>
@@ -42329,6 +39122,15 @@
 </file>
 
 <file path=customXml/item1.xml><?xml version="1.0" encoding="utf-8"?>
+<?mso-contentType ?>
+<FormTemplates xmlns="http://schemas.microsoft.com/sharepoint/v3/contenttype/forms">
+  <Display>DocumentLibraryForm</Display>
+  <Edit>DocumentLibraryForm</Edit>
+  <New>DocumentLibraryForm</New>
+</FormTemplates>
+</file>
+
+<file path=customXml/item2.xml><?xml version="1.0" encoding="utf-8"?>
 <ct:contentTypeSchema xmlns:ct="http://schemas.microsoft.com/office/2006/metadata/contentType" xmlns:ma="http://schemas.microsoft.com/office/2006/metadata/properties/metaAttributes" ct:_="" ma:_="" ma:contentTypeName="Documento" ma:contentTypeID="0x010100BB6D3EB8D28C9744B1F2DEAD7262D765" ma:contentTypeVersion="11" ma:contentTypeDescription="Creare un nuovo documento." ma:contentTypeScope="" ma:versionID="11a9d1c5ac152ef9e717607ee85483e0">
   <xsd:schema xmlns:xsd="http://www.w3.org/2001/XMLSchema" xmlns:xs="http://www.w3.org/2001/XMLSchema" xmlns:p="http://schemas.microsoft.com/office/2006/metadata/properties" xmlns:ns2="c6b04d25-64b9-4d3a-9993-39c0588502f5" xmlns:ns3="4e6d6535-c7d2-4235-bc8d-dd57656c6208" targetNamespace="http://schemas.microsoft.com/office/2006/metadata/properties" ma:root="true" ma:fieldsID="3180ea16d83c35a258dd968a2596c072" ns2:_="" ns3:_="">
     <xsd:import namespace="c6b04d25-64b9-4d3a-9993-39c0588502f5"/>
@@ -42523,16 +39325,11 @@
 </ct:contentTypeSchema>
 </file>
 
-<file path=customXml/item2.xml><?xml version="1.0" encoding="utf-8"?>
-<?mso-contentType ?>
-<FormTemplates xmlns="http://schemas.microsoft.com/sharepoint/v3/contenttype/forms">
-  <Display>DocumentLibraryForm</Display>
-  <Edit>DocumentLibraryForm</Edit>
-  <New>DocumentLibraryForm</New>
-</FormTemplates>
+<file path=customXml/item3.xml><?xml version="1.0" encoding="utf-8"?>
+<b:Sources xmlns:b="http://schemas.openxmlformats.org/officeDocument/2006/bibliography" xmlns="http://schemas.openxmlformats.org/officeDocument/2006/bibliography" SelectedStyle="\APA.XSL" StyleName="APA"/>
 </file>
 
-<file path=customXml/item3.xml><?xml version="1.0" encoding="utf-8"?>
+<file path=customXml/item4.xml><?xml version="1.0" encoding="utf-8"?>
 <p:properties xmlns:p="http://schemas.microsoft.com/office/2006/metadata/properties" xmlns:xsi="http://www.w3.org/2001/XMLSchema-instance" xmlns:pc="http://schemas.microsoft.com/office/infopath/2007/PartnerControls">
   <documentManagement>
     <lcf76f155ced4ddcb4097134ff3c332f xmlns="c6b04d25-64b9-4d3a-9993-39c0588502f5">
@@ -42543,11 +39340,15 @@
 </p:properties>
 </file>
 
-<file path=customXml/item4.xml><?xml version="1.0" encoding="utf-8"?>
-<b:Sources xmlns:b="http://schemas.openxmlformats.org/officeDocument/2006/bibliography" xmlns="http://schemas.openxmlformats.org/officeDocument/2006/bibliography" SelectedStyle="\APA.XSL" StyleName="APA"/>
+<file path=customXml/itemProps1.xml><?xml version="1.0" encoding="utf-8"?>
+<ds:datastoreItem xmlns:ds="http://schemas.openxmlformats.org/officeDocument/2006/customXml" ds:itemID="{CE50C627-5C93-4CE0-AD1D-070486031441}">
+  <ds:schemaRefs>
+    <ds:schemaRef ds:uri="http://schemas.microsoft.com/sharepoint/v3/contenttype/forms"/>
+  </ds:schemaRefs>
+</ds:datastoreItem>
 </file>
 
-<file path=customXml/itemProps1.xml><?xml version="1.0" encoding="utf-8"?>
+<file path=customXml/itemProps2.xml><?xml version="1.0" encoding="utf-8"?>
 <ds:datastoreItem xmlns:ds="http://schemas.openxmlformats.org/officeDocument/2006/customXml" ds:itemID="{36EDD965-3187-4B60-8C2A-ECD700D1AD28}">
   <ds:schemaRefs>
     <ds:schemaRef ds:uri="http://schemas.microsoft.com/office/2006/metadata/contentType"/>
@@ -42566,15 +39367,15 @@
 </ds:datastoreItem>
 </file>
 
-<file path=customXml/itemProps2.xml><?xml version="1.0" encoding="utf-8"?>
-<ds:datastoreItem xmlns:ds="http://schemas.openxmlformats.org/officeDocument/2006/customXml" ds:itemID="{CE50C627-5C93-4CE0-AD1D-070486031441}">
+<file path=customXml/itemProps3.xml><?xml version="1.0" encoding="utf-8"?>
+<ds:datastoreItem xmlns:ds="http://schemas.openxmlformats.org/officeDocument/2006/customXml" ds:itemID="{24FF6FBE-CB50-43B2-8407-D4CD0C104699}">
   <ds:schemaRefs>
-    <ds:schemaRef ds:uri="http://schemas.microsoft.com/sharepoint/v3/contenttype/forms"/>
+    <ds:schemaRef ds:uri="http://schemas.openxmlformats.org/officeDocument/2006/bibliography"/>
   </ds:schemaRefs>
 </ds:datastoreItem>
 </file>
 
-<file path=customXml/itemProps3.xml><?xml version="1.0" encoding="utf-8"?>
+<file path=customXml/itemProps4.xml><?xml version="1.0" encoding="utf-8"?>
 <ds:datastoreItem xmlns:ds="http://schemas.openxmlformats.org/officeDocument/2006/customXml" ds:itemID="{CA8ABFDC-BC31-4B1F-8F7E-8D0AFD423D46}">
   <ds:schemaRefs>
     <ds:schemaRef ds:uri="http://schemas.microsoft.com/office/2006/metadata/properties"/>
@@ -42583,12 +39384,4 @@
     <ds:schemaRef ds:uri="4e6d6535-c7d2-4235-bc8d-dd57656c6208"/>
   </ds:schemaRefs>
 </ds:datastoreItem>
-</file>
-
-<file path=customXml/itemProps4.xml><?xml version="1.0" encoding="utf-8"?>
-<ds:datastoreItem xmlns:ds="http://schemas.openxmlformats.org/officeDocument/2006/customXml" ds:itemID="{24FF6FBE-CB50-43B2-8407-D4CD0C104699}">
-  <ds:schemaRefs>
-    <ds:schemaRef ds:uri="http://schemas.openxmlformats.org/officeDocument/2006/bibliography"/>
-  </ds:schemaRefs>
-</ds:datastoreItem>
 </file>